--- a/03-振荡电路/02-LC振荡器/考毕兹Colpitts振荡器/考毕兹Colpitts振荡器.docx
+++ b/03-振荡电路/02-LC振荡器/考毕兹Colpitts振荡器/考毕兹Colpitts振荡器.docx
@@ -3379,6 +3379,20 @@
     </w:p>
     <w:bookmarkEnd w:id="26"/>
     <w:bookmarkEnd w:id="27"/>
+    <w:p>
+      <w:pPr>
+        <w:spacing w:before="360"/>
+        <w:jc w:val="center"/>
+      </w:pPr>
+      <w:r>
+        <w:rPr>
+          <w:rFonts w:ascii="Times New Roman" w:hAnsi="Times New Roman"/>
+          <w:color w:val="555555"/>
+          <w:sz w:val="21"/>
+        </w:rPr>
+        <w:t>材料收集者：杜文杰</w:t>
+      </w:r>
+    </w:p>
     <w:sectPr>
       <w:headerReference r:id="rId9" w:type="default"/>
       <w:footerReference r:id="rId10" w:type="default"/>

--- a/03-振荡电路/02-LC振荡器/考毕兹Colpitts振荡器/考毕兹Colpitts振荡器.docx
+++ b/03-振荡电路/02-LC振荡器/考毕兹Colpitts振荡器/考毕兹Colpitts振荡器.docx
@@ -1,6 +1,6 @@
 
 <file path=word/document.xml><?xml version="1.0" encoding="utf-8"?>
-<w:document xmlns:w="http://schemas.openxmlformats.org/wordprocessingml/2006/main" xmlns:m="http://schemas.openxmlformats.org/officeDocument/2006/math" xmlns:r="http://schemas.openxmlformats.org/officeDocument/2006/relationships" xmlns:o="urn:schemas-microsoft-com:office:office" xmlns:v="urn:schemas-microsoft-com:vml" xmlns:w10="urn:schemas-microsoft-com:office:word" xmlns:a="http://schemas.openxmlformats.org/drawingml/2006/main" xmlns:pic="http://schemas.openxmlformats.org/drawingml/2006/picture" xmlns:wp="http://schemas.openxmlformats.org/drawingml/2006/wordprocessingDrawing">
+<w:document xmlns:m="http://schemas.openxmlformats.org/officeDocument/2006/math" xmlns:r="http://schemas.openxmlformats.org/officeDocument/2006/relationships" xmlns:w="http://schemas.openxmlformats.org/wordprocessingml/2006/main" xmlns:o="urn:schemas-microsoft-com:office:office" xmlns:v="urn:schemas-microsoft-com:vml" xmlns:w10="urn:schemas-microsoft-com:office:word" xmlns:a="http://schemas.openxmlformats.org/drawingml/2006/main" xmlns:pic="http://schemas.openxmlformats.org/drawingml/2006/picture" xmlns:wp="http://schemas.openxmlformats.org/drawingml/2006/wordprocessingDrawing">
   <w:body>
     <w:bookmarkStart w:id="27" w:name="考毕兹-colpitts-振荡器"/>
     <w:p>
@@ -9,16 +9,19 @@
       </w:pPr>
       <w:r>
         <w:rPr>
-          <w:rFonts w:hint="eastAsia"/>
+          <w:rFonts w:hint="eastAsia" w:eastAsia="黑体"/>
         </w:rPr>
         <w:t xml:space="preserve">考毕兹</w:t>
       </w:r>
       <w:r>
+        <w:rPr>
+          <w:rFonts w:eastAsia="黑体"/>
+        </w:rPr>
         <w:t xml:space="preserve"> Colpitts </w:t>
       </w:r>
       <w:r>
         <w:rPr>
-          <w:rFonts w:hint="eastAsia"/>
+          <w:rFonts w:hint="eastAsia" w:eastAsia="黑体"/>
         </w:rPr>
         <w:t xml:space="preserve">振荡器</w:t>
       </w:r>
@@ -30,7 +33,7 @@
       </w:pPr>
       <w:r>
         <w:rPr>
-          <w:rFonts w:hint="eastAsia"/>
+          <w:rFonts w:hint="eastAsia" w:eastAsia="黑体"/>
         </w:rPr>
         <w:t xml:space="preserve">拓扑描述</w:t>
       </w:r>
@@ -41,11 +44,14 @@
       </w:pPr>
       <w:r>
         <w:rPr>
-          <w:rFonts w:hint="eastAsia"/>
+          <w:rFonts w:hint="eastAsia" w:eastAsia="黑体"/>
         </w:rPr>
         <w:t xml:space="preserve">考毕兹振荡器由放大管</w:t>
       </w:r>
       <w:r>
+        <w:rPr>
+          <w:rFonts w:eastAsia="黑体"/>
+        </w:rPr>
         <w:t xml:space="preserve"> </w:t>
       </w:r>
       <m:oMath>
@@ -64,29 +70,38 @@
       </m:oMath>
       <w:r>
         <w:rPr>
-          <w:rFonts w:hint="eastAsia"/>
+          <w:rFonts w:hint="eastAsia" w:eastAsia="黑体"/>
         </w:rPr>
         <w:t xml:space="preserve">（BJT</w:t>
       </w:r>
       <w:r>
+        <w:rPr>
+          <w:rFonts w:eastAsia="黑体"/>
+        </w:rPr>
         <w:t xml:space="preserve"> </w:t>
       </w:r>
       <w:r>
         <w:rPr>
-          <w:rFonts w:hint="eastAsia"/>
+          <w:rFonts w:hint="eastAsia" w:eastAsia="黑体"/>
         </w:rPr>
         <w:t xml:space="preserve">或</w:t>
       </w:r>
       <w:r>
+        <w:rPr>
+          <w:rFonts w:eastAsia="黑体"/>
+        </w:rPr>
         <w:t xml:space="preserve"> </w:t>
       </w:r>
       <w:r>
         <w:rPr>
-          <w:rFonts w:hint="eastAsia"/>
+          <w:rFonts w:hint="eastAsia" w:eastAsia="黑体"/>
         </w:rPr>
         <w:t xml:space="preserve">FET）、电感</w:t>
       </w:r>
       <w:r>
+        <w:rPr>
+          <w:rFonts w:eastAsia="黑体"/>
+        </w:rPr>
         <w:t xml:space="preserve"> </w:t>
       </w:r>
       <m:oMath>
@@ -96,11 +111,14 @@
       </m:oMath>
       <w:r>
         <w:rPr>
-          <w:rFonts w:hint="eastAsia"/>
+          <w:rFonts w:hint="eastAsia" w:eastAsia="黑体"/>
         </w:rPr>
         <w:t xml:space="preserve">、电容</w:t>
       </w:r>
       <w:r>
+        <w:rPr>
+          <w:rFonts w:eastAsia="黑体"/>
+        </w:rPr>
         <w:t xml:space="preserve"> </w:t>
       </w:r>
       <m:oMath>
@@ -118,6 +136,9 @@
         </m:sSub>
       </m:oMath>
       <w:r>
+        <w:rPr>
+          <w:rFonts w:eastAsia="黑体"/>
+        </w:rPr>
         <w:t xml:space="preserve">、</w:t>
       </w:r>
       <m:oMath>
@@ -135,15 +156,21 @@
         </m:sSub>
       </m:oMath>
       <w:r>
+        <w:rPr>
+          <w:rFonts w:eastAsia="黑体"/>
+        </w:rPr>
         <w:t xml:space="preserve"> </w:t>
       </w:r>
       <w:r>
         <w:rPr>
-          <w:rFonts w:hint="eastAsia"/>
+          <w:rFonts w:hint="eastAsia" w:eastAsia="黑体"/>
         </w:rPr>
         <w:t xml:space="preserve">及偏置电阻组成。节点定义如下：集电极/漏极节点</w:t>
       </w:r>
       <w:r>
+        <w:rPr>
+          <w:rFonts w:eastAsia="黑体"/>
+        </w:rPr>
         <w:t xml:space="preserve"> </w:t>
       </w:r>
       <m:oMath>
@@ -161,15 +188,21 @@
         </m:sSub>
       </m:oMath>
       <w:r>
+        <w:rPr>
+          <w:rFonts w:eastAsia="黑体"/>
+        </w:rPr>
         <w:t xml:space="preserve"> </w:t>
       </w:r>
       <w:r>
         <w:rPr>
-          <w:rFonts w:hint="eastAsia"/>
+          <w:rFonts w:hint="eastAsia" w:eastAsia="黑体"/>
         </w:rPr>
         <w:t xml:space="preserve">接</w:t>
       </w:r>
       <w:r>
+        <w:rPr>
+          <w:rFonts w:eastAsia="黑体"/>
+        </w:rPr>
         <w:t xml:space="preserve"> </w:t>
       </w:r>
       <m:oMath>
@@ -178,15 +211,21 @@
         </m:r>
       </m:oMath>
       <w:r>
+        <w:rPr>
+          <w:rFonts w:eastAsia="黑体"/>
+        </w:rPr>
         <w:t xml:space="preserve"> </w:t>
       </w:r>
       <w:r>
         <w:rPr>
-          <w:rFonts w:hint="eastAsia"/>
+          <w:rFonts w:hint="eastAsia" w:eastAsia="黑体"/>
         </w:rPr>
         <w:t xml:space="preserve">上端；基极/栅极节点</w:t>
       </w:r>
       <w:r>
+        <w:rPr>
+          <w:rFonts w:eastAsia="黑体"/>
+        </w:rPr>
         <w:t xml:space="preserve"> </w:t>
       </w:r>
       <m:oMath>
@@ -204,15 +243,21 @@
         </m:sSub>
       </m:oMath>
       <w:r>
+        <w:rPr>
+          <w:rFonts w:eastAsia="黑体"/>
+        </w:rPr>
         <w:t xml:space="preserve"> </w:t>
       </w:r>
       <w:r>
         <w:rPr>
-          <w:rFonts w:hint="eastAsia"/>
+          <w:rFonts w:hint="eastAsia" w:eastAsia="黑体"/>
         </w:rPr>
         <w:t xml:space="preserve">接</w:t>
       </w:r>
       <w:r>
+        <w:rPr>
+          <w:rFonts w:eastAsia="黑体"/>
+        </w:rPr>
         <w:t xml:space="preserve"> </w:t>
       </w:r>
       <m:oMath>
@@ -230,15 +275,21 @@
         </m:sSub>
       </m:oMath>
       <w:r>
+        <w:rPr>
+          <w:rFonts w:eastAsia="黑体"/>
+        </w:rPr>
         <w:t xml:space="preserve"> </w:t>
       </w:r>
       <w:r>
         <w:rPr>
-          <w:rFonts w:hint="eastAsia"/>
+          <w:rFonts w:hint="eastAsia" w:eastAsia="黑体"/>
         </w:rPr>
         <w:t xml:space="preserve">上端（反馈端）；发射极/源极节点</w:t>
       </w:r>
       <w:r>
+        <w:rPr>
+          <w:rFonts w:eastAsia="黑体"/>
+        </w:rPr>
         <w:t xml:space="preserve"> </w:t>
       </w:r>
       <m:oMath>
@@ -256,15 +307,21 @@
         </m:sSub>
       </m:oMath>
       <w:r>
+        <w:rPr>
+          <w:rFonts w:eastAsia="黑体"/>
+        </w:rPr>
         <w:t xml:space="preserve"> </w:t>
       </w:r>
       <w:r>
         <w:rPr>
-          <w:rFonts w:hint="eastAsia"/>
+          <w:rFonts w:hint="eastAsia" w:eastAsia="黑体"/>
         </w:rPr>
         <w:t xml:space="preserve">接</w:t>
       </w:r>
       <w:r>
+        <w:rPr>
+          <w:rFonts w:eastAsia="黑体"/>
+        </w:rPr>
         <w:t xml:space="preserve"> </w:t>
       </w:r>
       <m:oMath>
@@ -282,15 +339,21 @@
         </m:sSub>
       </m:oMath>
       <w:r>
+        <w:rPr>
+          <w:rFonts w:eastAsia="黑体"/>
+        </w:rPr>
         <w:t xml:space="preserve"> </w:t>
       </w:r>
       <w:r>
         <w:rPr>
-          <w:rFonts w:hint="eastAsia"/>
+          <w:rFonts w:hint="eastAsia" w:eastAsia="黑体"/>
         </w:rPr>
         <w:t xml:space="preserve">上端；电容分压中点节点</w:t>
       </w:r>
       <w:r>
+        <w:rPr>
+          <w:rFonts w:eastAsia="黑体"/>
+        </w:rPr>
         <w:t xml:space="preserve"> </w:t>
       </w:r>
       <m:oMath>
@@ -314,15 +377,21 @@
         </m:sSub>
       </m:oMath>
       <w:r>
+        <w:rPr>
+          <w:rFonts w:eastAsia="黑体"/>
+        </w:rPr>
         <w:t xml:space="preserve"> </w:t>
       </w:r>
       <w:r>
         <w:rPr>
-          <w:rFonts w:hint="eastAsia"/>
+          <w:rFonts w:hint="eastAsia" w:eastAsia="黑体"/>
         </w:rPr>
         <w:t xml:space="preserve">为</w:t>
       </w:r>
       <w:r>
+        <w:rPr>
+          <w:rFonts w:eastAsia="黑体"/>
+        </w:rPr>
         <w:t xml:space="preserve"> </w:t>
       </w:r>
       <m:oMath>
@@ -340,15 +409,21 @@
         </m:sSub>
       </m:oMath>
       <w:r>
+        <w:rPr>
+          <w:rFonts w:eastAsia="黑体"/>
+        </w:rPr>
         <w:t xml:space="preserve"> </w:t>
       </w:r>
       <w:r>
         <w:rPr>
-          <w:rFonts w:hint="eastAsia"/>
+          <w:rFonts w:hint="eastAsia" w:eastAsia="黑体"/>
         </w:rPr>
         <w:t xml:space="preserve">与</w:t>
       </w:r>
       <w:r>
+        <w:rPr>
+          <w:rFonts w:eastAsia="黑体"/>
+        </w:rPr>
         <w:t xml:space="preserve"> </w:t>
       </w:r>
       <m:oMath>
@@ -366,15 +441,21 @@
         </m:sSub>
       </m:oMath>
       <w:r>
+        <w:rPr>
+          <w:rFonts w:eastAsia="黑体"/>
+        </w:rPr>
         <w:t xml:space="preserve"> </w:t>
       </w:r>
       <w:r>
         <w:rPr>
-          <w:rFonts w:hint="eastAsia"/>
+          <w:rFonts w:hint="eastAsia" w:eastAsia="黑体"/>
         </w:rPr>
         <w:t xml:space="preserve">的串联点；电源节点</w:t>
       </w:r>
       <w:r>
+        <w:rPr>
+          <w:rFonts w:eastAsia="黑体"/>
+        </w:rPr>
         <w:t xml:space="preserve"> </w:t>
       </w:r>
       <m:oMath>
@@ -395,15 +476,21 @@
         </m:sSub>
       </m:oMath>
       <w:r>
+        <w:rPr>
+          <w:rFonts w:eastAsia="黑体"/>
+        </w:rPr>
         <w:t xml:space="preserve"> </w:t>
       </w:r>
       <w:r>
         <w:rPr>
-          <w:rFonts w:hint="eastAsia"/>
+          <w:rFonts w:hint="eastAsia" w:eastAsia="黑体"/>
         </w:rPr>
         <w:t xml:space="preserve">为回路供电端（经射频扼流圈接</w:t>
       </w:r>
       <w:r>
+        <w:rPr>
+          <w:rFonts w:eastAsia="黑体"/>
+        </w:rPr>
         <w:t xml:space="preserve"> </w:t>
       </w:r>
       <m:oMath>
@@ -412,24 +499,33 @@
         </m:r>
       </m:oMath>
       <w:r>
+        <w:rPr>
+          <w:rFonts w:eastAsia="黑体"/>
+        </w:rPr>
         <w:t xml:space="preserve"> </w:t>
       </w:r>
       <w:r>
         <w:rPr>
-          <w:rFonts w:hint="eastAsia"/>
+          <w:rFonts w:hint="eastAsia" w:eastAsia="黑体"/>
         </w:rPr>
         <w:t xml:space="preserve">上端）；地节点</w:t>
       </w:r>
       <w:r>
+        <w:rPr>
+          <w:rFonts w:eastAsia="黑体"/>
+        </w:rPr>
         <w:t xml:space="preserve"> GND </w:t>
       </w:r>
       <w:r>
         <w:rPr>
-          <w:rFonts w:hint="eastAsia"/>
+          <w:rFonts w:hint="eastAsia" w:eastAsia="黑体"/>
         </w:rPr>
         <w:t xml:space="preserve">汇集</w:t>
       </w:r>
       <w:r>
+        <w:rPr>
+          <w:rFonts w:eastAsia="黑体"/>
+        </w:rPr>
         <w:t xml:space="preserve"> </w:t>
       </w:r>
       <m:oMath>
@@ -447,11 +543,14 @@
         </m:sSub>
       </m:oMath>
       <w:r>
+        <w:rPr>
+          <w:rFonts w:eastAsia="黑体"/>
+        </w:rPr>
         <w:t xml:space="preserve"> </w:t>
       </w:r>
       <w:r>
         <w:rPr>
-          <w:rFonts w:hint="eastAsia"/>
+          <w:rFonts w:hint="eastAsia" w:eastAsia="黑体"/>
         </w:rPr>
         <w:t xml:space="preserve">发射极/源极回路与电容冷端。</w:t>
       </w:r>
@@ -460,7 +559,7 @@
       <w:pPr/>
       <w:r>
         <w:rPr>
-          <w:rFonts w:hint="eastAsia"/>
+          <w:rFonts w:hint="eastAsia" w:eastAsia="黑体"/>
         </w:rPr>
         <w:t xml:space="preserve">各元件管脚连接：</w:t>
       </w:r>
@@ -479,24 +578,33 @@
         </m:sSub>
       </m:oMath>
       <w:r>
+        <w:rPr>
+          <w:rFonts w:eastAsia="黑体"/>
+        </w:rPr>
         <w:t xml:space="preserve"> </w:t>
       </w:r>
       <w:r>
         <w:rPr>
-          <w:rFonts w:hint="eastAsia"/>
+          <w:rFonts w:hint="eastAsia" w:eastAsia="黑体"/>
         </w:rPr>
         <w:t xml:space="preserve">的</w:t>
       </w:r>
       <w:r>
+        <w:rPr>
+          <w:rFonts w:eastAsia="黑体"/>
+        </w:rPr>
         <w:t xml:space="preserve"> B </w:t>
       </w:r>
       <w:r>
         <w:rPr>
-          <w:rFonts w:hint="eastAsia"/>
+          <w:rFonts w:hint="eastAsia" w:eastAsia="黑体"/>
         </w:rPr>
         <w:t xml:space="preserve">接</w:t>
       </w:r>
       <w:r>
+        <w:rPr>
+          <w:rFonts w:eastAsia="黑体"/>
+        </w:rPr>
         <w:t xml:space="preserve"> </w:t>
       </w:r>
       <m:oMath>
@@ -515,20 +623,26 @@
       </m:oMath>
       <w:r>
         <w:rPr>
-          <w:rFonts w:hint="eastAsia"/>
+          <w:rFonts w:hint="eastAsia" w:eastAsia="黑体"/>
         </w:rPr>
         <w:t xml:space="preserve">，C</w:t>
       </w:r>
       <w:r>
+        <w:rPr>
+          <w:rFonts w:eastAsia="黑体"/>
+        </w:rPr>
         <w:t xml:space="preserve"> </w:t>
       </w:r>
       <w:r>
         <w:rPr>
-          <w:rFonts w:hint="eastAsia"/>
+          <w:rFonts w:hint="eastAsia" w:eastAsia="黑体"/>
         </w:rPr>
         <w:t xml:space="preserve">接</w:t>
       </w:r>
       <w:r>
+        <w:rPr>
+          <w:rFonts w:eastAsia="黑体"/>
+        </w:rPr>
         <w:t xml:space="preserve"> </w:t>
       </w:r>
       <m:oMath>
@@ -547,20 +661,26 @@
       </m:oMath>
       <w:r>
         <w:rPr>
-          <w:rFonts w:hint="eastAsia"/>
+          <w:rFonts w:hint="eastAsia" w:eastAsia="黑体"/>
         </w:rPr>
         <w:t xml:space="preserve">，E</w:t>
       </w:r>
       <w:r>
+        <w:rPr>
+          <w:rFonts w:eastAsia="黑体"/>
+        </w:rPr>
         <w:t xml:space="preserve"> </w:t>
       </w:r>
       <w:r>
         <w:rPr>
-          <w:rFonts w:hint="eastAsia"/>
+          <w:rFonts w:hint="eastAsia" w:eastAsia="黑体"/>
         </w:rPr>
         <w:t xml:space="preserve">接</w:t>
       </w:r>
       <w:r>
+        <w:rPr>
+          <w:rFonts w:eastAsia="黑体"/>
+        </w:rPr>
         <w:t xml:space="preserve"> </w:t>
       </w:r>
       <m:oMath>
@@ -579,29 +699,38 @@
       </m:oMath>
       <w:r>
         <w:rPr>
-          <w:rFonts w:hint="eastAsia"/>
+          <w:rFonts w:hint="eastAsia" w:eastAsia="黑体"/>
         </w:rPr>
         <w:t xml:space="preserve">（FET</w:t>
       </w:r>
       <w:r>
+        <w:rPr>
+          <w:rFonts w:eastAsia="黑体"/>
+        </w:rPr>
         <w:t xml:space="preserve"> </w:t>
       </w:r>
       <w:r>
         <w:rPr>
-          <w:rFonts w:hint="eastAsia"/>
+          <w:rFonts w:hint="eastAsia" w:eastAsia="黑体"/>
         </w:rPr>
         <w:t xml:space="preserve">对应</w:t>
       </w:r>
       <w:r>
+        <w:rPr>
+          <w:rFonts w:eastAsia="黑体"/>
+        </w:rPr>
         <w:t xml:space="preserve"> </w:t>
       </w:r>
       <w:r>
         <w:rPr>
-          <w:rFonts w:hint="eastAsia"/>
+          <w:rFonts w:hint="eastAsia" w:eastAsia="黑体"/>
         </w:rPr>
         <w:t xml:space="preserve">G/D/S）；电感</w:t>
       </w:r>
       <w:r>
+        <w:rPr>
+          <w:rFonts w:eastAsia="黑体"/>
+        </w:rPr>
         <w:t xml:space="preserve"> </w:t>
       </w:r>
       <m:oMath>
@@ -610,15 +739,21 @@
         </m:r>
       </m:oMath>
       <w:r>
+        <w:rPr>
+          <w:rFonts w:eastAsia="黑体"/>
+        </w:rPr>
         <w:t xml:space="preserve"> </w:t>
       </w:r>
       <w:r>
         <w:rPr>
-          <w:rFonts w:hint="eastAsia"/>
+          <w:rFonts w:hint="eastAsia" w:eastAsia="黑体"/>
         </w:rPr>
         <w:t xml:space="preserve">一端接</w:t>
       </w:r>
       <w:r>
+        <w:rPr>
+          <w:rFonts w:eastAsia="黑体"/>
+        </w:rPr>
         <w:t xml:space="preserve"> </w:t>
       </w:r>
       <m:oMath>
@@ -637,11 +772,14 @@
       </m:oMath>
       <w:r>
         <w:rPr>
-          <w:rFonts w:hint="eastAsia"/>
+          <w:rFonts w:hint="eastAsia" w:eastAsia="黑体"/>
         </w:rPr>
         <w:t xml:space="preserve">、另一端接</w:t>
       </w:r>
       <w:r>
+        <w:rPr>
+          <w:rFonts w:eastAsia="黑体"/>
+        </w:rPr>
         <w:t xml:space="preserve"> </w:t>
       </w:r>
       <m:oMath>
@@ -660,11 +798,14 @@
       </m:oMath>
       <w:r>
         <w:rPr>
-          <w:rFonts w:hint="eastAsia"/>
+          <w:rFonts w:hint="eastAsia" w:eastAsia="黑体"/>
         </w:rPr>
         <w:t xml:space="preserve">；电容</w:t>
       </w:r>
       <w:r>
+        <w:rPr>
+          <w:rFonts w:eastAsia="黑体"/>
+        </w:rPr>
         <w:t xml:space="preserve"> </w:t>
       </w:r>
       <m:oMath>
@@ -682,15 +823,21 @@
         </m:sSub>
       </m:oMath>
       <w:r>
+        <w:rPr>
+          <w:rFonts w:eastAsia="黑体"/>
+        </w:rPr>
         <w:t xml:space="preserve"> </w:t>
       </w:r>
       <w:r>
         <w:rPr>
-          <w:rFonts w:hint="eastAsia"/>
+          <w:rFonts w:hint="eastAsia" w:eastAsia="黑体"/>
         </w:rPr>
         <w:t xml:space="preserve">一端接</w:t>
       </w:r>
       <w:r>
+        <w:rPr>
+          <w:rFonts w:eastAsia="黑体"/>
+        </w:rPr>
         <w:t xml:space="preserve"> </w:t>
       </w:r>
       <m:oMath>
@@ -709,11 +856,14 @@
       </m:oMath>
       <w:r>
         <w:rPr>
-          <w:rFonts w:hint="eastAsia"/>
+          <w:rFonts w:hint="eastAsia" w:eastAsia="黑体"/>
         </w:rPr>
         <w:t xml:space="preserve">、另一端接</w:t>
       </w:r>
       <w:r>
+        <w:rPr>
+          <w:rFonts w:eastAsia="黑体"/>
+        </w:rPr>
         <w:t xml:space="preserve"> </w:t>
       </w:r>
       <m:oMath>
@@ -738,11 +888,14 @@
       </m:oMath>
       <w:r>
         <w:rPr>
-          <w:rFonts w:hint="eastAsia"/>
+          <w:rFonts w:hint="eastAsia" w:eastAsia="黑体"/>
         </w:rPr>
         <w:t xml:space="preserve">；电容</w:t>
       </w:r>
       <w:r>
+        <w:rPr>
+          <w:rFonts w:eastAsia="黑体"/>
+        </w:rPr>
         <w:t xml:space="preserve"> </w:t>
       </w:r>
       <m:oMath>
@@ -760,15 +913,21 @@
         </m:sSub>
       </m:oMath>
       <w:r>
+        <w:rPr>
+          <w:rFonts w:eastAsia="黑体"/>
+        </w:rPr>
         <w:t xml:space="preserve"> </w:t>
       </w:r>
       <w:r>
         <w:rPr>
-          <w:rFonts w:hint="eastAsia"/>
+          <w:rFonts w:hint="eastAsia" w:eastAsia="黑体"/>
         </w:rPr>
         <w:t xml:space="preserve">一端接</w:t>
       </w:r>
       <w:r>
+        <w:rPr>
+          <w:rFonts w:eastAsia="黑体"/>
+        </w:rPr>
         <w:t xml:space="preserve"> </w:t>
       </w:r>
       <m:oMath>
@@ -793,11 +952,14 @@
       </m:oMath>
       <w:r>
         <w:rPr>
-          <w:rFonts w:hint="eastAsia"/>
+          <w:rFonts w:hint="eastAsia" w:eastAsia="黑体"/>
         </w:rPr>
         <w:t xml:space="preserve">、另一端接</w:t>
       </w:r>
       <w:r>
+        <w:rPr>
+          <w:rFonts w:eastAsia="黑体"/>
+        </w:rPr>
         <w:t xml:space="preserve"> </w:t>
       </w:r>
       <m:oMath>
@@ -816,7 +978,7 @@
       </m:oMath>
       <w:r>
         <w:rPr>
-          <w:rFonts w:hint="eastAsia"/>
+          <w:rFonts w:hint="eastAsia" w:eastAsia="黑体"/>
         </w:rPr>
         <w:t xml:space="preserve">（或都接到交直流地，</w:t>
       </w:r>
@@ -841,15 +1003,21 @@
         </m:sSub>
       </m:oMath>
       <w:r>
+        <w:rPr>
+          <w:rFonts w:eastAsia="黑体"/>
+        </w:rPr>
         <w:t xml:space="preserve"> </w:t>
       </w:r>
       <w:r>
         <w:rPr>
-          <w:rFonts w:hint="eastAsia"/>
+          <w:rFonts w:hint="eastAsia" w:eastAsia="黑体"/>
         </w:rPr>
         <w:t xml:space="preserve">即</w:t>
       </w:r>
       <w:r>
+        <w:rPr>
+          <w:rFonts w:eastAsia="黑体"/>
+        </w:rPr>
         <w:t xml:space="preserve"> </w:t>
       </w:r>
       <m:oMath>
@@ -867,6 +1035,9 @@
         </m:sSub>
       </m:oMath>
       <w:r>
+        <w:rPr>
+          <w:rFonts w:eastAsia="黑体"/>
+        </w:rPr>
         <w:t xml:space="preserve">、</w:t>
       </w:r>
       <m:oMath>
@@ -884,15 +1055,21 @@
         </m:sSub>
       </m:oMath>
       <w:r>
+        <w:rPr>
+          <w:rFonts w:eastAsia="黑体"/>
+        </w:rPr>
         <w:t xml:space="preserve"> </w:t>
       </w:r>
       <w:r>
         <w:rPr>
-          <w:rFonts w:hint="eastAsia"/>
+          <w:rFonts w:hint="eastAsia" w:eastAsia="黑体"/>
         </w:rPr>
         <w:t xml:space="preserve">分压中点，反馈取自</w:t>
       </w:r>
       <w:r>
+        <w:rPr>
+          <w:rFonts w:eastAsia="黑体"/>
+        </w:rPr>
         <w:t xml:space="preserve"> </w:t>
       </w:r>
       <m:oMath>
@@ -910,15 +1087,21 @@
         </m:sSub>
       </m:oMath>
       <w:r>
+        <w:rPr>
+          <w:rFonts w:eastAsia="黑体"/>
+        </w:rPr>
         <w:t xml:space="preserve"> </w:t>
       </w:r>
       <w:r>
         <w:rPr>
-          <w:rFonts w:hint="eastAsia"/>
+          <w:rFonts w:hint="eastAsia" w:eastAsia="黑体"/>
         </w:rPr>
         <w:t xml:space="preserve">上端</w:t>
       </w:r>
       <w:r>
+        <w:rPr>
+          <w:rFonts w:eastAsia="黑体"/>
+        </w:rPr>
         <w:t xml:space="preserve"> </w:t>
       </w:r>
       <m:oMath>
@@ -936,11 +1119,14 @@
         </m:sSub>
       </m:oMath>
       <w:r>
+        <w:rPr>
+          <w:rFonts w:eastAsia="黑体"/>
+        </w:rPr>
         <w:t xml:space="preserve"> </w:t>
       </w:r>
       <w:r>
         <w:rPr>
-          <w:rFonts w:hint="eastAsia"/>
+          <w:rFonts w:hint="eastAsia" w:eastAsia="黑体"/>
         </w:rPr>
         <w:t xml:space="preserve">与地之间）；</w:t>
       </w:r>
@@ -950,6 +1136,9 @@
         </m:r>
       </m:oMath>
       <w:r>
+        <w:rPr>
+          <w:rFonts w:eastAsia="黑体"/>
+        </w:rPr>
         <w:t xml:space="preserve">、</w:t>
       </w:r>
       <m:oMath>
@@ -967,6 +1156,9 @@
         </m:sSub>
       </m:oMath>
       <w:r>
+        <w:rPr>
+          <w:rFonts w:eastAsia="黑体"/>
+        </w:rPr>
         <w:t xml:space="preserve">、</w:t>
       </w:r>
       <m:oMath>
@@ -984,15 +1176,21 @@
         </m:sSub>
       </m:oMath>
       <w:r>
+        <w:rPr>
+          <w:rFonts w:eastAsia="黑体"/>
+        </w:rPr>
         <w:t xml:space="preserve"> </w:t>
       </w:r>
       <w:r>
         <w:rPr>
-          <w:rFonts w:hint="eastAsia"/>
+          <w:rFonts w:hint="eastAsia" w:eastAsia="黑体"/>
         </w:rPr>
         <w:t xml:space="preserve">三者并联谐振，其中</w:t>
       </w:r>
       <w:r>
+        <w:rPr>
+          <w:rFonts w:eastAsia="黑体"/>
+        </w:rPr>
         <w:t xml:space="preserve"> </w:t>
       </w:r>
       <m:oMath>
@@ -1010,6 +1208,9 @@
         </m:sSub>
       </m:oMath>
       <w:r>
+        <w:rPr>
+          <w:rFonts w:eastAsia="黑体"/>
+        </w:rPr>
         <w:t xml:space="preserve">、</w:t>
       </w:r>
       <m:oMath>
@@ -1027,15 +1228,21 @@
         </m:sSub>
       </m:oMath>
       <w:r>
+        <w:rPr>
+          <w:rFonts w:eastAsia="黑体"/>
+        </w:rPr>
         <w:t xml:space="preserve"> </w:t>
       </w:r>
       <w:r>
         <w:rPr>
-          <w:rFonts w:hint="eastAsia"/>
+          <w:rFonts w:hint="eastAsia" w:eastAsia="黑体"/>
         </w:rPr>
         <w:t xml:space="preserve">串联等效电容</w:t>
       </w:r>
       <w:r>
+        <w:rPr>
+          <w:rFonts w:eastAsia="黑体"/>
+        </w:rPr>
         <w:t xml:space="preserve"> </w:t>
       </w:r>
       <m:oMath>
@@ -1134,15 +1341,21 @@
         </m:r>
       </m:oMath>
       <w:r>
+        <w:rPr>
+          <w:rFonts w:eastAsia="黑体"/>
+        </w:rPr>
         <w:t xml:space="preserve"> </w:t>
       </w:r>
       <w:r>
         <w:rPr>
-          <w:rFonts w:hint="eastAsia"/>
+          <w:rFonts w:hint="eastAsia" w:eastAsia="黑体"/>
         </w:rPr>
         <w:t xml:space="preserve">与</w:t>
       </w:r>
       <w:r>
+        <w:rPr>
+          <w:rFonts w:eastAsia="黑体"/>
+        </w:rPr>
         <w:t xml:space="preserve"> </w:t>
       </w:r>
       <m:oMath>
@@ -1151,11 +1364,14 @@
         </m:r>
       </m:oMath>
       <w:r>
+        <w:rPr>
+          <w:rFonts w:eastAsia="黑体"/>
+        </w:rPr>
         <w:t xml:space="preserve"> </w:t>
       </w:r>
       <w:r>
         <w:rPr>
-          <w:rFonts w:hint="eastAsia"/>
+          <w:rFonts w:hint="eastAsia" w:eastAsia="黑体"/>
         </w:rPr>
         <w:t xml:space="preserve">谐振。</w:t>
       </w:r>
@@ -1164,16 +1380,19 @@
       <w:pPr/>
       <w:r>
         <w:rPr>
-          <w:rFonts w:hint="eastAsia"/>
+          <w:rFonts w:hint="eastAsia" w:eastAsia="黑体"/>
         </w:rPr>
         <w:t xml:space="preserve">该电路为电容三点式</w:t>
       </w:r>
       <w:r>
+        <w:rPr>
+          <w:rFonts w:eastAsia="黑体"/>
+        </w:rPr>
         <w:t xml:space="preserve"> LC </w:t>
       </w:r>
       <w:r>
         <w:rPr>
-          <w:rFonts w:hint="eastAsia"/>
+          <w:rFonts w:hint="eastAsia" w:eastAsia="黑体"/>
         </w:rPr>
         <w:t xml:space="preserve">振荡器，</w:t>
       </w:r>
@@ -1192,6 +1411,9 @@
         </m:sSub>
       </m:oMath>
       <w:r>
+        <w:rPr>
+          <w:rFonts w:eastAsia="黑体"/>
+        </w:rPr>
         <w:t xml:space="preserve">、</w:t>
       </w:r>
       <m:oMath>
@@ -1209,15 +1431,21 @@
         </m:sSub>
       </m:oMath>
       <w:r>
+        <w:rPr>
+          <w:rFonts w:eastAsia="黑体"/>
+        </w:rPr>
         <w:t xml:space="preserve"> </w:t>
       </w:r>
       <w:r>
         <w:rPr>
-          <w:rFonts w:hint="eastAsia"/>
+          <w:rFonts w:hint="eastAsia" w:eastAsia="黑体"/>
         </w:rPr>
         <w:t xml:space="preserve">电容分压提供反馈，反馈系数</w:t>
       </w:r>
       <w:r>
+        <w:rPr>
+          <w:rFonts w:eastAsia="黑体"/>
+        </w:rPr>
         <w:t xml:space="preserve"> </w:t>
       </w:r>
       <m:oMath>
@@ -1263,11 +1491,14 @@
       </m:oMath>
       <w:r>
         <w:rPr>
-          <w:rFonts w:hint="eastAsia"/>
+          <w:rFonts w:hint="eastAsia" w:eastAsia="黑体"/>
         </w:rPr>
         <w:t xml:space="preserve">，在</w:t>
       </w:r>
       <w:r>
+        <w:rPr>
+          <w:rFonts w:eastAsia="黑体"/>
+        </w:rPr>
         <w:t xml:space="preserve"> </w:t>
       </w:r>
       <m:oMath>
@@ -1285,11 +1516,14 @@
         </m:sSub>
       </m:oMath>
       <w:r>
+        <w:rPr>
+          <w:rFonts w:eastAsia="黑体"/>
+        </w:rPr>
         <w:t xml:space="preserve"> </w:t>
       </w:r>
       <w:r>
         <w:rPr>
-          <w:rFonts w:hint="eastAsia"/>
+          <w:rFonts w:hint="eastAsia" w:eastAsia="黑体"/>
         </w:rPr>
         <w:t xml:space="preserve">处维持正反馈振荡。</w:t>
       </w:r>
@@ -1302,7 +1536,7 @@
       </w:pPr>
       <w:r>
         <w:rPr>
-          <w:rFonts w:hint="eastAsia"/>
+          <w:rFonts w:hint="eastAsia" w:eastAsia="黑体"/>
         </w:rPr>
         <w:t xml:space="preserve">工作原理</w:t>
       </w:r>
@@ -1313,11 +1547,14 @@
       </w:pPr>
       <w:r>
         <w:rPr>
-          <w:rFonts w:hint="eastAsia"/>
+          <w:rFonts w:hint="eastAsia" w:eastAsia="黑体"/>
         </w:rPr>
         <w:t xml:space="preserve">回路以</w:t>
       </w:r>
       <w:r>
+        <w:rPr>
+          <w:rFonts w:eastAsia="黑体"/>
+        </w:rPr>
         <w:t xml:space="preserve"> </w:t>
       </w:r>
       <m:oMath>
@@ -1326,15 +1563,21 @@
         </m:r>
       </m:oMath>
       <w:r>
+        <w:rPr>
+          <w:rFonts w:eastAsia="黑体"/>
+        </w:rPr>
         <w:t xml:space="preserve"> </w:t>
       </w:r>
       <w:r>
         <w:rPr>
-          <w:rFonts w:hint="eastAsia"/>
+          <w:rFonts w:hint="eastAsia" w:eastAsia="黑体"/>
         </w:rPr>
         <w:t xml:space="preserve">与</w:t>
       </w:r>
       <w:r>
+        <w:rPr>
+          <w:rFonts w:eastAsia="黑体"/>
+        </w:rPr>
         <w:t xml:space="preserve"> </w:t>
       </w:r>
       <m:oMath>
@@ -1352,6 +1595,9 @@
         </m:sSub>
       </m:oMath>
       <w:r>
+        <w:rPr>
+          <w:rFonts w:eastAsia="黑体"/>
+        </w:rPr>
         <w:t xml:space="preserve">、</w:t>
       </w:r>
       <m:oMath>
@@ -1369,15 +1615,21 @@
         </m:sSub>
       </m:oMath>
       <w:r>
+        <w:rPr>
+          <w:rFonts w:eastAsia="黑体"/>
+        </w:rPr>
         <w:t xml:space="preserve"> </w:t>
       </w:r>
       <w:r>
         <w:rPr>
-          <w:rFonts w:hint="eastAsia"/>
+          <w:rFonts w:hint="eastAsia" w:eastAsia="黑体"/>
         </w:rPr>
         <w:t xml:space="preserve">的串联等效电容</w:t>
       </w:r>
       <w:r>
+        <w:rPr>
+          <w:rFonts w:eastAsia="黑体"/>
+        </w:rPr>
         <w:t xml:space="preserve"> </w:t>
       </w:r>
       <m:oMath>
@@ -1398,15 +1650,21 @@
         </m:sSub>
       </m:oMath>
       <w:r>
+        <w:rPr>
+          <w:rFonts w:eastAsia="黑体"/>
+        </w:rPr>
         <w:t xml:space="preserve"> </w:t>
       </w:r>
       <w:r>
         <w:rPr>
-          <w:rFonts w:hint="eastAsia"/>
+          <w:rFonts w:hint="eastAsia" w:eastAsia="黑体"/>
         </w:rPr>
         <w:t xml:space="preserve">谐振，产生振荡频率</w:t>
       </w:r>
       <w:r>
+        <w:rPr>
+          <w:rFonts w:eastAsia="黑体"/>
+        </w:rPr>
         <w:t xml:space="preserve"> </w:t>
       </w:r>
       <m:oMath>
@@ -1425,7 +1683,7 @@
       </m:oMath>
       <w:r>
         <w:rPr>
-          <w:rFonts w:hint="eastAsia"/>
+          <w:rFonts w:hint="eastAsia" w:eastAsia="黑体"/>
         </w:rPr>
         <w:t xml:space="preserve">；</w:t>
       </w:r>
@@ -1444,6 +1702,9 @@
         </m:sSub>
       </m:oMath>
       <w:r>
+        <w:rPr>
+          <w:rFonts w:eastAsia="黑体"/>
+        </w:rPr>
         <w:t xml:space="preserve">、</w:t>
       </w:r>
       <m:oMath>
@@ -1461,20 +1722,26 @@
         </m:sSub>
       </m:oMath>
       <w:r>
+        <w:rPr>
+          <w:rFonts w:eastAsia="黑体"/>
+        </w:rPr>
         <w:t xml:space="preserve"> </w:t>
       </w:r>
       <w:r>
         <w:rPr>
-          <w:rFonts w:hint="eastAsia"/>
+          <w:rFonts w:hint="eastAsia" w:eastAsia="黑体"/>
         </w:rPr>
         <w:t xml:space="preserve">构成电容分压，把回路能量的一部分反馈到输入端，只要反馈量足够、环路增益</w:t>
       </w:r>
       <w:r>
+        <w:rPr>
+          <w:rFonts w:eastAsia="黑体"/>
+        </w:rPr>
         <w:t xml:space="preserve"> ≥ </w:t>
       </w:r>
       <w:r>
         <w:rPr>
-          <w:rFonts w:hint="eastAsia"/>
+          <w:rFonts w:hint="eastAsia" w:eastAsia="黑体"/>
         </w:rPr>
         <w:t xml:space="preserve">1，就能维持等幅振荡。</w:t>
       </w:r>
@@ -1487,7 +1754,7 @@
       </w:pPr>
       <w:r>
         <w:rPr>
-          <w:rFonts w:hint="eastAsia"/>
+          <w:rFonts w:hint="eastAsia" w:eastAsia="黑体"/>
         </w:rPr>
         <w:t xml:space="preserve">关键计算公式</w:t>
       </w:r>
@@ -1501,7 +1768,7 @@
       </w:pPr>
       <w:r>
         <w:rPr>
-          <w:rFonts w:hint="eastAsia"/>
+          <w:rFonts w:hint="eastAsia" w:eastAsia="黑体"/>
         </w:rPr>
         <w:t xml:space="preserve">振荡频率：</w:t>
       </w:r>
@@ -1689,7 +1956,7 @@
       </w:pPr>
       <w:r>
         <w:rPr>
-          <w:rFonts w:hint="eastAsia"/>
+          <w:rFonts w:hint="eastAsia" w:eastAsia="黑体"/>
         </w:rPr>
         <w:t xml:space="preserve">反馈系数（约等于）：</w:t>
       </w:r>
@@ -1758,7 +2025,7 @@
       </w:pPr>
       <w:r>
         <w:rPr>
-          <w:rFonts w:hint="eastAsia"/>
+          <w:rFonts w:hint="eastAsia" w:eastAsia="黑体"/>
         </w:rPr>
         <w:t xml:space="preserve">电容分压比（</w:t>
       </w:r>
@@ -1777,11 +2044,14 @@
         </m:sSub>
       </m:oMath>
       <w:r>
+        <w:rPr>
+          <w:rFonts w:eastAsia="黑体"/>
+        </w:rPr>
         <w:t xml:space="preserve"> </w:t>
       </w:r>
       <w:r>
         <w:rPr>
-          <w:rFonts w:hint="eastAsia"/>
+          <w:rFonts w:hint="eastAsia" w:eastAsia="黑体"/>
         </w:rPr>
         <w:t xml:space="preserve">两端分得的电压比例）：</w:t>
       </w:r>
@@ -1910,11 +2180,14 @@
       </w:pPr>
       <w:r>
         <w:rPr>
-          <w:rFonts w:hint="eastAsia"/>
+          <w:rFonts w:hint="eastAsia" w:eastAsia="黑体"/>
         </w:rPr>
         <w:t xml:space="preserve">起振条件（跨导</w:t>
       </w:r>
       <w:r>
+        <w:rPr>
+          <w:rFonts w:eastAsia="黑体"/>
+        </w:rPr>
         <w:t xml:space="preserve"> </w:t>
       </w:r>
       <m:oMath>
@@ -1933,11 +2206,14 @@
       </m:oMath>
       <w:r>
         <w:rPr>
-          <w:rFonts w:hint="eastAsia"/>
+          <w:rFonts w:hint="eastAsia" w:eastAsia="黑体"/>
         </w:rPr>
         <w:t xml:space="preserve">、回路谐振电阻</w:t>
       </w:r>
       <w:r>
+        <w:rPr>
+          <w:rFonts w:eastAsia="黑体"/>
+        </w:rPr>
         <w:t xml:space="preserve"> </w:t>
       </w:r>
       <m:oMath>
@@ -1956,7 +2232,7 @@
       </m:oMath>
       <w:r>
         <w:rPr>
-          <w:rFonts w:hint="eastAsia"/>
+          <w:rFonts w:hint="eastAsia" w:eastAsia="黑体"/>
         </w:rPr>
         <w:t xml:space="preserve">，近似）：</w:t>
       </w:r>
@@ -2077,7 +2353,7 @@
             </w:pPr>
             <w:r>
               <w:rPr>
-                <w:rFonts w:hint="eastAsia"/>
+                <w:rFonts w:hint="eastAsia" w:eastAsia="黑体"/>
               </w:rPr>
               <w:t xml:space="preserve">符号</w:t>
             </w:r>
@@ -2091,7 +2367,7 @@
             </w:pPr>
             <w:r>
               <w:rPr>
-                <w:rFonts w:hint="eastAsia"/>
+                <w:rFonts w:hint="eastAsia" w:eastAsia="黑体"/>
               </w:rPr>
               <w:t xml:space="preserve">含义</w:t>
             </w:r>
@@ -2105,7 +2381,7 @@
             </w:pPr>
             <w:r>
               <w:rPr>
-                <w:rFonts w:hint="eastAsia"/>
+                <w:rFonts w:hint="eastAsia" w:eastAsia="黑体"/>
               </w:rPr>
               <w:t xml:space="preserve">单位</w:t>
             </w:r>
@@ -2125,6 +2401,9 @@
               </m:r>
             </m:oMath>
             <w:r>
+              <w:rPr>
+                <w:rFonts w:eastAsia="黑体"/>
+              </w:rPr>
               <w:t xml:space="preserve">​</w:t>
             </w:r>
           </w:p>
@@ -2137,7 +2416,7 @@
             </w:pPr>
             <w:r>
               <w:rPr>
-                <w:rFonts w:hint="eastAsia"/>
+                <w:rFonts w:hint="eastAsia" w:eastAsia="黑体"/>
               </w:rPr>
               <w:t xml:space="preserve">谐振电感</w:t>
             </w:r>
@@ -2150,6 +2429,9 @@
               <w:pStyle w:val="Compact"/>
             </w:pPr>
             <w:r>
+              <w:rPr>
+                <w:rFonts w:eastAsia="黑体"/>
+              </w:rPr>
               <w:t xml:space="preserve">H</w:t>
             </w:r>
           </w:p>
@@ -2177,6 +2459,9 @@
               </m:sSub>
             </m:oMath>
             <w:r>
+              <w:rPr>
+                <w:rFonts w:eastAsia="黑体"/>
+              </w:rPr>
               <w:t xml:space="preserve">、</w:t>
             </w:r>
             <m:oMath>
@@ -2203,16 +2488,19 @@
             </w:pPr>
             <w:r>
               <w:rPr>
-                <w:rFonts w:hint="eastAsia"/>
+                <w:rFonts w:hint="eastAsia" w:eastAsia="黑体"/>
               </w:rPr>
               <w:t xml:space="preserve">分压</w:t>
             </w:r>
             <w:r>
+              <w:rPr>
+                <w:rFonts w:eastAsia="黑体"/>
+              </w:rPr>
               <w:t xml:space="preserve"> / </w:t>
             </w:r>
             <w:r>
               <w:rPr>
-                <w:rFonts w:hint="eastAsia"/>
+                <w:rFonts w:hint="eastAsia" w:eastAsia="黑体"/>
               </w:rPr>
               <w:t xml:space="preserve">谐振电容</w:t>
             </w:r>
@@ -2225,6 +2513,9 @@
               <w:pStyle w:val="Compact"/>
             </w:pPr>
             <w:r>
+              <w:rPr>
+                <w:rFonts w:eastAsia="黑体"/>
+              </w:rPr>
               <w:t xml:space="preserve">F</w:t>
             </w:r>
           </w:p>
@@ -2255,6 +2546,9 @@
               </m:sSub>
             </m:oMath>
             <w:r>
+              <w:rPr>
+                <w:rFonts w:eastAsia="黑体"/>
+              </w:rPr>
               <w:t xml:space="preserve">​</w:t>
             </w:r>
           </w:p>
@@ -2267,7 +2561,7 @@
             </w:pPr>
             <w:r>
               <w:rPr>
-                <w:rFonts w:hint="eastAsia"/>
+                <w:rFonts w:hint="eastAsia" w:eastAsia="黑体"/>
               </w:rPr>
               <w:t xml:space="preserve">等效谐振电容</w:t>
             </w:r>
@@ -2280,6 +2574,9 @@
               <w:pStyle w:val="Compact"/>
             </w:pPr>
             <w:r>
+              <w:rPr>
+                <w:rFonts w:eastAsia="黑体"/>
+              </w:rPr>
               <w:t xml:space="preserve">F</w:t>
             </w:r>
           </w:p>
@@ -2307,6 +2604,9 @@
               </m:sSub>
             </m:oMath>
             <w:r>
+              <w:rPr>
+                <w:rFonts w:eastAsia="黑体"/>
+              </w:rPr>
               <w:t xml:space="preserve">​</w:t>
             </w:r>
           </w:p>
@@ -2319,7 +2619,7 @@
             </w:pPr>
             <w:r>
               <w:rPr>
-                <w:rFonts w:hint="eastAsia"/>
+                <w:rFonts w:hint="eastAsia" w:eastAsia="黑体"/>
               </w:rPr>
               <w:t xml:space="preserve">振荡频率</w:t>
             </w:r>
@@ -2332,6 +2632,9 @@
               <w:pStyle w:val="Compact"/>
             </w:pPr>
             <w:r>
+              <w:rPr>
+                <w:rFonts w:eastAsia="黑体"/>
+              </w:rPr>
               <w:t xml:space="preserve">Hz</w:t>
             </w:r>
           </w:p>
@@ -2350,6 +2653,9 @@
               </m:r>
             </m:oMath>
             <w:r>
+              <w:rPr>
+                <w:rFonts w:eastAsia="黑体"/>
+              </w:rPr>
               <w:t xml:space="preserve">​</w:t>
             </w:r>
           </w:p>
@@ -2362,7 +2668,7 @@
             </w:pPr>
             <w:r>
               <w:rPr>
-                <w:rFonts w:hint="eastAsia"/>
+                <w:rFonts w:hint="eastAsia" w:eastAsia="黑体"/>
               </w:rPr>
               <w:t xml:space="preserve">反馈系数</w:t>
             </w:r>
@@ -2375,6 +2681,9 @@
               <w:pStyle w:val="Compact"/>
             </w:pPr>
             <w:r>
+              <w:rPr>
+                <w:rFonts w:eastAsia="黑体"/>
+              </w:rPr>
               <w:t xml:space="preserve">—</w:t>
             </w:r>
           </w:p>
@@ -2389,7 +2698,7 @@
       </w:pPr>
       <w:r>
         <w:rPr>
-          <w:rFonts w:hint="eastAsia"/>
+          <w:rFonts w:hint="eastAsia" w:eastAsia="黑体"/>
         </w:rPr>
         <w:t xml:space="preserve">元件调整影响</w:t>
       </w:r>
@@ -2409,6 +2718,7 @@
       </m:oMath>
       <w:r>
         <w:rPr>
+          <w:rFonts w:eastAsia="黑体"/>
           <w:b/>
           <w:bCs/>
         </w:rPr>
@@ -2416,7 +2726,7 @@
       </w:r>
       <w:r>
         <w:rPr>
-          <w:rFonts w:hint="eastAsia"/>
+          <w:rFonts w:hint="eastAsia" w:eastAsia="黑体"/>
           <w:b/>
           <w:bCs/>
         </w:rPr>
@@ -2424,6 +2734,7 @@
       </w:r>
       <w:r>
         <w:rPr>
+          <w:rFonts w:eastAsia="黑体"/>
           <w:b/>
           <w:bCs/>
         </w:rPr>
@@ -2431,7 +2742,7 @@
       </w:r>
       <w:r>
         <w:rPr>
-          <w:rFonts w:hint="eastAsia"/>
+          <w:rFonts w:hint="eastAsia" w:eastAsia="黑体"/>
           <w:b/>
           <w:bCs/>
         </w:rPr>
@@ -2439,6 +2750,7 @@
       </w:r>
       <w:r>
         <w:rPr>
+          <w:rFonts w:eastAsia="黑体"/>
           <w:b/>
           <w:bCs/>
         </w:rPr>
@@ -2460,6 +2772,7 @@
       </m:oMath>
       <w:r>
         <w:rPr>
+          <w:rFonts w:eastAsia="黑体"/>
           <w:b/>
           <w:bCs/>
         </w:rPr>
@@ -2481,6 +2794,7 @@
       </m:oMath>
       <w:r>
         <w:rPr>
+          <w:rFonts w:eastAsia="黑体"/>
           <w:b/>
           <w:bCs/>
         </w:rPr>
@@ -2488,25 +2802,34 @@
       </w:r>
       <w:r>
         <w:rPr>
-          <w:rFonts w:hint="eastAsia"/>
+          <w:rFonts w:hint="eastAsia" w:eastAsia="黑体"/>
           <w:b/>
           <w:bCs/>
         </w:rPr>
         <w:t xml:space="preserve">减小</w:t>
       </w:r>
       <w:r>
+        <w:rPr>
+          <w:rFonts w:eastAsia="黑体"/>
+        </w:rPr>
         <w:t xml:space="preserve"> </w:t>
       </w:r>
       <w:r>
+        <w:rPr>
+          <w:rFonts w:eastAsia="黑体"/>
+        </w:rPr>
         <w:t xml:space="preserve">→ </w:t>
       </w:r>
       <w:r>
         <w:rPr>
-          <w:rFonts w:hint="eastAsia"/>
+          <w:rFonts w:hint="eastAsia" w:eastAsia="黑体"/>
         </w:rPr>
         <w:t xml:space="preserve">振荡频率</w:t>
       </w:r>
       <w:r>
+        <w:rPr>
+          <w:rFonts w:eastAsia="黑体"/>
+        </w:rPr>
         <w:t xml:space="preserve"> </w:t>
       </w:r>
       <m:oMath>
@@ -2524,20 +2847,26 @@
         </m:sSub>
       </m:oMath>
       <w:r>
+        <w:rPr>
+          <w:rFonts w:eastAsia="黑体"/>
+        </w:rPr>
         <w:t xml:space="preserve"> </w:t>
       </w:r>
       <w:r>
         <w:rPr>
-          <w:rFonts w:hint="eastAsia"/>
+          <w:rFonts w:hint="eastAsia" w:eastAsia="黑体"/>
         </w:rPr>
         <w:t xml:space="preserve">相应降低</w:t>
       </w:r>
       <w:r>
+        <w:rPr>
+          <w:rFonts w:eastAsia="黑体"/>
+        </w:rPr>
         <w:t xml:space="preserve"> / </w:t>
       </w:r>
       <w:r>
         <w:rPr>
-          <w:rFonts w:hint="eastAsia"/>
+          <w:rFonts w:hint="eastAsia" w:eastAsia="黑体"/>
         </w:rPr>
         <w:t xml:space="preserve">升高（</w:t>
       </w:r>
@@ -2601,7 +2930,7 @@
       </m:oMath>
       <w:r>
         <w:rPr>
-          <w:rFonts w:hint="eastAsia"/>
+          <w:rFonts w:hint="eastAsia" w:eastAsia="黑体"/>
         </w:rPr>
         <w:t xml:space="preserve">）。</w:t>
       </w:r>
@@ -2648,6 +2977,7 @@
       </m:oMath>
       <w:r>
         <w:rPr>
+          <w:rFonts w:eastAsia="黑体"/>
           <w:b/>
           <w:bCs/>
         </w:rPr>
@@ -2655,7 +2985,7 @@
       </w:r>
       <w:r>
         <w:rPr>
-          <w:rFonts w:hint="eastAsia"/>
+          <w:rFonts w:hint="eastAsia" w:eastAsia="黑体"/>
           <w:b/>
           <w:bCs/>
         </w:rPr>
@@ -2663,7 +2993,7 @@
       </w:r>
       <w:r>
         <w:rPr>
-          <w:rFonts w:hint="eastAsia"/>
+          <w:rFonts w:hint="eastAsia" w:eastAsia="黑体"/>
         </w:rPr>
         <w:t xml:space="preserve">影响反馈量：比值过大反馈不足、难以起振；过小则振荡波形易失真。</w:t>
       </w:r>
@@ -2678,11 +3008,14 @@
       </w:pPr>
       <w:r>
         <w:rPr>
-          <w:rFonts w:hint="eastAsia"/>
+          <w:rFonts w:hint="eastAsia" w:eastAsia="黑体"/>
         </w:rPr>
         <w:t xml:space="preserve">调节</w:t>
       </w:r>
       <w:r>
+        <w:rPr>
+          <w:rFonts w:eastAsia="黑体"/>
+        </w:rPr>
         <w:t xml:space="preserve"> </w:t>
       </w:r>
       <m:oMath>
@@ -2691,15 +3024,21 @@
         </m:r>
       </m:oMath>
       <w:r>
+        <w:rPr>
+          <w:rFonts w:eastAsia="黑体"/>
+        </w:rPr>
         <w:t xml:space="preserve"> </w:t>
       </w:r>
       <w:r>
         <w:rPr>
-          <w:rFonts w:hint="eastAsia"/>
+          <w:rFonts w:hint="eastAsia" w:eastAsia="黑体"/>
         </w:rPr>
         <w:t xml:space="preserve">或</w:t>
       </w:r>
       <w:r>
+        <w:rPr>
+          <w:rFonts w:eastAsia="黑体"/>
+        </w:rPr>
         <w:t xml:space="preserve"> </w:t>
       </w:r>
       <m:oMath>
@@ -2708,11 +3047,14 @@
         </m:r>
       </m:oMath>
       <w:r>
+        <w:rPr>
+          <w:rFonts w:eastAsia="黑体"/>
+        </w:rPr>
         <w:t xml:space="preserve"> </w:t>
       </w:r>
       <w:r>
         <w:rPr>
-          <w:rFonts w:hint="eastAsia"/>
+          <w:rFonts w:hint="eastAsia" w:eastAsia="黑体"/>
         </w:rPr>
         <w:t xml:space="preserve">可改变频率，但电容比值应保持合适，以兼顾起振与波形纯度。</w:t>
       </w:r>
@@ -2727,11 +3069,14 @@
       </w:pPr>
       <w:r>
         <w:rPr>
-          <w:rFonts w:hint="eastAsia"/>
+          <w:rFonts w:hint="eastAsia" w:eastAsia="黑体"/>
         </w:rPr>
         <w:t xml:space="preserve">用于射频时，晶体管的极间电容会并入</w:t>
       </w:r>
       <w:r>
+        <w:rPr>
+          <w:rFonts w:eastAsia="黑体"/>
+        </w:rPr>
         <w:t xml:space="preserve"> </w:t>
       </w:r>
       <m:oMath>
@@ -2749,6 +3094,9 @@
         </m:sSub>
       </m:oMath>
       <w:r>
+        <w:rPr>
+          <w:rFonts w:eastAsia="黑体"/>
+        </w:rPr>
         <w:t xml:space="preserve">、</w:t>
       </w:r>
       <m:oMath>
@@ -2767,11 +3115,14 @@
       </m:oMath>
       <w:r>
         <w:rPr>
-          <w:rFonts w:hint="eastAsia"/>
+          <w:rFonts w:hint="eastAsia" w:eastAsia="黑体"/>
         </w:rPr>
         <w:t xml:space="preserve">，需计入</w:t>
       </w:r>
       <w:r>
+        <w:rPr>
+          <w:rFonts w:eastAsia="黑体"/>
+        </w:rPr>
         <w:t xml:space="preserve"> </w:t>
       </w:r>
       <m:oMath>
@@ -2792,6 +3143,9 @@
         </m:sSub>
       </m:oMath>
       <w:r>
+        <w:rPr>
+          <w:rFonts w:eastAsia="黑体"/>
+        </w:rPr>
         <w:t xml:space="preserve">。</w:t>
       </w:r>
     </w:p>
@@ -2803,7 +3157,7 @@
       </w:pPr>
       <w:r>
         <w:rPr>
-          <w:rFonts w:hint="eastAsia"/>
+          <w:rFonts w:hint="eastAsia" w:eastAsia="黑体"/>
         </w:rPr>
         <w:t xml:space="preserve">典型参数示例</w:t>
       </w:r>
@@ -2818,11 +3172,14 @@
       </w:pPr>
       <w:r>
         <w:rPr>
-          <w:rFonts w:hint="eastAsia"/>
+          <w:rFonts w:hint="eastAsia" w:eastAsia="黑体"/>
         </w:rPr>
         <w:t xml:space="preserve">取</w:t>
       </w:r>
       <w:r>
+        <w:rPr>
+          <w:rFonts w:eastAsia="黑体"/>
+        </w:rPr>
         <w:t xml:space="preserve"> </w:t>
       </w:r>
       <m:oMath>
@@ -2853,6 +3210,9 @@
         </m:r>
       </m:oMath>
       <w:r>
+        <w:rPr>
+          <w:rFonts w:eastAsia="黑体"/>
+        </w:rPr>
         <w:t xml:space="preserve">、</w:t>
       </w:r>
       <m:oMath>
@@ -2908,7 +3268,7 @@
       </m:oMath>
       <w:r>
         <w:rPr>
-          <w:rFonts w:hint="eastAsia"/>
+          <w:rFonts w:hint="eastAsia" w:eastAsia="黑体"/>
         </w:rPr>
         <w:t xml:space="preserve">：</w:t>
       </w:r>
@@ -2950,7 +3310,7 @@
       </m:oMath>
       <w:r>
         <w:rPr>
-          <w:rFonts w:hint="eastAsia"/>
+          <w:rFonts w:hint="eastAsia" w:eastAsia="黑体"/>
         </w:rPr>
         <w:t xml:space="preserve">，</w:t>
       </w:r>
@@ -3080,6 +3440,9 @@
         </m:r>
       </m:oMath>
       <w:r>
+        <w:rPr>
+          <w:rFonts w:eastAsia="黑体"/>
+        </w:rPr>
         <w:t xml:space="preserve">。</w:t>
       </w:r>
     </w:p>
@@ -3093,11 +3456,14 @@
       </w:pPr>
       <w:r>
         <w:rPr>
-          <w:rFonts w:hint="eastAsia"/>
+          <w:rFonts w:hint="eastAsia" w:eastAsia="黑体"/>
         </w:rPr>
         <w:t xml:space="preserve">取</w:t>
       </w:r>
       <w:r>
+        <w:rPr>
+          <w:rFonts w:eastAsia="黑体"/>
+        </w:rPr>
         <w:t xml:space="preserve"> </w:t>
       </w:r>
       <m:oMath>
@@ -3133,15 +3499,21 @@
         </m:sSub>
       </m:oMath>
       <w:r>
+        <w:rPr>
+          <w:rFonts w:eastAsia="黑体"/>
+        </w:rPr>
         <w:t xml:space="preserve"> </w:t>
       </w:r>
       <w:r>
         <w:rPr>
-          <w:rFonts w:hint="eastAsia"/>
+          <w:rFonts w:hint="eastAsia" w:eastAsia="黑体"/>
         </w:rPr>
         <w:t xml:space="preserve">时反馈系数</w:t>
       </w:r>
       <w:r>
+        <w:rPr>
+          <w:rFonts w:eastAsia="黑体"/>
+        </w:rPr>
         <w:t xml:space="preserve"> </w:t>
       </w:r>
       <m:oMath>
@@ -3159,6 +3531,9 @@
         </m:r>
       </m:oMath>
       <w:r>
+        <w:rPr>
+          <w:rFonts w:eastAsia="黑体"/>
+        </w:rPr>
         <w:t xml:space="preserve">。</w:t>
       </w:r>
     </w:p>
@@ -3170,7 +3545,7 @@
       </w:pPr>
       <w:r>
         <w:rPr>
-          <w:rFonts w:hint="eastAsia"/>
+          <w:rFonts w:hint="eastAsia" w:eastAsia="黑体"/>
         </w:rPr>
         <w:t xml:space="preserve">常见器件型号</w:t>
       </w:r>
@@ -3185,7 +3560,7 @@
       </w:pPr>
       <w:r>
         <w:rPr>
-          <w:rFonts w:hint="eastAsia"/>
+          <w:rFonts w:hint="eastAsia" w:eastAsia="黑体"/>
         </w:rPr>
         <w:t xml:space="preserve">三极管：2N3904、2N2222、BF494、S9018。</w:t>
       </w:r>
@@ -3200,7 +3575,7 @@
       </w:pPr>
       <w:r>
         <w:rPr>
-          <w:rFonts w:hint="eastAsia"/>
+          <w:rFonts w:hint="eastAsia" w:eastAsia="黑体"/>
         </w:rPr>
         <w:t xml:space="preserve">变容二极管（调频）：BB910、1SV149。</w:t>
       </w:r>
@@ -3215,7 +3590,7 @@
       </w:pPr>
       <w:r>
         <w:rPr>
-          <w:rFonts w:hint="eastAsia"/>
+          <w:rFonts w:hint="eastAsia" w:eastAsia="黑体"/>
         </w:rPr>
         <w:t xml:space="preserve">低频运放方案：LM358、OP07。</w:t>
       </w:r>
@@ -3228,7 +3603,7 @@
       </w:pPr>
       <w:r>
         <w:rPr>
-          <w:rFonts w:hint="eastAsia"/>
+          <w:rFonts w:hint="eastAsia" w:eastAsia="黑体"/>
         </w:rPr>
         <w:t xml:space="preserve">注意事项</w:t>
       </w:r>
@@ -3243,11 +3618,14 @@
       </w:pPr>
       <w:r>
         <w:rPr>
-          <w:rFonts w:hint="eastAsia"/>
+          <w:rFonts w:hint="eastAsia" w:eastAsia="黑体"/>
         </w:rPr>
         <w:t xml:space="preserve">反馈系数</w:t>
       </w:r>
       <w:r>
+        <w:rPr>
+          <w:rFonts w:eastAsia="黑体"/>
+        </w:rPr>
         <w:t xml:space="preserve"> </w:t>
       </w:r>
       <m:oMath>
@@ -3283,11 +3661,14 @@
         </m:sSub>
       </m:oMath>
       <w:r>
+        <w:rPr>
+          <w:rFonts w:eastAsia="黑体"/>
+        </w:rPr>
         <w:t xml:space="preserve"> </w:t>
       </w:r>
       <w:r>
         <w:rPr>
-          <w:rFonts w:hint="eastAsia"/>
+          <w:rFonts w:hint="eastAsia" w:eastAsia="黑体"/>
         </w:rPr>
         <w:t xml:space="preserve">需折中：过小难起振、过大波形失真。</w:t>
       </w:r>
@@ -3302,7 +3683,7 @@
       </w:pPr>
       <w:r>
         <w:rPr>
-          <w:rFonts w:hint="eastAsia"/>
+          <w:rFonts w:hint="eastAsia" w:eastAsia="黑体"/>
         </w:rPr>
         <w:t xml:space="preserve">频率计算需计入晶体管结电容与杂散电容。</w:t>
       </w:r>
@@ -3317,7 +3698,7 @@
       </w:pPr>
       <w:r>
         <w:rPr>
-          <w:rFonts w:hint="eastAsia"/>
+          <w:rFonts w:hint="eastAsia" w:eastAsia="黑体"/>
         </w:rPr>
         <w:t xml:space="preserve">频率稳定度受温度、电源影响，要求高时改用晶体振荡器。</w:t>
       </w:r>
@@ -3330,7 +3711,7 @@
       </w:pPr>
       <w:r>
         <w:rPr>
-          <w:rFonts w:hint="eastAsia"/>
+          <w:rFonts w:hint="eastAsia" w:eastAsia="黑体"/>
         </w:rPr>
         <w:t xml:space="preserve">参考资料</w:t>
       </w:r>
@@ -3344,6 +3725,9 @@
         </w:numPr>
       </w:pPr>
       <w:r>
+        <w:rPr>
+          <w:rFonts w:eastAsia="黑体"/>
+        </w:rPr>
         <w:t xml:space="preserve">Wikipedia: Colpitts oscillator。</w:t>
       </w:r>
     </w:p>
@@ -3357,7 +3741,7 @@
       </w:pPr>
       <w:r>
         <w:rPr>
-          <w:rFonts w:hint="eastAsia"/>
+          <w:rFonts w:hint="eastAsia" w:eastAsia="黑体"/>
         </w:rPr>
         <w:t xml:space="preserve">《射频电路设计——理论与应用》（Ludwig）。</w:t>
       </w:r>
@@ -3372,7 +3756,7 @@
       </w:pPr>
       <w:r>
         <w:rPr>
-          <w:rFonts w:hint="eastAsia"/>
+          <w:rFonts w:hint="eastAsia" w:eastAsia="黑体"/>
         </w:rPr>
         <w:t xml:space="preserve">《模拟电子技术基础》振荡电路章节。</w:t>
       </w:r>
@@ -3386,11 +3770,11 @@
       </w:pPr>
       <w:r>
         <w:rPr>
-          <w:rFonts w:ascii="Times New Roman" w:hAnsi="Times New Roman"/>
+          <w:rFonts w:ascii="Times New Roman" w:hAnsi="Times New Roman" w:eastAsia="黑体"/>
           <w:color w:val="555555"/>
           <w:sz w:val="21"/>
         </w:rPr>
-        <w:t>材料收集者：杜文杰</w:t>
+        <w:t>材料收集者：杜文杰，WX手机：19519196569，QQ:3478827729</w:t>
       </w:r>
     </w:p>
     <w:sectPr>
@@ -3410,7 +3794,7 @@
 </file>
 
 <file path=word/footer1.xml><?xml version="1.0" encoding="utf-8"?>
-<w:ftr xmlns:m="http://schemas.openxmlformats.org/officeDocument/2006/math" xmlns:mc="http://schemas.openxmlformats.org/markup-compatibility/2006" xmlns:mo="http://schemas.microsoft.com/office/mac/office/2008/main" xmlns:mv="urn:schemas-microsoft-com:mac:vml" xmlns:o="urn:schemas-microsoft-com:office:office" xmlns:r="http://schemas.openxmlformats.org/officeDocument/2006/relationships" xmlns:v="urn:schemas-microsoft-com:vml" xmlns:w10="urn:schemas-microsoft-com:office:word" xmlns:w14="http://schemas.microsoft.com/office/word/2010/wordml" xmlns:w="http://schemas.openxmlformats.org/wordprocessingml/2006/main" xmlns:wne="http://schemas.microsoft.com/office/word/2006/wordml" xmlns:wp14="http://schemas.microsoft.com/office/word/2010/wordprocessingDrawing" xmlns:wp="http://schemas.openxmlformats.org/drawingml/2006/wordprocessingDrawing" xmlns:wpc="http://schemas.microsoft.com/office/word/2010/wordprocessingCanvas" xmlns:wpg="http://schemas.microsoft.com/office/word/2010/wordprocessingGroup" xmlns:wpi="http://schemas.microsoft.com/office/word/2010/wordprocessingInk" xmlns:wps="http://schemas.microsoft.com/office/word/2010/wordprocessingShape" mc:Ignorable="w14 wp14">
+<w:ftr xmlns:mc="http://schemas.openxmlformats.org/markup-compatibility/2006" xmlns:w="http://schemas.openxmlformats.org/wordprocessingml/2006/main" xmlns:m="http://schemas.openxmlformats.org/officeDocument/2006/math" xmlns:mo="http://schemas.microsoft.com/office/mac/office/2008/main" xmlns:mv="urn:schemas-microsoft-com:mac:vml" xmlns:o="urn:schemas-microsoft-com:office:office" xmlns:r="http://schemas.openxmlformats.org/officeDocument/2006/relationships" xmlns:v="urn:schemas-microsoft-com:vml" xmlns:w10="urn:schemas-microsoft-com:office:word" xmlns:w14="http://schemas.microsoft.com/office/word/2010/wordml" xmlns:wne="http://schemas.microsoft.com/office/word/2006/wordml" xmlns:wp14="http://schemas.microsoft.com/office/word/2010/wordprocessingDrawing" xmlns:wp="http://schemas.openxmlformats.org/drawingml/2006/wordprocessingDrawing" xmlns:wpc="http://schemas.microsoft.com/office/word/2010/wordprocessingCanvas" xmlns:wpg="http://schemas.microsoft.com/office/word/2010/wordprocessingGroup" xmlns:wpi="http://schemas.microsoft.com/office/word/2010/wordprocessingInk" xmlns:wps="http://schemas.microsoft.com/office/word/2010/wordprocessingShape" mc:Ignorable="w14 wp14">
   <w:p>
     <w:pPr>
       <w:pStyle w:val="Footer"/>
@@ -3418,12 +3802,14 @@
     </w:pPr>
     <w:r>
       <w:rPr>
+        <w:rFonts w:eastAsia="黑体"/>
         <w:sz w:val="18"/>
       </w:rPr>
       <w:t xml:space="preserve">第 </w:t>
     </w:r>
     <w:r>
       <w:rPr>
+        <w:rFonts w:eastAsia="黑体"/>
         <w:sz w:val="18"/>
       </w:rPr>
       <w:fldChar w:fldCharType="begin"/>
@@ -3432,6 +3818,7 @@
     </w:r>
     <w:r>
       <w:rPr>
+        <w:rFonts w:eastAsia="黑体"/>
         <w:sz w:val="18"/>
       </w:rPr>
       <w:t xml:space="preserve"> 页</w:t>
@@ -3445,6 +3832,9 @@
   <w:footnote w:type="continuationSeparator" w:id="0">
     <w:p>
       <w:r>
+        <w:rPr>
+          <w:rFonts w:eastAsia="黑体"/>
+        </w:rPr>
         <w:continuationSeparator/>
       </w:r>
     </w:p>
@@ -3452,6 +3842,9 @@
   <w:footnote w:type="separator" w:id="-1">
     <w:p>
       <w:r>
+        <w:rPr>
+          <w:rFonts w:eastAsia="黑体"/>
+        </w:rPr>
         <w:separator/>
       </w:r>
     </w:p>
@@ -3460,7 +3853,7 @@
 </file>
 
 <file path=word/header1.xml><?xml version="1.0" encoding="utf-8"?>
-<w:hdr xmlns:m="http://schemas.openxmlformats.org/officeDocument/2006/math" xmlns:mc="http://schemas.openxmlformats.org/markup-compatibility/2006" xmlns:mo="http://schemas.microsoft.com/office/mac/office/2008/main" xmlns:mv="urn:schemas-microsoft-com:mac:vml" xmlns:o="urn:schemas-microsoft-com:office:office" xmlns:r="http://schemas.openxmlformats.org/officeDocument/2006/relationships" xmlns:v="urn:schemas-microsoft-com:vml" xmlns:w10="urn:schemas-microsoft-com:office:word" xmlns:w14="http://schemas.microsoft.com/office/word/2010/wordml" xmlns:w="http://schemas.openxmlformats.org/wordprocessingml/2006/main" xmlns:wne="http://schemas.microsoft.com/office/word/2006/wordml" xmlns:wp14="http://schemas.microsoft.com/office/word/2010/wordprocessingDrawing" xmlns:wp="http://schemas.openxmlformats.org/drawingml/2006/wordprocessingDrawing" xmlns:wpc="http://schemas.microsoft.com/office/word/2010/wordprocessingCanvas" xmlns:wpg="http://schemas.microsoft.com/office/word/2010/wordprocessingGroup" xmlns:wpi="http://schemas.microsoft.com/office/word/2010/wordprocessingInk" xmlns:wps="http://schemas.microsoft.com/office/word/2010/wordprocessingShape" mc:Ignorable="w14 wp14">
+<w:hdr xmlns:mc="http://schemas.openxmlformats.org/markup-compatibility/2006" xmlns:w="http://schemas.openxmlformats.org/wordprocessingml/2006/main" xmlns:m="http://schemas.openxmlformats.org/officeDocument/2006/math" xmlns:mo="http://schemas.microsoft.com/office/mac/office/2008/main" xmlns:mv="urn:schemas-microsoft-com:mac:vml" xmlns:o="urn:schemas-microsoft-com:office:office" xmlns:r="http://schemas.openxmlformats.org/officeDocument/2006/relationships" xmlns:v="urn:schemas-microsoft-com:vml" xmlns:w10="urn:schemas-microsoft-com:office:word" xmlns:w14="http://schemas.microsoft.com/office/word/2010/wordml" xmlns:wne="http://schemas.microsoft.com/office/word/2006/wordml" xmlns:wp14="http://schemas.microsoft.com/office/word/2010/wordprocessingDrawing" xmlns:wp="http://schemas.openxmlformats.org/drawingml/2006/wordprocessingDrawing" xmlns:wpc="http://schemas.microsoft.com/office/word/2010/wordprocessingCanvas" xmlns:wpg="http://schemas.microsoft.com/office/word/2010/wordprocessingGroup" xmlns:wpi="http://schemas.microsoft.com/office/word/2010/wordprocessingInk" xmlns:wps="http://schemas.microsoft.com/office/word/2010/wordprocessingShape" mc:Ignorable="w14 wp14">
   <w:p>
     <w:pPr>
       <w:pStyle w:val="Header"/>
@@ -3468,7 +3861,7 @@
     </w:pPr>
     <w:r>
       <w:rPr>
-        <w:rFonts w:ascii="Times New Roman" w:hAnsi="Times New Roman"/>
+        <w:rFonts w:ascii="Times New Roman" w:hAnsi="Times New Roman" w:eastAsia="黑体"/>
         <w:sz w:val="18"/>
         <w:rFonts w:eastAsia="黑体"/>
         <w:rFonts w:eastAsia="黑体"/>
@@ -3480,7 +3873,7 @@
 </file>
 
 <file path=word/numbering.xml><?xml version="1.0" encoding="utf-8"?>
-<w:numbering xmlns:m="http://schemas.openxmlformats.org/officeDocument/2006/math" xmlns:mc="http://schemas.openxmlformats.org/markup-compatibility/2006" xmlns:mo="http://schemas.microsoft.com/office/mac/office/2008/main" xmlns:mv="urn:schemas-microsoft-com:mac:vml" xmlns:o="urn:schemas-microsoft-com:office:office" xmlns:r="http://schemas.openxmlformats.org/officeDocument/2006/relationships" xmlns:v="urn:schemas-microsoft-com:vml" xmlns:w="http://schemas.openxmlformats.org/wordprocessingml/2006/main" xmlns:w10="urn:schemas-microsoft-com:office:word" xmlns:w14="http://schemas.microsoft.com/office/word/2010/wordml" xmlns:wne="http://schemas.microsoft.com/office/word/2006/wordml" xmlns:wp="http://schemas.openxmlformats.org/drawingml/2006/wordprocessingDrawing" xmlns:wp14="http://schemas.microsoft.com/office/word/2010/wordprocessingDrawing" xmlns:wpc="http://schemas.microsoft.com/office/word/2010/wordprocessingCanvas" xmlns:wpg="http://schemas.microsoft.com/office/word/2010/wordprocessingGroup" xmlns:wpi="http://schemas.microsoft.com/office/word/2010/wordprocessingInk" xmlns:wps="http://schemas.microsoft.com/office/word/2010/wordprocessingShape" mc:Ignorable="w14 wp14">
+<w:numbering xmlns:mc="http://schemas.openxmlformats.org/markup-compatibility/2006" xmlns:w="http://schemas.openxmlformats.org/wordprocessingml/2006/main" xmlns:m="http://schemas.openxmlformats.org/officeDocument/2006/math" xmlns:mo="http://schemas.microsoft.com/office/mac/office/2008/main" xmlns:mv="urn:schemas-microsoft-com:mac:vml" xmlns:o="urn:schemas-microsoft-com:office:office" xmlns:r="http://schemas.openxmlformats.org/officeDocument/2006/relationships" xmlns:v="urn:schemas-microsoft-com:vml" xmlns:w10="urn:schemas-microsoft-com:office:word" xmlns:w14="http://schemas.microsoft.com/office/word/2010/wordml" xmlns:wne="http://schemas.microsoft.com/office/word/2006/wordml" xmlns:wp="http://schemas.openxmlformats.org/drawingml/2006/wordprocessingDrawing" xmlns:wp14="http://schemas.microsoft.com/office/word/2010/wordprocessingDrawing" xmlns:wpc="http://schemas.microsoft.com/office/word/2010/wordprocessingCanvas" xmlns:wpg="http://schemas.microsoft.com/office/word/2010/wordprocessingGroup" xmlns:wpi="http://schemas.microsoft.com/office/word/2010/wordprocessingInk" xmlns:wps="http://schemas.microsoft.com/office/word/2010/wordprocessingShape" mc:Ignorable="w14 wp14">
   <w:abstractNum w:abstractNumId="0">
     <w:nsid w:val="FFFFFF7C"/>
     <w:multiLevelType w:val="singleLevel"/>
@@ -3567,7 +3960,7 @@
         <w:ind w:hanging="360" w:left="1440"/>
       </w:pPr>
       <w:rPr>
-        <w:rFonts w:ascii="Symbol" w:hAnsi="Symbol" w:hint="default"/>
+        <w:rFonts w:ascii="Symbol" w:hAnsi="Symbol" w:hint="default" w:eastAsia="黑体"/>
       </w:rPr>
     </w:lvl>
   </w:abstractNum>
@@ -3588,7 +3981,7 @@
         <w:ind w:hanging="360" w:left="1080"/>
       </w:pPr>
       <w:rPr>
-        <w:rFonts w:ascii="Symbol" w:hAnsi="Symbol" w:hint="default"/>
+        <w:rFonts w:ascii="Symbol" w:hAnsi="Symbol" w:hint="default" w:eastAsia="黑体"/>
       </w:rPr>
     </w:lvl>
   </w:abstractNum>
@@ -3609,7 +4002,7 @@
         <w:ind w:hanging="360" w:left="720"/>
       </w:pPr>
       <w:rPr>
-        <w:rFonts w:ascii="Symbol" w:hAnsi="Symbol" w:hint="default"/>
+        <w:rFonts w:ascii="Symbol" w:hAnsi="Symbol" w:hint="default" w:eastAsia="黑体"/>
       </w:rPr>
     </w:lvl>
   </w:abstractNum>
@@ -3648,7 +4041,7 @@
         <w:ind w:hanging="360" w:left="360"/>
       </w:pPr>
       <w:rPr>
-        <w:rFonts w:ascii="Symbol" w:hAnsi="Symbol" w:hint="default"/>
+        <w:rFonts w:ascii="Symbol" w:hAnsi="Symbol" w:hint="default" w:eastAsia="黑体"/>
       </w:rPr>
     </w:lvl>
   </w:abstractNum>
@@ -3739,7 +4132,7 @@
         <w:ind w:left="720" w:hanging="360"/>
       </w:pPr>
       <w:rPr>
-        <w:rFonts w:ascii="Symbol" w:hAnsi="Symbol" w:cs="Symbol" w:hint="default"/>
+        <w:rFonts w:ascii="Symbol" w:hAnsi="Symbol" w:cs="Symbol" w:hint="default" w:eastAsia="黑体"/>
       </w:rPr>
     </w:lvl>
     <w:lvl w:ilvl="1">
@@ -3750,7 +4143,7 @@
         <w:ind w:left="1440" w:hanging="360"/>
       </w:pPr>
       <w:rPr>
-        <w:rFonts w:ascii="Courier New" w:hAnsi="Courier New" w:cs="Courier New" w:hint="default"/>
+        <w:rFonts w:ascii="Courier New" w:hAnsi="Courier New" w:cs="Courier New" w:hint="default" w:eastAsia="黑体"/>
       </w:rPr>
     </w:lvl>
     <w:lvl w:ilvl="2">
@@ -3761,7 +4154,7 @@
         <w:ind w:left="2160" w:hanging="360"/>
       </w:pPr>
       <w:rPr>
-        <w:rFonts w:ascii="Wingdings" w:hAnsi="Wingdings" w:cs="Wingdings" w:hint="default"/>
+        <w:rFonts w:ascii="Wingdings" w:hAnsi="Wingdings" w:cs="Wingdings" w:hint="default" w:eastAsia="黑体"/>
       </w:rPr>
     </w:lvl>
     <w:lvl w:ilvl="3">
@@ -3772,7 +4165,7 @@
         <w:ind w:left="2880" w:hanging="360"/>
       </w:pPr>
       <w:rPr>
-        <w:rFonts w:ascii="Symbol" w:hAnsi="Symbol" w:cs="Symbol" w:hint="default"/>
+        <w:rFonts w:ascii="Symbol" w:hAnsi="Symbol" w:cs="Symbol" w:hint="default" w:eastAsia="黑体"/>
       </w:rPr>
     </w:lvl>
     <w:lvl w:ilvl="4">
@@ -3783,7 +4176,7 @@
         <w:ind w:left="3600" w:hanging="360"/>
       </w:pPr>
       <w:rPr>
-        <w:rFonts w:ascii="Courier New" w:hAnsi="Courier New" w:cs="Courier New" w:hint="default"/>
+        <w:rFonts w:ascii="Courier New" w:hAnsi="Courier New" w:cs="Courier New" w:hint="default" w:eastAsia="黑体"/>
       </w:rPr>
     </w:lvl>
     <w:lvl w:ilvl="5">
@@ -3794,7 +4187,7 @@
         <w:ind w:left="4320" w:hanging="360"/>
       </w:pPr>
       <w:rPr>
-        <w:rFonts w:ascii="Wingdings" w:hAnsi="Wingdings" w:cs="Wingdings" w:hint="default"/>
+        <w:rFonts w:ascii="Wingdings" w:hAnsi="Wingdings" w:cs="Wingdings" w:hint="default" w:eastAsia="黑体"/>
       </w:rPr>
     </w:lvl>
     <w:lvl w:ilvl="6">
@@ -3805,7 +4198,7 @@
         <w:ind w:left="5040" w:hanging="360"/>
       </w:pPr>
       <w:rPr>
-        <w:rFonts w:ascii="Symbol" w:hAnsi="Symbol" w:cs="Symbol" w:hint="default"/>
+        <w:rFonts w:ascii="Symbol" w:hAnsi="Symbol" w:cs="Symbol" w:hint="default" w:eastAsia="黑体"/>
       </w:rPr>
     </w:lvl>
     <w:lvl w:ilvl="7">
@@ -3816,7 +4209,7 @@
         <w:ind w:left="5760" w:hanging="360"/>
       </w:pPr>
       <w:rPr>
-        <w:rFonts w:ascii="Courier New" w:hAnsi="Courier New" w:cs="Courier New" w:hint="default"/>
+        <w:rFonts w:ascii="Courier New" w:hAnsi="Courier New" w:cs="Courier New" w:hint="default" w:eastAsia="黑体"/>
       </w:rPr>
     </w:lvl>
     <w:lvl w:ilvl="8">
@@ -3827,7 +4220,7 @@
         <w:ind w:left="6480" w:hanging="360"/>
       </w:pPr>
       <w:rPr>
-        <w:rFonts w:ascii="Wingdings" w:hAnsi="Wingdings" w:cs="Wingdings" w:hint="default"/>
+        <w:rFonts w:ascii="Wingdings" w:hAnsi="Wingdings" w:cs="Wingdings" w:hint="default" w:eastAsia="黑体"/>
       </w:rPr>
     </w:lvl>
   </w:abstractNum>
@@ -3883,11 +4276,11 @@
 </file>
 
 <file path=word/styles.xml><?xml version="1.0" encoding="utf-8"?>
-<w:styles xmlns:mc="http://schemas.openxmlformats.org/markup-compatibility/2006" xmlns:r="http://schemas.openxmlformats.org/officeDocument/2006/relationships" xmlns:w="http://schemas.openxmlformats.org/wordprocessingml/2006/main" xmlns:w14="http://schemas.microsoft.com/office/word/2010/wordml" mc:Ignorable="w14">
+<w:styles xmlns:mc="http://schemas.openxmlformats.org/markup-compatibility/2006" xmlns:w="http://schemas.openxmlformats.org/wordprocessingml/2006/main" xmlns:r="http://schemas.openxmlformats.org/officeDocument/2006/relationships" xmlns:w14="http://schemas.microsoft.com/office/word/2010/wordml" mc:Ignorable="w14">
   <w:docDefaults>
     <w:rPrDefault>
       <w:rPr>
-        <w:rFonts w:asciiTheme="minorHAnsi" w:cstheme="minorBidi" w:eastAsiaTheme="minorEastAsia" w:hAnsiTheme="minorHAnsi"/>
+        <w:rFonts w:asciiTheme="minorHAnsi" w:cstheme="minorBidi" w:hAnsiTheme="minorHAnsi" w:eastAsia="黑体"/>
         <w:sz w:val="22"/>
         <w:szCs w:val="22"/>
         <w:lang w:bidi="ar-SA" w:eastAsia="en-US" w:val="en-US"/>
@@ -4109,7 +4502,7 @@
       <w:outlineLvl w:val="0"/>
     </w:pPr>
     <w:rPr>
-      <w:rFonts w:ascii="Times New Roman" w:asciiTheme="majorHAnsi" w:cstheme="majorBidi" w:eastAsia="黑体" w:eastAsiaTheme="majorEastAsia" w:hAnsi="Times New Roman" w:hAnsiTheme="majorHAnsi"/>
+      <w:rFonts w:ascii="Times New Roman" w:asciiTheme="majorHAnsi" w:cstheme="majorBidi" w:eastAsia="黑体" w:hAnsi="Times New Roman" w:hAnsiTheme="majorHAnsi"/>
       <w:b/>
       <w:bCs/>
       <w:color w:val="1F3864"/>
@@ -4133,7 +4526,7 @@
       <w:outlineLvl w:val="1"/>
     </w:pPr>
     <w:rPr>
-      <w:rFonts w:ascii="Times New Roman" w:asciiTheme="majorHAnsi" w:cstheme="majorBidi" w:eastAsia="黑体" w:eastAsiaTheme="majorEastAsia" w:hAnsi="Times New Roman" w:hAnsiTheme="majorHAnsi"/>
+      <w:rFonts w:ascii="Times New Roman" w:asciiTheme="majorHAnsi" w:cstheme="majorBidi" w:eastAsia="黑体" w:hAnsi="Times New Roman" w:hAnsiTheme="majorHAnsi"/>
       <w:b/>
       <w:bCs/>
       <w:color w:val="2E4E7E"/>
@@ -4157,7 +4550,7 @@
       <w:outlineLvl w:val="2"/>
     </w:pPr>
     <w:rPr>
-      <w:rFonts w:ascii="Times New Roman" w:asciiTheme="majorHAnsi" w:cstheme="majorBidi" w:eastAsia="黑体" w:eastAsiaTheme="majorEastAsia" w:hAnsi="Times New Roman" w:hAnsiTheme="majorHAnsi"/>
+      <w:rFonts w:ascii="Times New Roman" w:asciiTheme="majorHAnsi" w:cstheme="majorBidi" w:eastAsia="黑体" w:hAnsi="Times New Roman" w:hAnsiTheme="majorHAnsi"/>
       <w:b/>
       <w:bCs/>
       <w:color w:val="2E4E7E"/>
@@ -4181,7 +4574,7 @@
       <w:outlineLvl w:val="3"/>
     </w:pPr>
     <w:rPr>
-      <w:rFonts w:ascii="Times New Roman" w:asciiTheme="majorHAnsi" w:cstheme="majorBidi" w:eastAsia="黑体" w:eastAsiaTheme="majorEastAsia" w:hAnsi="Times New Roman" w:hAnsiTheme="majorHAnsi"/>
+      <w:rFonts w:ascii="Times New Roman" w:asciiTheme="majorHAnsi" w:cstheme="majorBidi" w:eastAsia="黑体" w:hAnsi="Times New Roman" w:hAnsiTheme="majorHAnsi"/>
       <w:b/>
       <w:bCs/>
       <w:i/>
@@ -4207,7 +4600,7 @@
       <w:outlineLvl w:val="4"/>
     </w:pPr>
     <w:rPr>
-      <w:rFonts w:ascii="Times New Roman" w:asciiTheme="majorHAnsi" w:cstheme="majorBidi" w:eastAsia="黑体" w:eastAsiaTheme="majorEastAsia" w:hAnsi="Times New Roman" w:hAnsiTheme="majorHAnsi"/>
+      <w:rFonts w:ascii="Times New Roman" w:asciiTheme="majorHAnsi" w:cstheme="majorBidi" w:eastAsia="黑体" w:hAnsi="Times New Roman" w:hAnsiTheme="majorHAnsi"/>
       <w:b/>
       <w:color w:val="333333"/>
       <w:sz w:val="22"/>
@@ -4230,7 +4623,7 @@
       <w:outlineLvl w:val="5"/>
     </w:pPr>
     <w:rPr>
-      <w:rFonts w:asciiTheme="majorHAnsi" w:cstheme="majorBidi" w:eastAsiaTheme="majorEastAsia" w:hAnsiTheme="majorHAnsi"/>
+      <w:rFonts w:asciiTheme="majorHAnsi" w:cstheme="majorBidi" w:hAnsiTheme="majorHAnsi" w:eastAsia="黑体"/>
       <w:i/>
       <w:iCs/>
       <w:color w:themeColor="accent1" w:themeShade="7F" w:val="243F60"/>
@@ -4253,7 +4646,7 @@
       <w:outlineLvl w:val="6"/>
     </w:pPr>
     <w:rPr>
-      <w:rFonts w:asciiTheme="majorHAnsi" w:cstheme="majorBidi" w:eastAsiaTheme="majorEastAsia" w:hAnsiTheme="majorHAnsi"/>
+      <w:rFonts w:asciiTheme="majorHAnsi" w:cstheme="majorBidi" w:hAnsiTheme="majorHAnsi" w:eastAsia="黑体"/>
       <w:i/>
       <w:iCs/>
       <w:color w:themeColor="text1" w:themeTint="BF" w:val="404040"/>
@@ -4276,7 +4669,7 @@
       <w:outlineLvl w:val="7"/>
     </w:pPr>
     <w:rPr>
-      <w:rFonts w:asciiTheme="majorHAnsi" w:cstheme="majorBidi" w:eastAsiaTheme="majorEastAsia" w:hAnsiTheme="majorHAnsi"/>
+      <w:rFonts w:asciiTheme="majorHAnsi" w:cstheme="majorBidi" w:hAnsiTheme="majorHAnsi" w:eastAsia="黑体"/>
       <w:color w:themeColor="accent1" w:val="4F81BD"/>
       <w:sz w:val="20"/>
       <w:szCs w:val="20"/>
@@ -4299,7 +4692,7 @@
       <w:outlineLvl w:val="8"/>
     </w:pPr>
     <w:rPr>
-      <w:rFonts w:asciiTheme="majorHAnsi" w:cstheme="majorBidi" w:eastAsiaTheme="majorEastAsia" w:hAnsiTheme="majorHAnsi"/>
+      <w:rFonts w:asciiTheme="majorHAnsi" w:cstheme="majorBidi" w:hAnsiTheme="majorHAnsi" w:eastAsia="黑体"/>
       <w:i/>
       <w:iCs/>
       <w:color w:themeColor="text1" w:themeTint="BF" w:val="404040"/>
@@ -4350,7 +4743,7 @@
     <w:uiPriority w:val="9"/>
     <w:rsid w:val="00FC693F"/>
     <w:rPr>
-      <w:rFonts w:asciiTheme="majorHAnsi" w:cstheme="majorBidi" w:eastAsiaTheme="majorEastAsia" w:hAnsiTheme="majorHAnsi"/>
+      <w:rFonts w:asciiTheme="majorHAnsi" w:cstheme="majorBidi" w:hAnsiTheme="majorHAnsi" w:eastAsia="黑体"/>
       <w:b/>
       <w:bCs/>
       <w:color w:themeColor="accent1" w:themeShade="BF" w:val="365F91"/>
@@ -4365,7 +4758,7 @@
     <w:uiPriority w:val="9"/>
     <w:rsid w:val="00FC693F"/>
     <w:rPr>
-      <w:rFonts w:asciiTheme="majorHAnsi" w:cstheme="majorBidi" w:eastAsiaTheme="majorEastAsia" w:hAnsiTheme="majorHAnsi"/>
+      <w:rFonts w:asciiTheme="majorHAnsi" w:cstheme="majorBidi" w:hAnsiTheme="majorHAnsi" w:eastAsia="黑体"/>
       <w:b/>
       <w:bCs/>
       <w:color w:themeColor="accent1" w:val="4F81BD"/>
@@ -4380,7 +4773,7 @@
     <w:uiPriority w:val="9"/>
     <w:rsid w:val="00FC693F"/>
     <w:rPr>
-      <w:rFonts w:asciiTheme="majorHAnsi" w:cstheme="majorBidi" w:eastAsiaTheme="majorEastAsia" w:hAnsiTheme="majorHAnsi"/>
+      <w:rFonts w:asciiTheme="majorHAnsi" w:cstheme="majorBidi" w:hAnsiTheme="majorHAnsi" w:eastAsia="黑体"/>
       <w:b/>
       <w:bCs/>
       <w:color w:themeColor="accent1" w:val="4F81BD"/>
@@ -4403,7 +4796,7 @@
       <w:contextualSpacing/>
     </w:pPr>
     <w:rPr>
-      <w:rFonts w:ascii="Times New Roman" w:asciiTheme="majorHAnsi" w:cstheme="majorBidi" w:eastAsia="黑体" w:eastAsiaTheme="majorEastAsia" w:hAnsi="Times New Roman" w:hAnsiTheme="majorHAnsi"/>
+      <w:rFonts w:ascii="Times New Roman" w:asciiTheme="majorHAnsi" w:cstheme="majorBidi" w:eastAsia="黑体" w:hAnsi="Times New Roman" w:hAnsiTheme="majorHAnsi"/>
       <w:b/>
       <w:color w:val="1F3864"/>
       <w:spacing w:val="5"/>
@@ -4419,7 +4812,7 @@
     <w:uiPriority w:val="10"/>
     <w:rsid w:val="00FC693F"/>
     <w:rPr>
-      <w:rFonts w:asciiTheme="majorHAnsi" w:cstheme="majorBidi" w:eastAsiaTheme="majorEastAsia" w:hAnsiTheme="majorHAnsi"/>
+      <w:rFonts w:asciiTheme="majorHAnsi" w:cstheme="majorBidi" w:hAnsiTheme="majorHAnsi" w:eastAsia="黑体"/>
       <w:color w:themeColor="text2" w:themeShade="BF" w:val="17365D"/>
       <w:spacing w:val="5"/>
       <w:kern w:val="28"/>
@@ -4441,7 +4834,7 @@
       </w:numPr>
     </w:pPr>
     <w:rPr>
-      <w:rFonts w:asciiTheme="majorHAnsi" w:cstheme="majorBidi" w:eastAsiaTheme="majorEastAsia" w:hAnsiTheme="majorHAnsi"/>
+      <w:rFonts w:asciiTheme="majorHAnsi" w:cstheme="majorBidi" w:hAnsiTheme="majorHAnsi" w:eastAsia="黑体"/>
       <w:i/>
       <w:iCs/>
       <w:color w:themeColor="accent1" w:val="4F81BD"/>
@@ -4457,7 +4850,7 @@
     <w:uiPriority w:val="11"/>
     <w:rsid w:val="00FC693F"/>
     <w:rPr>
-      <w:rFonts w:asciiTheme="majorHAnsi" w:cstheme="majorBidi" w:eastAsiaTheme="majorEastAsia" w:hAnsiTheme="majorHAnsi"/>
+      <w:rFonts w:asciiTheme="majorHAnsi" w:cstheme="majorBidi" w:hAnsiTheme="majorHAnsi" w:eastAsia="黑体"/>
       <w:i/>
       <w:iCs/>
       <w:color w:themeColor="accent1" w:val="4F81BD"/>
@@ -4524,6 +4917,7 @@
       <w:spacing w:after="120"/>
     </w:pPr>
     <w:rPr>
+      <w:rFonts w:eastAsia="黑体"/>
       <w:sz w:val="16"/>
       <w:szCs w:val="16"/>
     </w:rPr>
@@ -4535,6 +4929,7 @@
     <w:uiPriority w:val="99"/>
     <w:rsid w:val="00AA1D8D"/>
     <w:rPr>
+      <w:rFonts w:eastAsia="黑体"/>
       <w:sz w:val="16"/>
       <w:szCs w:val="16"/>
     </w:rPr>
@@ -4704,7 +5099,7 @@
       </w:tabs>
     </w:pPr>
     <w:rPr>
-      <w:rFonts w:ascii="Courier" w:hAnsi="Courier"/>
+      <w:rFonts w:ascii="Courier" w:hAnsi="Courier" w:eastAsia="黑体"/>
       <w:sz w:val="20"/>
       <w:szCs w:val="20"/>
     </w:rPr>
@@ -4716,7 +5111,7 @@
     <w:uiPriority w:val="99"/>
     <w:rsid w:val="0029639D"/>
     <w:rPr>
-      <w:rFonts w:ascii="Courier" w:hAnsi="Courier"/>
+      <w:rFonts w:ascii="Courier" w:hAnsi="Courier" w:eastAsia="黑体"/>
       <w:sz w:val="20"/>
       <w:szCs w:val="20"/>
     </w:rPr>
@@ -4752,6 +5147,7 @@
     <w:uiPriority w:val="29"/>
     <w:rsid w:val="00FC693F"/>
     <w:rPr>
+      <w:rFonts w:eastAsia="黑体"/>
       <w:i/>
       <w:iCs/>
       <w:color w:themeColor="text1" w:val="000000"/>
@@ -4765,7 +5161,7 @@
     <w:semiHidden/>
     <w:rsid w:val="00FC693F"/>
     <w:rPr>
-      <w:rFonts w:asciiTheme="majorHAnsi" w:cstheme="majorBidi" w:eastAsiaTheme="majorEastAsia" w:hAnsiTheme="majorHAnsi"/>
+      <w:rFonts w:asciiTheme="majorHAnsi" w:cstheme="majorBidi" w:hAnsiTheme="majorHAnsi" w:eastAsia="黑体"/>
       <w:b/>
       <w:bCs/>
       <w:i/>
@@ -4781,7 +5177,7 @@
     <w:semiHidden/>
     <w:rsid w:val="00FC693F"/>
     <w:rPr>
-      <w:rFonts w:asciiTheme="majorHAnsi" w:cstheme="majorBidi" w:eastAsiaTheme="majorEastAsia" w:hAnsiTheme="majorHAnsi"/>
+      <w:rFonts w:asciiTheme="majorHAnsi" w:cstheme="majorBidi" w:hAnsiTheme="majorHAnsi" w:eastAsia="黑体"/>
       <w:color w:themeColor="accent1" w:themeShade="7F" w:val="243F60"/>
     </w:rPr>
   </w:style>
@@ -4793,7 +5189,7 @@
     <w:semiHidden/>
     <w:rsid w:val="00FC693F"/>
     <w:rPr>
-      <w:rFonts w:asciiTheme="majorHAnsi" w:cstheme="majorBidi" w:eastAsiaTheme="majorEastAsia" w:hAnsiTheme="majorHAnsi"/>
+      <w:rFonts w:asciiTheme="majorHAnsi" w:cstheme="majorBidi" w:hAnsiTheme="majorHAnsi" w:eastAsia="黑体"/>
       <w:i/>
       <w:iCs/>
       <w:color w:themeColor="accent1" w:themeShade="7F" w:val="243F60"/>
@@ -4807,7 +5203,7 @@
     <w:semiHidden/>
     <w:rsid w:val="00FC693F"/>
     <w:rPr>
-      <w:rFonts w:asciiTheme="majorHAnsi" w:cstheme="majorBidi" w:eastAsiaTheme="majorEastAsia" w:hAnsiTheme="majorHAnsi"/>
+      <w:rFonts w:asciiTheme="majorHAnsi" w:cstheme="majorBidi" w:hAnsiTheme="majorHAnsi" w:eastAsia="黑体"/>
       <w:i/>
       <w:iCs/>
       <w:color w:themeColor="text1" w:themeTint="BF" w:val="404040"/>
@@ -4821,7 +5217,7 @@
     <w:semiHidden/>
     <w:rsid w:val="00FC693F"/>
     <w:rPr>
-      <w:rFonts w:asciiTheme="majorHAnsi" w:cstheme="majorBidi" w:eastAsiaTheme="majorEastAsia" w:hAnsiTheme="majorHAnsi"/>
+      <w:rFonts w:asciiTheme="majorHAnsi" w:cstheme="majorBidi" w:hAnsiTheme="majorHAnsi" w:eastAsia="黑体"/>
       <w:color w:themeColor="accent1" w:val="4F81BD"/>
       <w:sz w:val="20"/>
       <w:szCs w:val="20"/>
@@ -4835,7 +5231,7 @@
     <w:semiHidden/>
     <w:rsid w:val="00FC693F"/>
     <w:rPr>
-      <w:rFonts w:asciiTheme="majorHAnsi" w:cstheme="majorBidi" w:eastAsiaTheme="majorEastAsia" w:hAnsiTheme="majorHAnsi"/>
+      <w:rFonts w:asciiTheme="majorHAnsi" w:cstheme="majorBidi" w:hAnsiTheme="majorHAnsi" w:eastAsia="黑体"/>
       <w:i/>
       <w:iCs/>
       <w:color w:themeColor="text1" w:themeTint="BF" w:val="404040"/>
@@ -4856,6 +5252,7 @@
       <w:spacing w:line="240" w:lineRule="auto"/>
     </w:pPr>
     <w:rPr>
+      <w:rFonts w:eastAsia="黑体"/>
       <w:b/>
       <w:bCs/>
       <w:color w:themeColor="accent1" w:val="4F81BD"/>
@@ -4870,6 +5267,7 @@
     <w:qFormat/>
     <w:rsid w:val="00FC693F"/>
     <w:rPr>
+      <w:rFonts w:eastAsia="黑体"/>
       <w:b/>
       <w:bCs/>
     </w:rPr>
@@ -4881,6 +5279,7 @@
     <w:qFormat/>
     <w:rsid w:val="00FC693F"/>
     <w:rPr>
+      <w:rFonts w:eastAsia="黑体"/>
       <w:i/>
       <w:iCs/>
     </w:rPr>
@@ -4901,6 +5300,7 @@
       <w:ind w:left="936" w:right="936"/>
     </w:pPr>
     <w:rPr>
+      <w:rFonts w:eastAsia="黑体"/>
       <w:b/>
       <w:bCs/>
       <w:i/>
@@ -4915,6 +5315,7 @@
     <w:uiPriority w:val="30"/>
     <w:rsid w:val="00FC693F"/>
     <w:rPr>
+      <w:rFonts w:eastAsia="黑体"/>
       <w:b/>
       <w:bCs/>
       <w:i/>
@@ -4929,6 +5330,7 @@
     <w:qFormat/>
     <w:rsid w:val="00FC693F"/>
     <w:rPr>
+      <w:rFonts w:eastAsia="黑体"/>
       <w:i/>
       <w:iCs/>
       <w:color w:themeColor="text1" w:themeTint="7F" w:val="808080"/>
@@ -4941,6 +5343,7 @@
     <w:qFormat/>
     <w:rsid w:val="00FC693F"/>
     <w:rPr>
+      <w:rFonts w:eastAsia="黑体"/>
       <w:b/>
       <w:bCs/>
       <w:i/>
@@ -4955,6 +5358,7 @@
     <w:qFormat/>
     <w:rsid w:val="00FC693F"/>
     <w:rPr>
+      <w:rFonts w:eastAsia="黑体"/>
       <w:smallCaps/>
       <w:color w:themeColor="accent2" w:val="C0504D"/>
       <w:u w:val="single"/>
@@ -4967,6 +5371,7 @@
     <w:qFormat/>
     <w:rsid w:val="00FC693F"/>
     <w:rPr>
+      <w:rFonts w:eastAsia="黑体"/>
       <w:b/>
       <w:bCs/>
       <w:smallCaps/>
@@ -4982,6 +5387,7 @@
     <w:qFormat/>
     <w:rsid w:val="00FC693F"/>
     <w:rPr>
+      <w:rFonts w:eastAsia="黑体"/>
       <w:b/>
       <w:bCs/>
       <w:smallCaps/>
@@ -5036,6 +5442,7 @@
       <w:spacing w:after="0" w:line="240" w:lineRule="auto"/>
     </w:pPr>
     <w:rPr>
+      <w:rFonts w:eastAsia="黑体"/>
       <w:color w:themeColor="text1" w:themeShade="BF" w:val="000000"/>
     </w:rPr>
     <w:tblPr>
@@ -5058,6 +5465,7 @@
         <w:spacing w:after="0" w:before="0" w:line="240" w:lineRule="auto"/>
       </w:pPr>
       <w:rPr>
+        <w:rFonts w:eastAsia="黑体"/>
         <w:b/>
         <w:bCs/>
       </w:rPr>
@@ -5078,6 +5486,7 @@
         <w:spacing w:after="0" w:before="0" w:line="240" w:lineRule="auto"/>
       </w:pPr>
       <w:rPr>
+        <w:rFonts w:eastAsia="黑体"/>
         <w:b/>
         <w:bCs/>
       </w:rPr>
@@ -5095,12 +5504,14 @@
     </w:tblStylePr>
     <w:tblStylePr w:type="firstCol">
       <w:rPr>
+        <w:rFonts w:eastAsia="黑体"/>
         <w:b/>
         <w:bCs/>
       </w:rPr>
     </w:tblStylePr>
     <w:tblStylePr w:type="lastCol">
       <w:rPr>
+        <w:rFonts w:eastAsia="黑体"/>
         <w:b/>
         <w:bCs/>
       </w:rPr>
@@ -5139,6 +5550,7 @@
       <w:spacing w:after="0" w:line="240" w:lineRule="auto"/>
     </w:pPr>
     <w:rPr>
+      <w:rFonts w:eastAsia="黑体"/>
       <w:color w:themeColor="accent1" w:themeShade="BF" w:val="365F91"/>
     </w:rPr>
     <w:tblPr>
@@ -5161,6 +5573,7 @@
         <w:spacing w:after="0" w:before="0" w:line="240" w:lineRule="auto"/>
       </w:pPr>
       <w:rPr>
+        <w:rFonts w:eastAsia="黑体"/>
         <w:b/>
         <w:bCs/>
       </w:rPr>
@@ -5181,6 +5594,7 @@
         <w:spacing w:after="0" w:before="0" w:line="240" w:lineRule="auto"/>
       </w:pPr>
       <w:rPr>
+        <w:rFonts w:eastAsia="黑体"/>
         <w:b/>
         <w:bCs/>
       </w:rPr>
@@ -5198,12 +5612,14 @@
     </w:tblStylePr>
     <w:tblStylePr w:type="firstCol">
       <w:rPr>
+        <w:rFonts w:eastAsia="黑体"/>
         <w:b/>
         <w:bCs/>
       </w:rPr>
     </w:tblStylePr>
     <w:tblStylePr w:type="lastCol">
       <w:rPr>
+        <w:rFonts w:eastAsia="黑体"/>
         <w:b/>
         <w:bCs/>
       </w:rPr>
@@ -5242,6 +5658,7 @@
       <w:spacing w:after="0" w:line="240" w:lineRule="auto"/>
     </w:pPr>
     <w:rPr>
+      <w:rFonts w:eastAsia="黑体"/>
       <w:color w:themeColor="accent2" w:themeShade="BF" w:val="943634"/>
     </w:rPr>
     <w:tblPr>
@@ -5264,6 +5681,7 @@
         <w:spacing w:after="0" w:before="0" w:line="240" w:lineRule="auto"/>
       </w:pPr>
       <w:rPr>
+        <w:rFonts w:eastAsia="黑体"/>
         <w:b/>
         <w:bCs/>
       </w:rPr>
@@ -5284,6 +5702,7 @@
         <w:spacing w:after="0" w:before="0" w:line="240" w:lineRule="auto"/>
       </w:pPr>
       <w:rPr>
+        <w:rFonts w:eastAsia="黑体"/>
         <w:b/>
         <w:bCs/>
       </w:rPr>
@@ -5301,12 +5720,14 @@
     </w:tblStylePr>
     <w:tblStylePr w:type="firstCol">
       <w:rPr>
+        <w:rFonts w:eastAsia="黑体"/>
         <w:b/>
         <w:bCs/>
       </w:rPr>
     </w:tblStylePr>
     <w:tblStylePr w:type="lastCol">
       <w:rPr>
+        <w:rFonts w:eastAsia="黑体"/>
         <w:b/>
         <w:bCs/>
       </w:rPr>
@@ -5345,6 +5766,7 @@
       <w:spacing w:after="0" w:line="240" w:lineRule="auto"/>
     </w:pPr>
     <w:rPr>
+      <w:rFonts w:eastAsia="黑体"/>
       <w:color w:themeColor="accent3" w:themeShade="BF" w:val="76923C"/>
     </w:rPr>
     <w:tblPr>
@@ -5367,6 +5789,7 @@
         <w:spacing w:after="0" w:before="0" w:line="240" w:lineRule="auto"/>
       </w:pPr>
       <w:rPr>
+        <w:rFonts w:eastAsia="黑体"/>
         <w:b/>
         <w:bCs/>
       </w:rPr>
@@ -5387,6 +5810,7 @@
         <w:spacing w:after="0" w:before="0" w:line="240" w:lineRule="auto"/>
       </w:pPr>
       <w:rPr>
+        <w:rFonts w:eastAsia="黑体"/>
         <w:b/>
         <w:bCs/>
       </w:rPr>
@@ -5404,12 +5828,14 @@
     </w:tblStylePr>
     <w:tblStylePr w:type="firstCol">
       <w:rPr>
+        <w:rFonts w:eastAsia="黑体"/>
         <w:b/>
         <w:bCs/>
       </w:rPr>
     </w:tblStylePr>
     <w:tblStylePr w:type="lastCol">
       <w:rPr>
+        <w:rFonts w:eastAsia="黑体"/>
         <w:b/>
         <w:bCs/>
       </w:rPr>
@@ -5448,6 +5874,7 @@
       <w:spacing w:after="0" w:line="240" w:lineRule="auto"/>
     </w:pPr>
     <w:rPr>
+      <w:rFonts w:eastAsia="黑体"/>
       <w:color w:themeColor="accent4" w:themeShade="BF" w:val="5F497A"/>
     </w:rPr>
     <w:tblPr>
@@ -5470,6 +5897,7 @@
         <w:spacing w:after="0" w:before="0" w:line="240" w:lineRule="auto"/>
       </w:pPr>
       <w:rPr>
+        <w:rFonts w:eastAsia="黑体"/>
         <w:b/>
         <w:bCs/>
       </w:rPr>
@@ -5490,6 +5918,7 @@
         <w:spacing w:after="0" w:before="0" w:line="240" w:lineRule="auto"/>
       </w:pPr>
       <w:rPr>
+        <w:rFonts w:eastAsia="黑体"/>
         <w:b/>
         <w:bCs/>
       </w:rPr>
@@ -5507,12 +5936,14 @@
     </w:tblStylePr>
     <w:tblStylePr w:type="firstCol">
       <w:rPr>
+        <w:rFonts w:eastAsia="黑体"/>
         <w:b/>
         <w:bCs/>
       </w:rPr>
     </w:tblStylePr>
     <w:tblStylePr w:type="lastCol">
       <w:rPr>
+        <w:rFonts w:eastAsia="黑体"/>
         <w:b/>
         <w:bCs/>
       </w:rPr>
@@ -5551,6 +5982,7 @@
       <w:spacing w:after="0" w:line="240" w:lineRule="auto"/>
     </w:pPr>
     <w:rPr>
+      <w:rFonts w:eastAsia="黑体"/>
       <w:color w:themeColor="accent5" w:themeShade="BF" w:val="31849B"/>
     </w:rPr>
     <w:tblPr>
@@ -5573,6 +6005,7 @@
         <w:spacing w:after="0" w:before="0" w:line="240" w:lineRule="auto"/>
       </w:pPr>
       <w:rPr>
+        <w:rFonts w:eastAsia="黑体"/>
         <w:b/>
         <w:bCs/>
       </w:rPr>
@@ -5593,6 +6026,7 @@
         <w:spacing w:after="0" w:before="0" w:line="240" w:lineRule="auto"/>
       </w:pPr>
       <w:rPr>
+        <w:rFonts w:eastAsia="黑体"/>
         <w:b/>
         <w:bCs/>
       </w:rPr>
@@ -5610,12 +6044,14 @@
     </w:tblStylePr>
     <w:tblStylePr w:type="firstCol">
       <w:rPr>
+        <w:rFonts w:eastAsia="黑体"/>
         <w:b/>
         <w:bCs/>
       </w:rPr>
     </w:tblStylePr>
     <w:tblStylePr w:type="lastCol">
       <w:rPr>
+        <w:rFonts w:eastAsia="黑体"/>
         <w:b/>
         <w:bCs/>
       </w:rPr>
@@ -5654,6 +6090,7 @@
       <w:spacing w:after="0" w:line="240" w:lineRule="auto"/>
     </w:pPr>
     <w:rPr>
+      <w:rFonts w:eastAsia="黑体"/>
       <w:color w:themeColor="accent6" w:themeShade="BF" w:val="E36C0A"/>
     </w:rPr>
     <w:tblPr>
@@ -5676,6 +6113,7 @@
         <w:spacing w:after="0" w:before="0" w:line="240" w:lineRule="auto"/>
       </w:pPr>
       <w:rPr>
+        <w:rFonts w:eastAsia="黑体"/>
         <w:b/>
         <w:bCs/>
       </w:rPr>
@@ -5696,6 +6134,7 @@
         <w:spacing w:after="0" w:before="0" w:line="240" w:lineRule="auto"/>
       </w:pPr>
       <w:rPr>
+        <w:rFonts w:eastAsia="黑体"/>
         <w:b/>
         <w:bCs/>
       </w:rPr>
@@ -5713,12 +6152,14 @@
     </w:tblStylePr>
     <w:tblStylePr w:type="firstCol">
       <w:rPr>
+        <w:rFonts w:eastAsia="黑体"/>
         <w:b/>
         <w:bCs/>
       </w:rPr>
     </w:tblStylePr>
     <w:tblStylePr w:type="lastCol">
       <w:rPr>
+        <w:rFonts w:eastAsia="黑体"/>
         <w:b/>
         <w:bCs/>
       </w:rPr>
@@ -5778,6 +6219,7 @@
         <w:spacing w:after="0" w:before="0" w:line="240" w:lineRule="auto"/>
       </w:pPr>
       <w:rPr>
+        <w:rFonts w:eastAsia="黑体"/>
         <w:b/>
         <w:bCs/>
         <w:color w:themeColor="background1" w:val="FFFFFF"/>
@@ -5792,6 +6234,7 @@
         <w:spacing w:after="0" w:before="0" w:line="240" w:lineRule="auto"/>
       </w:pPr>
       <w:rPr>
+        <w:rFonts w:eastAsia="黑体"/>
         <w:b/>
         <w:bCs/>
       </w:rPr>
@@ -5807,12 +6250,14 @@
     </w:tblStylePr>
     <w:tblStylePr w:type="firstCol">
       <w:rPr>
+        <w:rFonts w:eastAsia="黑体"/>
         <w:b/>
         <w:bCs/>
       </w:rPr>
     </w:tblStylePr>
     <w:tblStylePr w:type="lastCol">
       <w:rPr>
+        <w:rFonts w:eastAsia="黑体"/>
         <w:b/>
         <w:bCs/>
       </w:rPr>
@@ -5870,6 +6315,7 @@
         <w:spacing w:after="0" w:before="0" w:line="240" w:lineRule="auto"/>
       </w:pPr>
       <w:rPr>
+        <w:rFonts w:eastAsia="黑体"/>
         <w:b/>
         <w:bCs/>
         <w:color w:themeColor="background1" w:val="FFFFFF"/>
@@ -5884,6 +6330,7 @@
         <w:spacing w:after="0" w:before="0" w:line="240" w:lineRule="auto"/>
       </w:pPr>
       <w:rPr>
+        <w:rFonts w:eastAsia="黑体"/>
         <w:b/>
         <w:bCs/>
       </w:rPr>
@@ -5899,12 +6346,14 @@
     </w:tblStylePr>
     <w:tblStylePr w:type="firstCol">
       <w:rPr>
+        <w:rFonts w:eastAsia="黑体"/>
         <w:b/>
         <w:bCs/>
       </w:rPr>
     </w:tblStylePr>
     <w:tblStylePr w:type="lastCol">
       <w:rPr>
+        <w:rFonts w:eastAsia="黑体"/>
         <w:b/>
         <w:bCs/>
       </w:rPr>
@@ -5962,6 +6411,7 @@
         <w:spacing w:after="0" w:before="0" w:line="240" w:lineRule="auto"/>
       </w:pPr>
       <w:rPr>
+        <w:rFonts w:eastAsia="黑体"/>
         <w:b/>
         <w:bCs/>
         <w:color w:themeColor="background1" w:val="FFFFFF"/>
@@ -5976,6 +6426,7 @@
         <w:spacing w:after="0" w:before="0" w:line="240" w:lineRule="auto"/>
       </w:pPr>
       <w:rPr>
+        <w:rFonts w:eastAsia="黑体"/>
         <w:b/>
         <w:bCs/>
       </w:rPr>
@@ -5991,12 +6442,14 @@
     </w:tblStylePr>
     <w:tblStylePr w:type="firstCol">
       <w:rPr>
+        <w:rFonts w:eastAsia="黑体"/>
         <w:b/>
         <w:bCs/>
       </w:rPr>
     </w:tblStylePr>
     <w:tblStylePr w:type="lastCol">
       <w:rPr>
+        <w:rFonts w:eastAsia="黑体"/>
         <w:b/>
         <w:bCs/>
       </w:rPr>
@@ -6054,6 +6507,7 @@
         <w:spacing w:after="0" w:before="0" w:line="240" w:lineRule="auto"/>
       </w:pPr>
       <w:rPr>
+        <w:rFonts w:eastAsia="黑体"/>
         <w:b/>
         <w:bCs/>
         <w:color w:themeColor="background1" w:val="FFFFFF"/>
@@ -6068,6 +6522,7 @@
         <w:spacing w:after="0" w:before="0" w:line="240" w:lineRule="auto"/>
       </w:pPr>
       <w:rPr>
+        <w:rFonts w:eastAsia="黑体"/>
         <w:b/>
         <w:bCs/>
       </w:rPr>
@@ -6083,12 +6538,14 @@
     </w:tblStylePr>
     <w:tblStylePr w:type="firstCol">
       <w:rPr>
+        <w:rFonts w:eastAsia="黑体"/>
         <w:b/>
         <w:bCs/>
       </w:rPr>
     </w:tblStylePr>
     <w:tblStylePr w:type="lastCol">
       <w:rPr>
+        <w:rFonts w:eastAsia="黑体"/>
         <w:b/>
         <w:bCs/>
       </w:rPr>
@@ -6146,6 +6603,7 @@
         <w:spacing w:after="0" w:before="0" w:line="240" w:lineRule="auto"/>
       </w:pPr>
       <w:rPr>
+        <w:rFonts w:eastAsia="黑体"/>
         <w:b/>
         <w:bCs/>
         <w:color w:themeColor="background1" w:val="FFFFFF"/>
@@ -6160,6 +6618,7 @@
         <w:spacing w:after="0" w:before="0" w:line="240" w:lineRule="auto"/>
       </w:pPr>
       <w:rPr>
+        <w:rFonts w:eastAsia="黑体"/>
         <w:b/>
         <w:bCs/>
       </w:rPr>
@@ -6175,12 +6634,14 @@
     </w:tblStylePr>
     <w:tblStylePr w:type="firstCol">
       <w:rPr>
+        <w:rFonts w:eastAsia="黑体"/>
         <w:b/>
         <w:bCs/>
       </w:rPr>
     </w:tblStylePr>
     <w:tblStylePr w:type="lastCol">
       <w:rPr>
+        <w:rFonts w:eastAsia="黑体"/>
         <w:b/>
         <w:bCs/>
       </w:rPr>
@@ -6238,6 +6699,7 @@
         <w:spacing w:after="0" w:before="0" w:line="240" w:lineRule="auto"/>
       </w:pPr>
       <w:rPr>
+        <w:rFonts w:eastAsia="黑体"/>
         <w:b/>
         <w:bCs/>
         <w:color w:themeColor="background1" w:val="FFFFFF"/>
@@ -6252,6 +6714,7 @@
         <w:spacing w:after="0" w:before="0" w:line="240" w:lineRule="auto"/>
       </w:pPr>
       <w:rPr>
+        <w:rFonts w:eastAsia="黑体"/>
         <w:b/>
         <w:bCs/>
       </w:rPr>
@@ -6267,12 +6730,14 @@
     </w:tblStylePr>
     <w:tblStylePr w:type="firstCol">
       <w:rPr>
+        <w:rFonts w:eastAsia="黑体"/>
         <w:b/>
         <w:bCs/>
       </w:rPr>
     </w:tblStylePr>
     <w:tblStylePr w:type="lastCol">
       <w:rPr>
+        <w:rFonts w:eastAsia="黑体"/>
         <w:b/>
         <w:bCs/>
       </w:rPr>
@@ -6330,6 +6795,7 @@
         <w:spacing w:after="0" w:before="0" w:line="240" w:lineRule="auto"/>
       </w:pPr>
       <w:rPr>
+        <w:rFonts w:eastAsia="黑体"/>
         <w:b/>
         <w:bCs/>
         <w:color w:themeColor="background1" w:val="FFFFFF"/>
@@ -6344,6 +6810,7 @@
         <w:spacing w:after="0" w:before="0" w:line="240" w:lineRule="auto"/>
       </w:pPr>
       <w:rPr>
+        <w:rFonts w:eastAsia="黑体"/>
         <w:b/>
         <w:bCs/>
       </w:rPr>
@@ -6359,12 +6826,14 @@
     </w:tblStylePr>
     <w:tblStylePr w:type="firstCol">
       <w:rPr>
+        <w:rFonts w:eastAsia="黑体"/>
         <w:b/>
         <w:bCs/>
       </w:rPr>
     </w:tblStylePr>
     <w:tblStylePr w:type="lastCol">
       <w:rPr>
+        <w:rFonts w:eastAsia="黑体"/>
         <w:b/>
         <w:bCs/>
       </w:rPr>
@@ -6424,7 +6893,7 @@
         <w:spacing w:after="0" w:before="0" w:line="240" w:lineRule="auto"/>
       </w:pPr>
       <w:rPr>
-        <w:rFonts w:asciiTheme="majorHAnsi" w:cstheme="majorBidi" w:eastAsiaTheme="majorEastAsia" w:hAnsiTheme="majorHAnsi"/>
+        <w:rFonts w:asciiTheme="majorHAnsi" w:cstheme="majorBidi" w:hAnsiTheme="majorHAnsi" w:eastAsia="黑体"/>
         <w:b/>
         <w:bCs/>
       </w:rPr>
@@ -6445,7 +6914,7 @@
         <w:spacing w:after="0" w:before="0" w:line="240" w:lineRule="auto"/>
       </w:pPr>
       <w:rPr>
-        <w:rFonts w:asciiTheme="majorHAnsi" w:cstheme="majorBidi" w:eastAsiaTheme="majorEastAsia" w:hAnsiTheme="majorHAnsi"/>
+        <w:rFonts w:asciiTheme="majorHAnsi" w:cstheme="majorBidi" w:hAnsiTheme="majorHAnsi" w:eastAsia="黑体"/>
         <w:b/>
         <w:bCs/>
       </w:rPr>
@@ -6463,14 +6932,14 @@
     </w:tblStylePr>
     <w:tblStylePr w:type="firstCol">
       <w:rPr>
-        <w:rFonts w:asciiTheme="majorHAnsi" w:cstheme="majorBidi" w:eastAsiaTheme="majorEastAsia" w:hAnsiTheme="majorHAnsi"/>
+        <w:rFonts w:asciiTheme="majorHAnsi" w:cstheme="majorBidi" w:hAnsiTheme="majorHAnsi" w:eastAsia="黑体"/>
         <w:b/>
         <w:bCs/>
       </w:rPr>
     </w:tblStylePr>
     <w:tblStylePr w:type="lastCol">
       <w:rPr>
-        <w:rFonts w:asciiTheme="majorHAnsi" w:cstheme="majorBidi" w:eastAsiaTheme="majorEastAsia" w:hAnsiTheme="majorHAnsi"/>
+        <w:rFonts w:asciiTheme="majorHAnsi" w:cstheme="majorBidi" w:hAnsiTheme="majorHAnsi" w:eastAsia="黑体"/>
         <w:b/>
         <w:bCs/>
       </w:rPr>
@@ -6554,7 +7023,7 @@
         <w:spacing w:after="0" w:before="0" w:line="240" w:lineRule="auto"/>
       </w:pPr>
       <w:rPr>
-        <w:rFonts w:asciiTheme="majorHAnsi" w:cstheme="majorBidi" w:eastAsiaTheme="majorEastAsia" w:hAnsiTheme="majorHAnsi"/>
+        <w:rFonts w:asciiTheme="majorHAnsi" w:cstheme="majorBidi" w:hAnsiTheme="majorHAnsi" w:eastAsia="黑体"/>
         <w:b/>
         <w:bCs/>
       </w:rPr>
@@ -6575,7 +7044,7 @@
         <w:spacing w:after="0" w:before="0" w:line="240" w:lineRule="auto"/>
       </w:pPr>
       <w:rPr>
-        <w:rFonts w:asciiTheme="majorHAnsi" w:cstheme="majorBidi" w:eastAsiaTheme="majorEastAsia" w:hAnsiTheme="majorHAnsi"/>
+        <w:rFonts w:asciiTheme="majorHAnsi" w:cstheme="majorBidi" w:hAnsiTheme="majorHAnsi" w:eastAsia="黑体"/>
         <w:b/>
         <w:bCs/>
       </w:rPr>
@@ -6593,14 +7062,14 @@
     </w:tblStylePr>
     <w:tblStylePr w:type="firstCol">
       <w:rPr>
-        <w:rFonts w:asciiTheme="majorHAnsi" w:cstheme="majorBidi" w:eastAsiaTheme="majorEastAsia" w:hAnsiTheme="majorHAnsi"/>
+        <w:rFonts w:asciiTheme="majorHAnsi" w:cstheme="majorBidi" w:hAnsiTheme="majorHAnsi" w:eastAsia="黑体"/>
         <w:b/>
         <w:bCs/>
       </w:rPr>
     </w:tblStylePr>
     <w:tblStylePr w:type="lastCol">
       <w:rPr>
-        <w:rFonts w:asciiTheme="majorHAnsi" w:cstheme="majorBidi" w:eastAsiaTheme="majorEastAsia" w:hAnsiTheme="majorHAnsi"/>
+        <w:rFonts w:asciiTheme="majorHAnsi" w:cstheme="majorBidi" w:hAnsiTheme="majorHAnsi" w:eastAsia="黑体"/>
         <w:b/>
         <w:bCs/>
       </w:rPr>
@@ -6684,7 +7153,7 @@
         <w:spacing w:after="0" w:before="0" w:line="240" w:lineRule="auto"/>
       </w:pPr>
       <w:rPr>
-        <w:rFonts w:asciiTheme="majorHAnsi" w:cstheme="majorBidi" w:eastAsiaTheme="majorEastAsia" w:hAnsiTheme="majorHAnsi"/>
+        <w:rFonts w:asciiTheme="majorHAnsi" w:cstheme="majorBidi" w:hAnsiTheme="majorHAnsi" w:eastAsia="黑体"/>
         <w:b/>
         <w:bCs/>
       </w:rPr>
@@ -6705,7 +7174,7 @@
         <w:spacing w:after="0" w:before="0" w:line="240" w:lineRule="auto"/>
       </w:pPr>
       <w:rPr>
-        <w:rFonts w:asciiTheme="majorHAnsi" w:cstheme="majorBidi" w:eastAsiaTheme="majorEastAsia" w:hAnsiTheme="majorHAnsi"/>
+        <w:rFonts w:asciiTheme="majorHAnsi" w:cstheme="majorBidi" w:hAnsiTheme="majorHAnsi" w:eastAsia="黑体"/>
         <w:b/>
         <w:bCs/>
       </w:rPr>
@@ -6723,14 +7192,14 @@
     </w:tblStylePr>
     <w:tblStylePr w:type="firstCol">
       <w:rPr>
-        <w:rFonts w:asciiTheme="majorHAnsi" w:cstheme="majorBidi" w:eastAsiaTheme="majorEastAsia" w:hAnsiTheme="majorHAnsi"/>
+        <w:rFonts w:asciiTheme="majorHAnsi" w:cstheme="majorBidi" w:hAnsiTheme="majorHAnsi" w:eastAsia="黑体"/>
         <w:b/>
         <w:bCs/>
       </w:rPr>
     </w:tblStylePr>
     <w:tblStylePr w:type="lastCol">
       <w:rPr>
-        <w:rFonts w:asciiTheme="majorHAnsi" w:cstheme="majorBidi" w:eastAsiaTheme="majorEastAsia" w:hAnsiTheme="majorHAnsi"/>
+        <w:rFonts w:asciiTheme="majorHAnsi" w:cstheme="majorBidi" w:hAnsiTheme="majorHAnsi" w:eastAsia="黑体"/>
         <w:b/>
         <w:bCs/>
       </w:rPr>
@@ -6814,7 +7283,7 @@
         <w:spacing w:after="0" w:before="0" w:line="240" w:lineRule="auto"/>
       </w:pPr>
       <w:rPr>
-        <w:rFonts w:asciiTheme="majorHAnsi" w:cstheme="majorBidi" w:eastAsiaTheme="majorEastAsia" w:hAnsiTheme="majorHAnsi"/>
+        <w:rFonts w:asciiTheme="majorHAnsi" w:cstheme="majorBidi" w:hAnsiTheme="majorHAnsi" w:eastAsia="黑体"/>
         <w:b/>
         <w:bCs/>
       </w:rPr>
@@ -6835,7 +7304,7 @@
         <w:spacing w:after="0" w:before="0" w:line="240" w:lineRule="auto"/>
       </w:pPr>
       <w:rPr>
-        <w:rFonts w:asciiTheme="majorHAnsi" w:cstheme="majorBidi" w:eastAsiaTheme="majorEastAsia" w:hAnsiTheme="majorHAnsi"/>
+        <w:rFonts w:asciiTheme="majorHAnsi" w:cstheme="majorBidi" w:hAnsiTheme="majorHAnsi" w:eastAsia="黑体"/>
         <w:b/>
         <w:bCs/>
       </w:rPr>
@@ -6853,14 +7322,14 @@
     </w:tblStylePr>
     <w:tblStylePr w:type="firstCol">
       <w:rPr>
-        <w:rFonts w:asciiTheme="majorHAnsi" w:cstheme="majorBidi" w:eastAsiaTheme="majorEastAsia" w:hAnsiTheme="majorHAnsi"/>
+        <w:rFonts w:asciiTheme="majorHAnsi" w:cstheme="majorBidi" w:hAnsiTheme="majorHAnsi" w:eastAsia="黑体"/>
         <w:b/>
         <w:bCs/>
       </w:rPr>
     </w:tblStylePr>
     <w:tblStylePr w:type="lastCol">
       <w:rPr>
-        <w:rFonts w:asciiTheme="majorHAnsi" w:cstheme="majorBidi" w:eastAsiaTheme="majorEastAsia" w:hAnsiTheme="majorHAnsi"/>
+        <w:rFonts w:asciiTheme="majorHAnsi" w:cstheme="majorBidi" w:hAnsiTheme="majorHAnsi" w:eastAsia="黑体"/>
         <w:b/>
         <w:bCs/>
       </w:rPr>
@@ -6944,7 +7413,7 @@
         <w:spacing w:after="0" w:before="0" w:line="240" w:lineRule="auto"/>
       </w:pPr>
       <w:rPr>
-        <w:rFonts w:asciiTheme="majorHAnsi" w:cstheme="majorBidi" w:eastAsiaTheme="majorEastAsia" w:hAnsiTheme="majorHAnsi"/>
+        <w:rFonts w:asciiTheme="majorHAnsi" w:cstheme="majorBidi" w:hAnsiTheme="majorHAnsi" w:eastAsia="黑体"/>
         <w:b/>
         <w:bCs/>
       </w:rPr>
@@ -6965,7 +7434,7 @@
         <w:spacing w:after="0" w:before="0" w:line="240" w:lineRule="auto"/>
       </w:pPr>
       <w:rPr>
-        <w:rFonts w:asciiTheme="majorHAnsi" w:cstheme="majorBidi" w:eastAsiaTheme="majorEastAsia" w:hAnsiTheme="majorHAnsi"/>
+        <w:rFonts w:asciiTheme="majorHAnsi" w:cstheme="majorBidi" w:hAnsiTheme="majorHAnsi" w:eastAsia="黑体"/>
         <w:b/>
         <w:bCs/>
       </w:rPr>
@@ -6983,14 +7452,14 @@
     </w:tblStylePr>
     <w:tblStylePr w:type="firstCol">
       <w:rPr>
-        <w:rFonts w:asciiTheme="majorHAnsi" w:cstheme="majorBidi" w:eastAsiaTheme="majorEastAsia" w:hAnsiTheme="majorHAnsi"/>
+        <w:rFonts w:asciiTheme="majorHAnsi" w:cstheme="majorBidi" w:hAnsiTheme="majorHAnsi" w:eastAsia="黑体"/>
         <w:b/>
         <w:bCs/>
       </w:rPr>
     </w:tblStylePr>
     <w:tblStylePr w:type="lastCol">
       <w:rPr>
-        <w:rFonts w:asciiTheme="majorHAnsi" w:cstheme="majorBidi" w:eastAsiaTheme="majorEastAsia" w:hAnsiTheme="majorHAnsi"/>
+        <w:rFonts w:asciiTheme="majorHAnsi" w:cstheme="majorBidi" w:hAnsiTheme="majorHAnsi" w:eastAsia="黑体"/>
         <w:b/>
         <w:bCs/>
       </w:rPr>
@@ -7074,7 +7543,7 @@
         <w:spacing w:after="0" w:before="0" w:line="240" w:lineRule="auto"/>
       </w:pPr>
       <w:rPr>
-        <w:rFonts w:asciiTheme="majorHAnsi" w:cstheme="majorBidi" w:eastAsiaTheme="majorEastAsia" w:hAnsiTheme="majorHAnsi"/>
+        <w:rFonts w:asciiTheme="majorHAnsi" w:cstheme="majorBidi" w:hAnsiTheme="majorHAnsi" w:eastAsia="黑体"/>
         <w:b/>
         <w:bCs/>
       </w:rPr>
@@ -7095,7 +7564,7 @@
         <w:spacing w:after="0" w:before="0" w:line="240" w:lineRule="auto"/>
       </w:pPr>
       <w:rPr>
-        <w:rFonts w:asciiTheme="majorHAnsi" w:cstheme="majorBidi" w:eastAsiaTheme="majorEastAsia" w:hAnsiTheme="majorHAnsi"/>
+        <w:rFonts w:asciiTheme="majorHAnsi" w:cstheme="majorBidi" w:hAnsiTheme="majorHAnsi" w:eastAsia="黑体"/>
         <w:b/>
         <w:bCs/>
       </w:rPr>
@@ -7113,14 +7582,14 @@
     </w:tblStylePr>
     <w:tblStylePr w:type="firstCol">
       <w:rPr>
-        <w:rFonts w:asciiTheme="majorHAnsi" w:cstheme="majorBidi" w:eastAsiaTheme="majorEastAsia" w:hAnsiTheme="majorHAnsi"/>
+        <w:rFonts w:asciiTheme="majorHAnsi" w:cstheme="majorBidi" w:hAnsiTheme="majorHAnsi" w:eastAsia="黑体"/>
         <w:b/>
         <w:bCs/>
       </w:rPr>
     </w:tblStylePr>
     <w:tblStylePr w:type="lastCol">
       <w:rPr>
-        <w:rFonts w:asciiTheme="majorHAnsi" w:cstheme="majorBidi" w:eastAsiaTheme="majorEastAsia" w:hAnsiTheme="majorHAnsi"/>
+        <w:rFonts w:asciiTheme="majorHAnsi" w:cstheme="majorBidi" w:hAnsiTheme="majorHAnsi" w:eastAsia="黑体"/>
         <w:b/>
         <w:bCs/>
       </w:rPr>
@@ -7204,7 +7673,7 @@
         <w:spacing w:after="0" w:before="0" w:line="240" w:lineRule="auto"/>
       </w:pPr>
       <w:rPr>
-        <w:rFonts w:asciiTheme="majorHAnsi" w:cstheme="majorBidi" w:eastAsiaTheme="majorEastAsia" w:hAnsiTheme="majorHAnsi"/>
+        <w:rFonts w:asciiTheme="majorHAnsi" w:cstheme="majorBidi" w:hAnsiTheme="majorHAnsi" w:eastAsia="黑体"/>
         <w:b/>
         <w:bCs/>
       </w:rPr>
@@ -7225,7 +7694,7 @@
         <w:spacing w:after="0" w:before="0" w:line="240" w:lineRule="auto"/>
       </w:pPr>
       <w:rPr>
-        <w:rFonts w:asciiTheme="majorHAnsi" w:cstheme="majorBidi" w:eastAsiaTheme="majorEastAsia" w:hAnsiTheme="majorHAnsi"/>
+        <w:rFonts w:asciiTheme="majorHAnsi" w:cstheme="majorBidi" w:hAnsiTheme="majorHAnsi" w:eastAsia="黑体"/>
         <w:b/>
         <w:bCs/>
       </w:rPr>
@@ -7243,14 +7712,14 @@
     </w:tblStylePr>
     <w:tblStylePr w:type="firstCol">
       <w:rPr>
-        <w:rFonts w:asciiTheme="majorHAnsi" w:cstheme="majorBidi" w:eastAsiaTheme="majorEastAsia" w:hAnsiTheme="majorHAnsi"/>
+        <w:rFonts w:asciiTheme="majorHAnsi" w:cstheme="majorBidi" w:hAnsiTheme="majorHAnsi" w:eastAsia="黑体"/>
         <w:b/>
         <w:bCs/>
       </w:rPr>
     </w:tblStylePr>
     <w:tblStylePr w:type="lastCol">
       <w:rPr>
-        <w:rFonts w:asciiTheme="majorHAnsi" w:cstheme="majorBidi" w:eastAsiaTheme="majorEastAsia" w:hAnsiTheme="majorHAnsi"/>
+        <w:rFonts w:asciiTheme="majorHAnsi" w:cstheme="majorBidi" w:hAnsiTheme="majorHAnsi" w:eastAsia="黑体"/>
         <w:b/>
         <w:bCs/>
       </w:rPr>
@@ -7333,6 +7802,7 @@
         <w:spacing w:after="0" w:before="0" w:line="240" w:lineRule="auto"/>
       </w:pPr>
       <w:rPr>
+        <w:rFonts w:eastAsia="黑体"/>
         <w:b/>
         <w:bCs/>
         <w:color w:themeColor="background1" w:val="FFFFFF"/>
@@ -7355,6 +7825,7 @@
         <w:spacing w:after="0" w:before="0" w:line="240" w:lineRule="auto"/>
       </w:pPr>
       <w:rPr>
+        <w:rFonts w:eastAsia="黑体"/>
         <w:b/>
         <w:bCs/>
       </w:rPr>
@@ -7372,12 +7843,14 @@
     </w:tblStylePr>
     <w:tblStylePr w:type="firstCol">
       <w:rPr>
+        <w:rFonts w:eastAsia="黑体"/>
         <w:b/>
         <w:bCs/>
       </w:rPr>
     </w:tblStylePr>
     <w:tblStylePr w:type="lastCol">
       <w:rPr>
+        <w:rFonts w:eastAsia="黑体"/>
         <w:b/>
         <w:bCs/>
       </w:rPr>
@@ -7439,6 +7912,7 @@
         <w:spacing w:after="0" w:before="0" w:line="240" w:lineRule="auto"/>
       </w:pPr>
       <w:rPr>
+        <w:rFonts w:eastAsia="黑体"/>
         <w:b/>
         <w:bCs/>
         <w:color w:themeColor="background1" w:val="FFFFFF"/>
@@ -7461,6 +7935,7 @@
         <w:spacing w:after="0" w:before="0" w:line="240" w:lineRule="auto"/>
       </w:pPr>
       <w:rPr>
+        <w:rFonts w:eastAsia="黑体"/>
         <w:b/>
         <w:bCs/>
       </w:rPr>
@@ -7478,12 +7953,14 @@
     </w:tblStylePr>
     <w:tblStylePr w:type="firstCol">
       <w:rPr>
+        <w:rFonts w:eastAsia="黑体"/>
         <w:b/>
         <w:bCs/>
       </w:rPr>
     </w:tblStylePr>
     <w:tblStylePr w:type="lastCol">
       <w:rPr>
+        <w:rFonts w:eastAsia="黑体"/>
         <w:b/>
         <w:bCs/>
       </w:rPr>
@@ -7545,6 +8022,7 @@
         <w:spacing w:after="0" w:before="0" w:line="240" w:lineRule="auto"/>
       </w:pPr>
       <w:rPr>
+        <w:rFonts w:eastAsia="黑体"/>
         <w:b/>
         <w:bCs/>
         <w:color w:themeColor="background1" w:val="FFFFFF"/>
@@ -7567,6 +8045,7 @@
         <w:spacing w:after="0" w:before="0" w:line="240" w:lineRule="auto"/>
       </w:pPr>
       <w:rPr>
+        <w:rFonts w:eastAsia="黑体"/>
         <w:b/>
         <w:bCs/>
       </w:rPr>
@@ -7584,12 +8063,14 @@
     </w:tblStylePr>
     <w:tblStylePr w:type="firstCol">
       <w:rPr>
+        <w:rFonts w:eastAsia="黑体"/>
         <w:b/>
         <w:bCs/>
       </w:rPr>
     </w:tblStylePr>
     <w:tblStylePr w:type="lastCol">
       <w:rPr>
+        <w:rFonts w:eastAsia="黑体"/>
         <w:b/>
         <w:bCs/>
       </w:rPr>
@@ -7651,6 +8132,7 @@
         <w:spacing w:after="0" w:before="0" w:line="240" w:lineRule="auto"/>
       </w:pPr>
       <w:rPr>
+        <w:rFonts w:eastAsia="黑体"/>
         <w:b/>
         <w:bCs/>
         <w:color w:themeColor="background1" w:val="FFFFFF"/>
@@ -7673,6 +8155,7 @@
         <w:spacing w:after="0" w:before="0" w:line="240" w:lineRule="auto"/>
       </w:pPr>
       <w:rPr>
+        <w:rFonts w:eastAsia="黑体"/>
         <w:b/>
         <w:bCs/>
       </w:rPr>
@@ -7690,12 +8173,14 @@
     </w:tblStylePr>
     <w:tblStylePr w:type="firstCol">
       <w:rPr>
+        <w:rFonts w:eastAsia="黑体"/>
         <w:b/>
         <w:bCs/>
       </w:rPr>
     </w:tblStylePr>
     <w:tblStylePr w:type="lastCol">
       <w:rPr>
+        <w:rFonts w:eastAsia="黑体"/>
         <w:b/>
         <w:bCs/>
       </w:rPr>
@@ -7757,6 +8242,7 @@
         <w:spacing w:after="0" w:before="0" w:line="240" w:lineRule="auto"/>
       </w:pPr>
       <w:rPr>
+        <w:rFonts w:eastAsia="黑体"/>
         <w:b/>
         <w:bCs/>
         <w:color w:themeColor="background1" w:val="FFFFFF"/>
@@ -7779,6 +8265,7 @@
         <w:spacing w:after="0" w:before="0" w:line="240" w:lineRule="auto"/>
       </w:pPr>
       <w:rPr>
+        <w:rFonts w:eastAsia="黑体"/>
         <w:b/>
         <w:bCs/>
       </w:rPr>
@@ -7796,12 +8283,14 @@
     </w:tblStylePr>
     <w:tblStylePr w:type="firstCol">
       <w:rPr>
+        <w:rFonts w:eastAsia="黑体"/>
         <w:b/>
         <w:bCs/>
       </w:rPr>
     </w:tblStylePr>
     <w:tblStylePr w:type="lastCol">
       <w:rPr>
+        <w:rFonts w:eastAsia="黑体"/>
         <w:b/>
         <w:bCs/>
       </w:rPr>
@@ -7863,6 +8352,7 @@
         <w:spacing w:after="0" w:before="0" w:line="240" w:lineRule="auto"/>
       </w:pPr>
       <w:rPr>
+        <w:rFonts w:eastAsia="黑体"/>
         <w:b/>
         <w:bCs/>
         <w:color w:themeColor="background1" w:val="FFFFFF"/>
@@ -7885,6 +8375,7 @@
         <w:spacing w:after="0" w:before="0" w:line="240" w:lineRule="auto"/>
       </w:pPr>
       <w:rPr>
+        <w:rFonts w:eastAsia="黑体"/>
         <w:b/>
         <w:bCs/>
       </w:rPr>
@@ -7902,12 +8393,14 @@
     </w:tblStylePr>
     <w:tblStylePr w:type="firstCol">
       <w:rPr>
+        <w:rFonts w:eastAsia="黑体"/>
         <w:b/>
         <w:bCs/>
       </w:rPr>
     </w:tblStylePr>
     <w:tblStylePr w:type="lastCol">
       <w:rPr>
+        <w:rFonts w:eastAsia="黑体"/>
         <w:b/>
         <w:bCs/>
       </w:rPr>
@@ -7969,6 +8462,7 @@
         <w:spacing w:after="0" w:before="0" w:line="240" w:lineRule="auto"/>
       </w:pPr>
       <w:rPr>
+        <w:rFonts w:eastAsia="黑体"/>
         <w:b/>
         <w:bCs/>
         <w:color w:themeColor="background1" w:val="FFFFFF"/>
@@ -7991,6 +8485,7 @@
         <w:spacing w:after="0" w:before="0" w:line="240" w:lineRule="auto"/>
       </w:pPr>
       <w:rPr>
+        <w:rFonts w:eastAsia="黑体"/>
         <w:b/>
         <w:bCs/>
       </w:rPr>
@@ -8008,12 +8503,14 @@
     </w:tblStylePr>
     <w:tblStylePr w:type="firstCol">
       <w:rPr>
+        <w:rFonts w:eastAsia="黑体"/>
         <w:b/>
         <w:bCs/>
       </w:rPr>
     </w:tblStylePr>
     <w:tblStylePr w:type="lastCol">
       <w:rPr>
+        <w:rFonts w:eastAsia="黑体"/>
         <w:b/>
         <w:bCs/>
       </w:rPr>
@@ -8072,6 +8569,7 @@
         <w:spacing w:after="0" w:before="0" w:line="240" w:lineRule="auto"/>
       </w:pPr>
       <w:rPr>
+        <w:rFonts w:eastAsia="黑体"/>
         <w:b/>
         <w:bCs/>
         <w:color w:themeColor="background1" w:val="FFFFFF"/>
@@ -8094,6 +8592,7 @@
         <w:spacing w:after="0" w:before="0" w:line="240" w:lineRule="auto"/>
       </w:pPr>
       <w:rPr>
+        <w:rFonts w:eastAsia="黑体"/>
         <w:color w:val="auto"/>
       </w:rPr>
       <w:tblPr/>
@@ -8111,6 +8610,7 @@
     </w:tblStylePr>
     <w:tblStylePr w:type="firstCol">
       <w:rPr>
+        <w:rFonts w:eastAsia="黑体"/>
         <w:b/>
         <w:bCs/>
         <w:color w:themeColor="background1" w:val="FFFFFF"/>
@@ -8130,6 +8630,7 @@
     </w:tblStylePr>
     <w:tblStylePr w:type="lastCol">
       <w:rPr>
+        <w:rFonts w:eastAsia="黑体"/>
         <w:b/>
         <w:bCs/>
         <w:color w:themeColor="background1" w:val="FFFFFF"/>
@@ -8178,6 +8679,7 @@
     </w:tblStylePr>
     <w:tblStylePr w:type="nwCell">
       <w:rPr>
+        <w:rFonts w:eastAsia="黑体"/>
         <w:color w:themeColor="background1" w:val="FFFFFF"/>
       </w:rPr>
       <w:tblPr/>
@@ -8221,6 +8723,7 @@
         <w:spacing w:after="0" w:before="0" w:line="240" w:lineRule="auto"/>
       </w:pPr>
       <w:rPr>
+        <w:rFonts w:eastAsia="黑体"/>
         <w:b/>
         <w:bCs/>
         <w:color w:themeColor="background1" w:val="FFFFFF"/>
@@ -8243,6 +8746,7 @@
         <w:spacing w:after="0" w:before="0" w:line="240" w:lineRule="auto"/>
       </w:pPr>
       <w:rPr>
+        <w:rFonts w:eastAsia="黑体"/>
         <w:color w:val="auto"/>
       </w:rPr>
       <w:tblPr/>
@@ -8260,6 +8764,7 @@
     </w:tblStylePr>
     <w:tblStylePr w:type="firstCol">
       <w:rPr>
+        <w:rFonts w:eastAsia="黑体"/>
         <w:b/>
         <w:bCs/>
         <w:color w:themeColor="background1" w:val="FFFFFF"/>
@@ -8279,6 +8784,7 @@
     </w:tblStylePr>
     <w:tblStylePr w:type="lastCol">
       <w:rPr>
+        <w:rFonts w:eastAsia="黑体"/>
         <w:b/>
         <w:bCs/>
         <w:color w:themeColor="background1" w:val="FFFFFF"/>
@@ -8327,6 +8833,7 @@
     </w:tblStylePr>
     <w:tblStylePr w:type="nwCell">
       <w:rPr>
+        <w:rFonts w:eastAsia="黑体"/>
         <w:color w:themeColor="background1" w:val="FFFFFF"/>
       </w:rPr>
       <w:tblPr/>
@@ -8370,6 +8877,7 @@
         <w:spacing w:after="0" w:before="0" w:line="240" w:lineRule="auto"/>
       </w:pPr>
       <w:rPr>
+        <w:rFonts w:eastAsia="黑体"/>
         <w:b/>
         <w:bCs/>
         <w:color w:themeColor="background1" w:val="FFFFFF"/>
@@ -8392,6 +8900,7 @@
         <w:spacing w:after="0" w:before="0" w:line="240" w:lineRule="auto"/>
       </w:pPr>
       <w:rPr>
+        <w:rFonts w:eastAsia="黑体"/>
         <w:color w:val="auto"/>
       </w:rPr>
       <w:tblPr/>
@@ -8409,6 +8918,7 @@
     </w:tblStylePr>
     <w:tblStylePr w:type="firstCol">
       <w:rPr>
+        <w:rFonts w:eastAsia="黑体"/>
         <w:b/>
         <w:bCs/>
         <w:color w:themeColor="background1" w:val="FFFFFF"/>
@@ -8428,6 +8938,7 @@
     </w:tblStylePr>
     <w:tblStylePr w:type="lastCol">
       <w:rPr>
+        <w:rFonts w:eastAsia="黑体"/>
         <w:b/>
         <w:bCs/>
         <w:color w:themeColor="background1" w:val="FFFFFF"/>
@@ -8476,6 +8987,7 @@
     </w:tblStylePr>
     <w:tblStylePr w:type="nwCell">
       <w:rPr>
+        <w:rFonts w:eastAsia="黑体"/>
         <w:color w:themeColor="background1" w:val="FFFFFF"/>
       </w:rPr>
       <w:tblPr/>
@@ -8519,6 +9031,7 @@
         <w:spacing w:after="0" w:before="0" w:line="240" w:lineRule="auto"/>
       </w:pPr>
       <w:rPr>
+        <w:rFonts w:eastAsia="黑体"/>
         <w:b/>
         <w:bCs/>
         <w:color w:themeColor="background1" w:val="FFFFFF"/>
@@ -8541,6 +9054,7 @@
         <w:spacing w:after="0" w:before="0" w:line="240" w:lineRule="auto"/>
       </w:pPr>
       <w:rPr>
+        <w:rFonts w:eastAsia="黑体"/>
         <w:color w:val="auto"/>
       </w:rPr>
       <w:tblPr/>
@@ -8558,6 +9072,7 @@
     </w:tblStylePr>
     <w:tblStylePr w:type="firstCol">
       <w:rPr>
+        <w:rFonts w:eastAsia="黑体"/>
         <w:b/>
         <w:bCs/>
         <w:color w:themeColor="background1" w:val="FFFFFF"/>
@@ -8577,6 +9092,7 @@
     </w:tblStylePr>
     <w:tblStylePr w:type="lastCol">
       <w:rPr>
+        <w:rFonts w:eastAsia="黑体"/>
         <w:b/>
         <w:bCs/>
         <w:color w:themeColor="background1" w:val="FFFFFF"/>
@@ -8625,6 +9141,7 @@
     </w:tblStylePr>
     <w:tblStylePr w:type="nwCell">
       <w:rPr>
+        <w:rFonts w:eastAsia="黑体"/>
         <w:color w:themeColor="background1" w:val="FFFFFF"/>
       </w:rPr>
       <w:tblPr/>
@@ -8668,6 +9185,7 @@
         <w:spacing w:after="0" w:before="0" w:line="240" w:lineRule="auto"/>
       </w:pPr>
       <w:rPr>
+        <w:rFonts w:eastAsia="黑体"/>
         <w:b/>
         <w:bCs/>
         <w:color w:themeColor="background1" w:val="FFFFFF"/>
@@ -8690,6 +9208,7 @@
         <w:spacing w:after="0" w:before="0" w:line="240" w:lineRule="auto"/>
       </w:pPr>
       <w:rPr>
+        <w:rFonts w:eastAsia="黑体"/>
         <w:color w:val="auto"/>
       </w:rPr>
       <w:tblPr/>
@@ -8707,6 +9226,7 @@
     </w:tblStylePr>
     <w:tblStylePr w:type="firstCol">
       <w:rPr>
+        <w:rFonts w:eastAsia="黑体"/>
         <w:b/>
         <w:bCs/>
         <w:color w:themeColor="background1" w:val="FFFFFF"/>
@@ -8726,6 +9246,7 @@
     </w:tblStylePr>
     <w:tblStylePr w:type="lastCol">
       <w:rPr>
+        <w:rFonts w:eastAsia="黑体"/>
         <w:b/>
         <w:bCs/>
         <w:color w:themeColor="background1" w:val="FFFFFF"/>
@@ -8774,6 +9295,7 @@
     </w:tblStylePr>
     <w:tblStylePr w:type="nwCell">
       <w:rPr>
+        <w:rFonts w:eastAsia="黑体"/>
         <w:color w:themeColor="background1" w:val="FFFFFF"/>
       </w:rPr>
       <w:tblPr/>
@@ -8817,6 +9339,7 @@
         <w:spacing w:after="0" w:before="0" w:line="240" w:lineRule="auto"/>
       </w:pPr>
       <w:rPr>
+        <w:rFonts w:eastAsia="黑体"/>
         <w:b/>
         <w:bCs/>
         <w:color w:themeColor="background1" w:val="FFFFFF"/>
@@ -8839,6 +9362,7 @@
         <w:spacing w:after="0" w:before="0" w:line="240" w:lineRule="auto"/>
       </w:pPr>
       <w:rPr>
+        <w:rFonts w:eastAsia="黑体"/>
         <w:color w:val="auto"/>
       </w:rPr>
       <w:tblPr/>
@@ -8856,6 +9380,7 @@
     </w:tblStylePr>
     <w:tblStylePr w:type="firstCol">
       <w:rPr>
+        <w:rFonts w:eastAsia="黑体"/>
         <w:b/>
         <w:bCs/>
         <w:color w:themeColor="background1" w:val="FFFFFF"/>
@@ -8875,6 +9400,7 @@
     </w:tblStylePr>
     <w:tblStylePr w:type="lastCol">
       <w:rPr>
+        <w:rFonts w:eastAsia="黑体"/>
         <w:b/>
         <w:bCs/>
         <w:color w:themeColor="background1" w:val="FFFFFF"/>
@@ -8923,6 +9449,7 @@
     </w:tblStylePr>
     <w:tblStylePr w:type="nwCell">
       <w:rPr>
+        <w:rFonts w:eastAsia="黑体"/>
         <w:color w:themeColor="background1" w:val="FFFFFF"/>
       </w:rPr>
       <w:tblPr/>
@@ -8966,6 +9493,7 @@
         <w:spacing w:after="0" w:before="0" w:line="240" w:lineRule="auto"/>
       </w:pPr>
       <w:rPr>
+        <w:rFonts w:eastAsia="黑体"/>
         <w:b/>
         <w:bCs/>
         <w:color w:themeColor="background1" w:val="FFFFFF"/>
@@ -8988,6 +9516,7 @@
         <w:spacing w:after="0" w:before="0" w:line="240" w:lineRule="auto"/>
       </w:pPr>
       <w:rPr>
+        <w:rFonts w:eastAsia="黑体"/>
         <w:color w:val="auto"/>
       </w:rPr>
       <w:tblPr/>
@@ -9005,6 +9534,7 @@
     </w:tblStylePr>
     <w:tblStylePr w:type="firstCol">
       <w:rPr>
+        <w:rFonts w:eastAsia="黑体"/>
         <w:b/>
         <w:bCs/>
         <w:color w:themeColor="background1" w:val="FFFFFF"/>
@@ -9024,6 +9554,7 @@
     </w:tblStylePr>
     <w:tblStylePr w:type="lastCol">
       <w:rPr>
+        <w:rFonts w:eastAsia="黑体"/>
         <w:b/>
         <w:bCs/>
         <w:color w:themeColor="background1" w:val="FFFFFF"/>
@@ -9072,6 +9603,7 @@
     </w:tblStylePr>
     <w:tblStylePr w:type="nwCell">
       <w:rPr>
+        <w:rFonts w:eastAsia="黑体"/>
         <w:color w:themeColor="background1" w:val="FFFFFF"/>
       </w:rPr>
       <w:tblPr/>
@@ -9096,6 +9628,7 @@
       <w:spacing w:after="0" w:line="240" w:lineRule="auto"/>
     </w:pPr>
     <w:rPr>
+      <w:rFonts w:eastAsia="黑体"/>
       <w:color w:themeColor="text1" w:val="000000"/>
     </w:rPr>
     <w:tblPr>
@@ -9115,7 +9648,7 @@
     </w:tblPr>
     <w:tblStylePr w:type="firstRow">
       <w:rPr>
-        <w:rFonts w:asciiTheme="majorHAnsi" w:cstheme="majorBidi" w:eastAsiaTheme="majorEastAsia" w:hAnsiTheme="majorHAnsi"/>
+        <w:rFonts w:asciiTheme="majorHAnsi" w:cstheme="majorBidi" w:hAnsiTheme="majorHAnsi" w:eastAsia="黑体"/>
       </w:rPr>
       <w:tblPr/>
       <w:tcPr>
@@ -9127,6 +9660,7 @@
     </w:tblStylePr>
     <w:tblStylePr w:type="lastRow">
       <w:rPr>
+        <w:rFonts w:eastAsia="黑体"/>
         <w:b/>
         <w:bCs/>
         <w:color w:themeColor="text2" w:val="1F497D"/>
@@ -9141,12 +9675,14 @@
     </w:tblStylePr>
     <w:tblStylePr w:type="firstCol">
       <w:rPr>
+        <w:rFonts w:eastAsia="黑体"/>
         <w:b/>
         <w:bCs/>
       </w:rPr>
     </w:tblStylePr>
     <w:tblStylePr w:type="lastCol">
       <w:rPr>
+        <w:rFonts w:eastAsia="黑体"/>
         <w:b/>
         <w:bCs/>
       </w:rPr>
@@ -9180,6 +9716,7 @@
       <w:spacing w:after="0" w:line="240" w:lineRule="auto"/>
     </w:pPr>
     <w:rPr>
+      <w:rFonts w:eastAsia="黑体"/>
       <w:color w:themeColor="text1" w:val="000000"/>
     </w:rPr>
     <w:tblPr>
@@ -9199,7 +9736,7 @@
     </w:tblPr>
     <w:tblStylePr w:type="firstRow">
       <w:rPr>
-        <w:rFonts w:asciiTheme="majorHAnsi" w:cstheme="majorBidi" w:eastAsiaTheme="majorEastAsia" w:hAnsiTheme="majorHAnsi"/>
+        <w:rFonts w:asciiTheme="majorHAnsi" w:cstheme="majorBidi" w:hAnsiTheme="majorHAnsi" w:eastAsia="黑体"/>
       </w:rPr>
       <w:tblPr/>
       <w:tcPr>
@@ -9211,6 +9748,7 @@
     </w:tblStylePr>
     <w:tblStylePr w:type="lastRow">
       <w:rPr>
+        <w:rFonts w:eastAsia="黑体"/>
         <w:b/>
         <w:bCs/>
         <w:color w:themeColor="text2" w:val="1F497D"/>
@@ -9225,12 +9763,14 @@
     </w:tblStylePr>
     <w:tblStylePr w:type="firstCol">
       <w:rPr>
+        <w:rFonts w:eastAsia="黑体"/>
         <w:b/>
         <w:bCs/>
       </w:rPr>
     </w:tblStylePr>
     <w:tblStylePr w:type="lastCol">
       <w:rPr>
+        <w:rFonts w:eastAsia="黑体"/>
         <w:b/>
         <w:bCs/>
       </w:rPr>
@@ -9264,6 +9804,7 @@
       <w:spacing w:after="0" w:line="240" w:lineRule="auto"/>
     </w:pPr>
     <w:rPr>
+      <w:rFonts w:eastAsia="黑体"/>
       <w:color w:themeColor="text1" w:val="000000"/>
     </w:rPr>
     <w:tblPr>
@@ -9283,7 +9824,7 @@
     </w:tblPr>
     <w:tblStylePr w:type="firstRow">
       <w:rPr>
-        <w:rFonts w:asciiTheme="majorHAnsi" w:cstheme="majorBidi" w:eastAsiaTheme="majorEastAsia" w:hAnsiTheme="majorHAnsi"/>
+        <w:rFonts w:asciiTheme="majorHAnsi" w:cstheme="majorBidi" w:hAnsiTheme="majorHAnsi" w:eastAsia="黑体"/>
       </w:rPr>
       <w:tblPr/>
       <w:tcPr>
@@ -9295,6 +9836,7 @@
     </w:tblStylePr>
     <w:tblStylePr w:type="lastRow">
       <w:rPr>
+        <w:rFonts w:eastAsia="黑体"/>
         <w:b/>
         <w:bCs/>
         <w:color w:themeColor="text2" w:val="1F497D"/>
@@ -9309,12 +9851,14 @@
     </w:tblStylePr>
     <w:tblStylePr w:type="firstCol">
       <w:rPr>
+        <w:rFonts w:eastAsia="黑体"/>
         <w:b/>
         <w:bCs/>
       </w:rPr>
     </w:tblStylePr>
     <w:tblStylePr w:type="lastCol">
       <w:rPr>
+        <w:rFonts w:eastAsia="黑体"/>
         <w:b/>
         <w:bCs/>
       </w:rPr>
@@ -9348,6 +9892,7 @@
       <w:spacing w:after="0" w:line="240" w:lineRule="auto"/>
     </w:pPr>
     <w:rPr>
+      <w:rFonts w:eastAsia="黑体"/>
       <w:color w:themeColor="text1" w:val="000000"/>
     </w:rPr>
     <w:tblPr>
@@ -9367,7 +9912,7 @@
     </w:tblPr>
     <w:tblStylePr w:type="firstRow">
       <w:rPr>
-        <w:rFonts w:asciiTheme="majorHAnsi" w:cstheme="majorBidi" w:eastAsiaTheme="majorEastAsia" w:hAnsiTheme="majorHAnsi"/>
+        <w:rFonts w:asciiTheme="majorHAnsi" w:cstheme="majorBidi" w:hAnsiTheme="majorHAnsi" w:eastAsia="黑体"/>
       </w:rPr>
       <w:tblPr/>
       <w:tcPr>
@@ -9379,6 +9924,7 @@
     </w:tblStylePr>
     <w:tblStylePr w:type="lastRow">
       <w:rPr>
+        <w:rFonts w:eastAsia="黑体"/>
         <w:b/>
         <w:bCs/>
         <w:color w:themeColor="text2" w:val="1F497D"/>
@@ -9393,12 +9939,14 @@
     </w:tblStylePr>
     <w:tblStylePr w:type="firstCol">
       <w:rPr>
+        <w:rFonts w:eastAsia="黑体"/>
         <w:b/>
         <w:bCs/>
       </w:rPr>
     </w:tblStylePr>
     <w:tblStylePr w:type="lastCol">
       <w:rPr>
+        <w:rFonts w:eastAsia="黑体"/>
         <w:b/>
         <w:bCs/>
       </w:rPr>
@@ -9432,6 +9980,7 @@
       <w:spacing w:after="0" w:line="240" w:lineRule="auto"/>
     </w:pPr>
     <w:rPr>
+      <w:rFonts w:eastAsia="黑体"/>
       <w:color w:themeColor="text1" w:val="000000"/>
     </w:rPr>
     <w:tblPr>
@@ -9451,7 +10000,7 @@
     </w:tblPr>
     <w:tblStylePr w:type="firstRow">
       <w:rPr>
-        <w:rFonts w:asciiTheme="majorHAnsi" w:cstheme="majorBidi" w:eastAsiaTheme="majorEastAsia" w:hAnsiTheme="majorHAnsi"/>
+        <w:rFonts w:asciiTheme="majorHAnsi" w:cstheme="majorBidi" w:hAnsiTheme="majorHAnsi" w:eastAsia="黑体"/>
       </w:rPr>
       <w:tblPr/>
       <w:tcPr>
@@ -9463,6 +10012,7 @@
     </w:tblStylePr>
     <w:tblStylePr w:type="lastRow">
       <w:rPr>
+        <w:rFonts w:eastAsia="黑体"/>
         <w:b/>
         <w:bCs/>
         <w:color w:themeColor="text2" w:val="1F497D"/>
@@ -9477,12 +10027,14 @@
     </w:tblStylePr>
     <w:tblStylePr w:type="firstCol">
       <w:rPr>
+        <w:rFonts w:eastAsia="黑体"/>
         <w:b/>
         <w:bCs/>
       </w:rPr>
     </w:tblStylePr>
     <w:tblStylePr w:type="lastCol">
       <w:rPr>
+        <w:rFonts w:eastAsia="黑体"/>
         <w:b/>
         <w:bCs/>
       </w:rPr>
@@ -9516,6 +10068,7 @@
       <w:spacing w:after="0" w:line="240" w:lineRule="auto"/>
     </w:pPr>
     <w:rPr>
+      <w:rFonts w:eastAsia="黑体"/>
       <w:color w:themeColor="text1" w:val="000000"/>
     </w:rPr>
     <w:tblPr>
@@ -9535,7 +10088,7 @@
     </w:tblPr>
     <w:tblStylePr w:type="firstRow">
       <w:rPr>
-        <w:rFonts w:asciiTheme="majorHAnsi" w:cstheme="majorBidi" w:eastAsiaTheme="majorEastAsia" w:hAnsiTheme="majorHAnsi"/>
+        <w:rFonts w:asciiTheme="majorHAnsi" w:cstheme="majorBidi" w:hAnsiTheme="majorHAnsi" w:eastAsia="黑体"/>
       </w:rPr>
       <w:tblPr/>
       <w:tcPr>
@@ -9547,6 +10100,7 @@
     </w:tblStylePr>
     <w:tblStylePr w:type="lastRow">
       <w:rPr>
+        <w:rFonts w:eastAsia="黑体"/>
         <w:b/>
         <w:bCs/>
         <w:color w:themeColor="text2" w:val="1F497D"/>
@@ -9561,12 +10115,14 @@
     </w:tblStylePr>
     <w:tblStylePr w:type="firstCol">
       <w:rPr>
+        <w:rFonts w:eastAsia="黑体"/>
         <w:b/>
         <w:bCs/>
       </w:rPr>
     </w:tblStylePr>
     <w:tblStylePr w:type="lastCol">
       <w:rPr>
+        <w:rFonts w:eastAsia="黑体"/>
         <w:b/>
         <w:bCs/>
       </w:rPr>
@@ -9600,6 +10156,7 @@
       <w:spacing w:after="0" w:line="240" w:lineRule="auto"/>
     </w:pPr>
     <w:rPr>
+      <w:rFonts w:eastAsia="黑体"/>
       <w:color w:themeColor="text1" w:val="000000"/>
     </w:rPr>
     <w:tblPr>
@@ -9619,7 +10176,7 @@
     </w:tblPr>
     <w:tblStylePr w:type="firstRow">
       <w:rPr>
-        <w:rFonts w:asciiTheme="majorHAnsi" w:cstheme="majorBidi" w:eastAsiaTheme="majorEastAsia" w:hAnsiTheme="majorHAnsi"/>
+        <w:rFonts w:asciiTheme="majorHAnsi" w:cstheme="majorBidi" w:hAnsiTheme="majorHAnsi" w:eastAsia="黑体"/>
       </w:rPr>
       <w:tblPr/>
       <w:tcPr>
@@ -9631,6 +10188,7 @@
     </w:tblStylePr>
     <w:tblStylePr w:type="lastRow">
       <w:rPr>
+        <w:rFonts w:eastAsia="黑体"/>
         <w:b/>
         <w:bCs/>
         <w:color w:themeColor="text2" w:val="1F497D"/>
@@ -9645,12 +10203,14 @@
     </w:tblStylePr>
     <w:tblStylePr w:type="firstCol">
       <w:rPr>
+        <w:rFonts w:eastAsia="黑体"/>
         <w:b/>
         <w:bCs/>
       </w:rPr>
     </w:tblStylePr>
     <w:tblStylePr w:type="lastCol">
       <w:rPr>
+        <w:rFonts w:eastAsia="黑体"/>
         <w:b/>
         <w:bCs/>
       </w:rPr>
@@ -9684,7 +10244,7 @@
       <w:spacing w:after="0" w:line="240" w:lineRule="auto"/>
     </w:pPr>
     <w:rPr>
-      <w:rFonts w:asciiTheme="majorHAnsi" w:cstheme="majorBidi" w:eastAsiaTheme="majorEastAsia" w:hAnsiTheme="majorHAnsi"/>
+      <w:rFonts w:asciiTheme="majorHAnsi" w:cstheme="majorBidi" w:hAnsiTheme="majorHAnsi" w:eastAsia="黑体"/>
       <w:color w:themeColor="text1" w:val="000000"/>
     </w:rPr>
     <w:tblPr>
@@ -9706,6 +10266,7 @@
     </w:tblPr>
     <w:tblStylePr w:type="firstRow">
       <w:rPr>
+        <w:rFonts w:eastAsia="黑体"/>
         <w:sz w:val="24"/>
         <w:szCs w:val="24"/>
       </w:rPr>
@@ -9812,7 +10373,7 @@
       <w:spacing w:after="0" w:line="240" w:lineRule="auto"/>
     </w:pPr>
     <w:rPr>
-      <w:rFonts w:asciiTheme="majorHAnsi" w:cstheme="majorBidi" w:eastAsiaTheme="majorEastAsia" w:hAnsiTheme="majorHAnsi"/>
+      <w:rFonts w:asciiTheme="majorHAnsi" w:cstheme="majorBidi" w:hAnsiTheme="majorHAnsi" w:eastAsia="黑体"/>
       <w:color w:themeColor="text1" w:val="000000"/>
     </w:rPr>
     <w:tblPr>
@@ -9834,6 +10395,7 @@
     </w:tblPr>
     <w:tblStylePr w:type="firstRow">
       <w:rPr>
+        <w:rFonts w:eastAsia="黑体"/>
         <w:sz w:val="24"/>
         <w:szCs w:val="24"/>
       </w:rPr>
@@ -9940,7 +10502,7 @@
       <w:spacing w:after="0" w:line="240" w:lineRule="auto"/>
     </w:pPr>
     <w:rPr>
-      <w:rFonts w:asciiTheme="majorHAnsi" w:cstheme="majorBidi" w:eastAsiaTheme="majorEastAsia" w:hAnsiTheme="majorHAnsi"/>
+      <w:rFonts w:asciiTheme="majorHAnsi" w:cstheme="majorBidi" w:hAnsiTheme="majorHAnsi" w:eastAsia="黑体"/>
       <w:color w:themeColor="text1" w:val="000000"/>
     </w:rPr>
     <w:tblPr>
@@ -9962,6 +10524,7 @@
     </w:tblPr>
     <w:tblStylePr w:type="firstRow">
       <w:rPr>
+        <w:rFonts w:eastAsia="黑体"/>
         <w:sz w:val="24"/>
         <w:szCs w:val="24"/>
       </w:rPr>
@@ -10068,7 +10631,7 @@
       <w:spacing w:after="0" w:line="240" w:lineRule="auto"/>
     </w:pPr>
     <w:rPr>
-      <w:rFonts w:asciiTheme="majorHAnsi" w:cstheme="majorBidi" w:eastAsiaTheme="majorEastAsia" w:hAnsiTheme="majorHAnsi"/>
+      <w:rFonts w:asciiTheme="majorHAnsi" w:cstheme="majorBidi" w:hAnsiTheme="majorHAnsi" w:eastAsia="黑体"/>
       <w:color w:themeColor="text1" w:val="000000"/>
     </w:rPr>
     <w:tblPr>
@@ -10090,6 +10653,7 @@
     </w:tblPr>
     <w:tblStylePr w:type="firstRow">
       <w:rPr>
+        <w:rFonts w:eastAsia="黑体"/>
         <w:sz w:val="24"/>
         <w:szCs w:val="24"/>
       </w:rPr>
@@ -10196,7 +10760,7 @@
       <w:spacing w:after="0" w:line="240" w:lineRule="auto"/>
     </w:pPr>
     <w:rPr>
-      <w:rFonts w:asciiTheme="majorHAnsi" w:cstheme="majorBidi" w:eastAsiaTheme="majorEastAsia" w:hAnsiTheme="majorHAnsi"/>
+      <w:rFonts w:asciiTheme="majorHAnsi" w:cstheme="majorBidi" w:hAnsiTheme="majorHAnsi" w:eastAsia="黑体"/>
       <w:color w:themeColor="text1" w:val="000000"/>
     </w:rPr>
     <w:tblPr>
@@ -10218,6 +10782,7 @@
     </w:tblPr>
     <w:tblStylePr w:type="firstRow">
       <w:rPr>
+        <w:rFonts w:eastAsia="黑体"/>
         <w:sz w:val="24"/>
         <w:szCs w:val="24"/>
       </w:rPr>
@@ -10324,7 +10889,7 @@
       <w:spacing w:after="0" w:line="240" w:lineRule="auto"/>
     </w:pPr>
     <w:rPr>
-      <w:rFonts w:asciiTheme="majorHAnsi" w:cstheme="majorBidi" w:eastAsiaTheme="majorEastAsia" w:hAnsiTheme="majorHAnsi"/>
+      <w:rFonts w:asciiTheme="majorHAnsi" w:cstheme="majorBidi" w:hAnsiTheme="majorHAnsi" w:eastAsia="黑体"/>
       <w:color w:themeColor="text1" w:val="000000"/>
     </w:rPr>
     <w:tblPr>
@@ -10346,6 +10911,7 @@
     </w:tblPr>
     <w:tblStylePr w:type="firstRow">
       <w:rPr>
+        <w:rFonts w:eastAsia="黑体"/>
         <w:sz w:val="24"/>
         <w:szCs w:val="24"/>
       </w:rPr>
@@ -10452,7 +11018,7 @@
       <w:spacing w:after="0" w:line="240" w:lineRule="auto"/>
     </w:pPr>
     <w:rPr>
-      <w:rFonts w:asciiTheme="majorHAnsi" w:cstheme="majorBidi" w:eastAsiaTheme="majorEastAsia" w:hAnsiTheme="majorHAnsi"/>
+      <w:rFonts w:asciiTheme="majorHAnsi" w:cstheme="majorBidi" w:hAnsiTheme="majorHAnsi" w:eastAsia="黑体"/>
       <w:color w:themeColor="text1" w:val="000000"/>
     </w:rPr>
     <w:tblPr>
@@ -10474,6 +11040,7 @@
     </w:tblPr>
     <w:tblStylePr w:type="firstRow">
       <w:rPr>
+        <w:rFonts w:eastAsia="黑体"/>
         <w:sz w:val="24"/>
         <w:szCs w:val="24"/>
       </w:rPr>
@@ -10603,12 +11170,14 @@
     </w:tcPr>
     <w:tblStylePr w:type="firstRow">
       <w:rPr>
+        <w:rFonts w:eastAsia="黑体"/>
         <w:b/>
         <w:bCs/>
       </w:rPr>
     </w:tblStylePr>
     <w:tblStylePr w:type="lastRow">
       <w:rPr>
+        <w:rFonts w:eastAsia="黑体"/>
         <w:b/>
         <w:bCs/>
       </w:rPr>
@@ -10621,12 +11190,14 @@
     </w:tblStylePr>
     <w:tblStylePr w:type="firstCol">
       <w:rPr>
+        <w:rFonts w:eastAsia="黑体"/>
         <w:b/>
         <w:bCs/>
       </w:rPr>
     </w:tblStylePr>
     <w:tblStylePr w:type="lastCol">
       <w:rPr>
+        <w:rFonts w:eastAsia="黑体"/>
         <w:b/>
         <w:bCs/>
       </w:rPr>
@@ -10676,12 +11247,14 @@
     </w:tcPr>
     <w:tblStylePr w:type="firstRow">
       <w:rPr>
+        <w:rFonts w:eastAsia="黑体"/>
         <w:b/>
         <w:bCs/>
       </w:rPr>
     </w:tblStylePr>
     <w:tblStylePr w:type="lastRow">
       <w:rPr>
+        <w:rFonts w:eastAsia="黑体"/>
         <w:b/>
         <w:bCs/>
       </w:rPr>
@@ -10694,12 +11267,14 @@
     </w:tblStylePr>
     <w:tblStylePr w:type="firstCol">
       <w:rPr>
+        <w:rFonts w:eastAsia="黑体"/>
         <w:b/>
         <w:bCs/>
       </w:rPr>
     </w:tblStylePr>
     <w:tblStylePr w:type="lastCol">
       <w:rPr>
+        <w:rFonts w:eastAsia="黑体"/>
         <w:b/>
         <w:bCs/>
       </w:rPr>
@@ -10749,12 +11324,14 @@
     </w:tcPr>
     <w:tblStylePr w:type="firstRow">
       <w:rPr>
+        <w:rFonts w:eastAsia="黑体"/>
         <w:b/>
         <w:bCs/>
       </w:rPr>
     </w:tblStylePr>
     <w:tblStylePr w:type="lastRow">
       <w:rPr>
+        <w:rFonts w:eastAsia="黑体"/>
         <w:b/>
         <w:bCs/>
       </w:rPr>
@@ -10767,12 +11344,14 @@
     </w:tblStylePr>
     <w:tblStylePr w:type="firstCol">
       <w:rPr>
+        <w:rFonts w:eastAsia="黑体"/>
         <w:b/>
         <w:bCs/>
       </w:rPr>
     </w:tblStylePr>
     <w:tblStylePr w:type="lastCol">
       <w:rPr>
+        <w:rFonts w:eastAsia="黑体"/>
         <w:b/>
         <w:bCs/>
       </w:rPr>
@@ -10822,12 +11401,14 @@
     </w:tcPr>
     <w:tblStylePr w:type="firstRow">
       <w:rPr>
+        <w:rFonts w:eastAsia="黑体"/>
         <w:b/>
         <w:bCs/>
       </w:rPr>
     </w:tblStylePr>
     <w:tblStylePr w:type="lastRow">
       <w:rPr>
+        <w:rFonts w:eastAsia="黑体"/>
         <w:b/>
         <w:bCs/>
       </w:rPr>
@@ -10840,12 +11421,14 @@
     </w:tblStylePr>
     <w:tblStylePr w:type="firstCol">
       <w:rPr>
+        <w:rFonts w:eastAsia="黑体"/>
         <w:b/>
         <w:bCs/>
       </w:rPr>
     </w:tblStylePr>
     <w:tblStylePr w:type="lastCol">
       <w:rPr>
+        <w:rFonts w:eastAsia="黑体"/>
         <w:b/>
         <w:bCs/>
       </w:rPr>
@@ -10895,12 +11478,14 @@
     </w:tcPr>
     <w:tblStylePr w:type="firstRow">
       <w:rPr>
+        <w:rFonts w:eastAsia="黑体"/>
         <w:b/>
         <w:bCs/>
       </w:rPr>
     </w:tblStylePr>
     <w:tblStylePr w:type="lastRow">
       <w:rPr>
+        <w:rFonts w:eastAsia="黑体"/>
         <w:b/>
         <w:bCs/>
       </w:rPr>
@@ -10913,12 +11498,14 @@
     </w:tblStylePr>
     <w:tblStylePr w:type="firstCol">
       <w:rPr>
+        <w:rFonts w:eastAsia="黑体"/>
         <w:b/>
         <w:bCs/>
       </w:rPr>
     </w:tblStylePr>
     <w:tblStylePr w:type="lastCol">
       <w:rPr>
+        <w:rFonts w:eastAsia="黑体"/>
         <w:b/>
         <w:bCs/>
       </w:rPr>
@@ -10968,12 +11555,14 @@
     </w:tcPr>
     <w:tblStylePr w:type="firstRow">
       <w:rPr>
+        <w:rFonts w:eastAsia="黑体"/>
         <w:b/>
         <w:bCs/>
       </w:rPr>
     </w:tblStylePr>
     <w:tblStylePr w:type="lastRow">
       <w:rPr>
+        <w:rFonts w:eastAsia="黑体"/>
         <w:b/>
         <w:bCs/>
       </w:rPr>
@@ -10986,12 +11575,14 @@
     </w:tblStylePr>
     <w:tblStylePr w:type="firstCol">
       <w:rPr>
+        <w:rFonts w:eastAsia="黑体"/>
         <w:b/>
         <w:bCs/>
       </w:rPr>
     </w:tblStylePr>
     <w:tblStylePr w:type="lastCol">
       <w:rPr>
+        <w:rFonts w:eastAsia="黑体"/>
         <w:b/>
         <w:bCs/>
       </w:rPr>
@@ -11041,12 +11632,14 @@
     </w:tcPr>
     <w:tblStylePr w:type="firstRow">
       <w:rPr>
+        <w:rFonts w:eastAsia="黑体"/>
         <w:b/>
         <w:bCs/>
       </w:rPr>
     </w:tblStylePr>
     <w:tblStylePr w:type="lastRow">
       <w:rPr>
+        <w:rFonts w:eastAsia="黑体"/>
         <w:b/>
         <w:bCs/>
       </w:rPr>
@@ -11059,12 +11652,14 @@
     </w:tblStylePr>
     <w:tblStylePr w:type="firstCol">
       <w:rPr>
+        <w:rFonts w:eastAsia="黑体"/>
         <w:b/>
         <w:bCs/>
       </w:rPr>
     </w:tblStylePr>
     <w:tblStylePr w:type="lastCol">
       <w:rPr>
+        <w:rFonts w:eastAsia="黑体"/>
         <w:b/>
         <w:bCs/>
       </w:rPr>
@@ -11091,7 +11686,7 @@
       <w:spacing w:after="0" w:line="240" w:lineRule="auto"/>
     </w:pPr>
     <w:rPr>
-      <w:rFonts w:asciiTheme="majorHAnsi" w:cstheme="majorBidi" w:eastAsiaTheme="majorEastAsia" w:hAnsiTheme="majorHAnsi"/>
+      <w:rFonts w:asciiTheme="majorHAnsi" w:cstheme="majorBidi" w:hAnsiTheme="majorHAnsi" w:eastAsia="黑体"/>
       <w:color w:themeColor="text1" w:val="000000"/>
     </w:rPr>
     <w:tblPr>
@@ -11118,6 +11713,7 @@
     </w:tcPr>
     <w:tblStylePr w:type="firstRow">
       <w:rPr>
+        <w:rFonts w:eastAsia="黑体"/>
         <w:b/>
         <w:bCs/>
         <w:color w:themeColor="text1" w:val="000000"/>
@@ -11129,6 +11725,7 @@
     </w:tblStylePr>
     <w:tblStylePr w:type="lastRow">
       <w:rPr>
+        <w:rFonts w:eastAsia="黑体"/>
         <w:b/>
         <w:bCs/>
         <w:color w:themeColor="text1" w:val="000000"/>
@@ -11148,6 +11745,7 @@
     </w:tblStylePr>
     <w:tblStylePr w:type="firstCol">
       <w:rPr>
+        <w:rFonts w:eastAsia="黑体"/>
         <w:b/>
         <w:bCs/>
         <w:color w:themeColor="text1" w:val="000000"/>
@@ -11167,6 +11765,7 @@
     </w:tblStylePr>
     <w:tblStylePr w:type="lastCol">
       <w:rPr>
+        <w:rFonts w:eastAsia="黑体"/>
         <w:b w:val="0"/>
         <w:bCs w:val="0"/>
         <w:color w:themeColor="text1" w:val="000000"/>
@@ -11216,7 +11815,7 @@
       <w:spacing w:after="0" w:line="240" w:lineRule="auto"/>
     </w:pPr>
     <w:rPr>
-      <w:rFonts w:asciiTheme="majorHAnsi" w:cstheme="majorBidi" w:eastAsiaTheme="majorEastAsia" w:hAnsiTheme="majorHAnsi"/>
+      <w:rFonts w:asciiTheme="majorHAnsi" w:cstheme="majorBidi" w:hAnsiTheme="majorHAnsi" w:eastAsia="黑体"/>
       <w:color w:themeColor="text1" w:val="000000"/>
     </w:rPr>
     <w:tblPr>
@@ -11243,6 +11842,7 @@
     </w:tcPr>
     <w:tblStylePr w:type="firstRow">
       <w:rPr>
+        <w:rFonts w:eastAsia="黑体"/>
         <w:b/>
         <w:bCs/>
         <w:color w:themeColor="text1" w:val="000000"/>
@@ -11254,6 +11854,7 @@
     </w:tblStylePr>
     <w:tblStylePr w:type="lastRow">
       <w:rPr>
+        <w:rFonts w:eastAsia="黑体"/>
         <w:b/>
         <w:bCs/>
         <w:color w:themeColor="text1" w:val="000000"/>
@@ -11273,6 +11874,7 @@
     </w:tblStylePr>
     <w:tblStylePr w:type="firstCol">
       <w:rPr>
+        <w:rFonts w:eastAsia="黑体"/>
         <w:b/>
         <w:bCs/>
         <w:color w:themeColor="text1" w:val="000000"/>
@@ -11292,6 +11894,7 @@
     </w:tblStylePr>
     <w:tblStylePr w:type="lastCol">
       <w:rPr>
+        <w:rFonts w:eastAsia="黑体"/>
         <w:b w:val="0"/>
         <w:bCs w:val="0"/>
         <w:color w:themeColor="text1" w:val="000000"/>
@@ -11341,7 +11944,7 @@
       <w:spacing w:after="0" w:line="240" w:lineRule="auto"/>
     </w:pPr>
     <w:rPr>
-      <w:rFonts w:asciiTheme="majorHAnsi" w:cstheme="majorBidi" w:eastAsiaTheme="majorEastAsia" w:hAnsiTheme="majorHAnsi"/>
+      <w:rFonts w:asciiTheme="majorHAnsi" w:cstheme="majorBidi" w:hAnsiTheme="majorHAnsi" w:eastAsia="黑体"/>
       <w:color w:themeColor="text1" w:val="000000"/>
     </w:rPr>
     <w:tblPr>
@@ -11368,6 +11971,7 @@
     </w:tcPr>
     <w:tblStylePr w:type="firstRow">
       <w:rPr>
+        <w:rFonts w:eastAsia="黑体"/>
         <w:b/>
         <w:bCs/>
         <w:color w:themeColor="text1" w:val="000000"/>
@@ -11379,6 +11983,7 @@
     </w:tblStylePr>
     <w:tblStylePr w:type="lastRow">
       <w:rPr>
+        <w:rFonts w:eastAsia="黑体"/>
         <w:b/>
         <w:bCs/>
         <w:color w:themeColor="text1" w:val="000000"/>
@@ -11398,6 +12003,7 @@
     </w:tblStylePr>
     <w:tblStylePr w:type="firstCol">
       <w:rPr>
+        <w:rFonts w:eastAsia="黑体"/>
         <w:b/>
         <w:bCs/>
         <w:color w:themeColor="text1" w:val="000000"/>
@@ -11417,6 +12023,7 @@
     </w:tblStylePr>
     <w:tblStylePr w:type="lastCol">
       <w:rPr>
+        <w:rFonts w:eastAsia="黑体"/>
         <w:b w:val="0"/>
         <w:bCs w:val="0"/>
         <w:color w:themeColor="text1" w:val="000000"/>
@@ -11466,7 +12073,7 @@
       <w:spacing w:after="0" w:line="240" w:lineRule="auto"/>
     </w:pPr>
     <w:rPr>
-      <w:rFonts w:asciiTheme="majorHAnsi" w:cstheme="majorBidi" w:eastAsiaTheme="majorEastAsia" w:hAnsiTheme="majorHAnsi"/>
+      <w:rFonts w:asciiTheme="majorHAnsi" w:cstheme="majorBidi" w:hAnsiTheme="majorHAnsi" w:eastAsia="黑体"/>
       <w:color w:themeColor="text1" w:val="000000"/>
     </w:rPr>
     <w:tblPr>
@@ -11493,6 +12100,7 @@
     </w:tcPr>
     <w:tblStylePr w:type="firstRow">
       <w:rPr>
+        <w:rFonts w:eastAsia="黑体"/>
         <w:b/>
         <w:bCs/>
         <w:color w:themeColor="text1" w:val="000000"/>
@@ -11504,6 +12112,7 @@
     </w:tblStylePr>
     <w:tblStylePr w:type="lastRow">
       <w:rPr>
+        <w:rFonts w:eastAsia="黑体"/>
         <w:b/>
         <w:bCs/>
         <w:color w:themeColor="text1" w:val="000000"/>
@@ -11523,6 +12132,7 @@
     </w:tblStylePr>
     <w:tblStylePr w:type="firstCol">
       <w:rPr>
+        <w:rFonts w:eastAsia="黑体"/>
         <w:b/>
         <w:bCs/>
         <w:color w:themeColor="text1" w:val="000000"/>
@@ -11542,6 +12152,7 @@
     </w:tblStylePr>
     <w:tblStylePr w:type="lastCol">
       <w:rPr>
+        <w:rFonts w:eastAsia="黑体"/>
         <w:b w:val="0"/>
         <w:bCs w:val="0"/>
         <w:color w:themeColor="text1" w:val="000000"/>
@@ -11591,7 +12202,7 @@
       <w:spacing w:after="0" w:line="240" w:lineRule="auto"/>
     </w:pPr>
     <w:rPr>
-      <w:rFonts w:asciiTheme="majorHAnsi" w:cstheme="majorBidi" w:eastAsiaTheme="majorEastAsia" w:hAnsiTheme="majorHAnsi"/>
+      <w:rFonts w:asciiTheme="majorHAnsi" w:cstheme="majorBidi" w:hAnsiTheme="majorHAnsi" w:eastAsia="黑体"/>
       <w:color w:themeColor="text1" w:val="000000"/>
     </w:rPr>
     <w:tblPr>
@@ -11618,6 +12229,7 @@
     </w:tcPr>
     <w:tblStylePr w:type="firstRow">
       <w:rPr>
+        <w:rFonts w:eastAsia="黑体"/>
         <w:b/>
         <w:bCs/>
         <w:color w:themeColor="text1" w:val="000000"/>
@@ -11629,6 +12241,7 @@
     </w:tblStylePr>
     <w:tblStylePr w:type="lastRow">
       <w:rPr>
+        <w:rFonts w:eastAsia="黑体"/>
         <w:b/>
         <w:bCs/>
         <w:color w:themeColor="text1" w:val="000000"/>
@@ -11648,6 +12261,7 @@
     </w:tblStylePr>
     <w:tblStylePr w:type="firstCol">
       <w:rPr>
+        <w:rFonts w:eastAsia="黑体"/>
         <w:b/>
         <w:bCs/>
         <w:color w:themeColor="text1" w:val="000000"/>
@@ -11667,6 +12281,7 @@
     </w:tblStylePr>
     <w:tblStylePr w:type="lastCol">
       <w:rPr>
+        <w:rFonts w:eastAsia="黑体"/>
         <w:b w:val="0"/>
         <w:bCs w:val="0"/>
         <w:color w:themeColor="text1" w:val="000000"/>
@@ -11716,7 +12331,7 @@
       <w:spacing w:after="0" w:line="240" w:lineRule="auto"/>
     </w:pPr>
     <w:rPr>
-      <w:rFonts w:asciiTheme="majorHAnsi" w:cstheme="majorBidi" w:eastAsiaTheme="majorEastAsia" w:hAnsiTheme="majorHAnsi"/>
+      <w:rFonts w:asciiTheme="majorHAnsi" w:cstheme="majorBidi" w:hAnsiTheme="majorHAnsi" w:eastAsia="黑体"/>
       <w:color w:themeColor="text1" w:val="000000"/>
     </w:rPr>
     <w:tblPr>
@@ -11743,6 +12358,7 @@
     </w:tcPr>
     <w:tblStylePr w:type="firstRow">
       <w:rPr>
+        <w:rFonts w:eastAsia="黑体"/>
         <w:b/>
         <w:bCs/>
         <w:color w:themeColor="text1" w:val="000000"/>
@@ -11754,6 +12370,7 @@
     </w:tblStylePr>
     <w:tblStylePr w:type="lastRow">
       <w:rPr>
+        <w:rFonts w:eastAsia="黑体"/>
         <w:b/>
         <w:bCs/>
         <w:color w:themeColor="text1" w:val="000000"/>
@@ -11773,6 +12390,7 @@
     </w:tblStylePr>
     <w:tblStylePr w:type="firstCol">
       <w:rPr>
+        <w:rFonts w:eastAsia="黑体"/>
         <w:b/>
         <w:bCs/>
         <w:color w:themeColor="text1" w:val="000000"/>
@@ -11792,6 +12410,7 @@
     </w:tblStylePr>
     <w:tblStylePr w:type="lastCol">
       <w:rPr>
+        <w:rFonts w:eastAsia="黑体"/>
         <w:b w:val="0"/>
         <w:bCs w:val="0"/>
         <w:color w:themeColor="text1" w:val="000000"/>
@@ -11841,7 +12460,7 @@
       <w:spacing w:after="0" w:line="240" w:lineRule="auto"/>
     </w:pPr>
     <w:rPr>
-      <w:rFonts w:asciiTheme="majorHAnsi" w:cstheme="majorBidi" w:eastAsiaTheme="majorEastAsia" w:hAnsiTheme="majorHAnsi"/>
+      <w:rFonts w:asciiTheme="majorHAnsi" w:cstheme="majorBidi" w:hAnsiTheme="majorHAnsi" w:eastAsia="黑体"/>
       <w:color w:themeColor="text1" w:val="000000"/>
     </w:rPr>
     <w:tblPr>
@@ -11868,6 +12487,7 @@
     </w:tcPr>
     <w:tblStylePr w:type="firstRow">
       <w:rPr>
+        <w:rFonts w:eastAsia="黑体"/>
         <w:b/>
         <w:bCs/>
         <w:color w:themeColor="text1" w:val="000000"/>
@@ -11879,6 +12499,7 @@
     </w:tblStylePr>
     <w:tblStylePr w:type="lastRow">
       <w:rPr>
+        <w:rFonts w:eastAsia="黑体"/>
         <w:b/>
         <w:bCs/>
         <w:color w:themeColor="text1" w:val="000000"/>
@@ -11898,6 +12519,7 @@
     </w:tblStylePr>
     <w:tblStylePr w:type="firstCol">
       <w:rPr>
+        <w:rFonts w:eastAsia="黑体"/>
         <w:b/>
         <w:bCs/>
         <w:color w:themeColor="text1" w:val="000000"/>
@@ -11917,6 +12539,7 @@
     </w:tblStylePr>
     <w:tblStylePr w:type="lastCol">
       <w:rPr>
+        <w:rFonts w:eastAsia="黑体"/>
         <w:b w:val="0"/>
         <w:bCs w:val="0"/>
         <w:color w:themeColor="text1" w:val="000000"/>
@@ -11989,6 +12612,7 @@
     </w:tcPr>
     <w:tblStylePr w:type="firstRow">
       <w:rPr>
+        <w:rFonts w:eastAsia="黑体"/>
         <w:b/>
         <w:bCs/>
         <w:i w:val="0"/>
@@ -12010,6 +12634,7 @@
     </w:tblStylePr>
     <w:tblStylePr w:type="lastRow">
       <w:rPr>
+        <w:rFonts w:eastAsia="黑体"/>
         <w:b/>
         <w:bCs/>
         <w:i w:val="0"/>
@@ -12031,6 +12656,7 @@
     </w:tblStylePr>
     <w:tblStylePr w:type="firstCol">
       <w:rPr>
+        <w:rFonts w:eastAsia="黑体"/>
         <w:b/>
         <w:bCs/>
         <w:i w:val="0"/>
@@ -12050,6 +12676,7 @@
     </w:tblStylePr>
     <w:tblStylePr w:type="lastCol">
       <w:rPr>
+        <w:rFonts w:eastAsia="黑体"/>
         <w:b/>
         <w:bCs/>
         <w:i w:val="0"/>
@@ -12130,6 +12757,7 @@
     </w:tcPr>
     <w:tblStylePr w:type="firstRow">
       <w:rPr>
+        <w:rFonts w:eastAsia="黑体"/>
         <w:b/>
         <w:bCs/>
         <w:i w:val="0"/>
@@ -12151,6 +12779,7 @@
     </w:tblStylePr>
     <w:tblStylePr w:type="lastRow">
       <w:rPr>
+        <w:rFonts w:eastAsia="黑体"/>
         <w:b/>
         <w:bCs/>
         <w:i w:val="0"/>
@@ -12172,6 +12801,7 @@
     </w:tblStylePr>
     <w:tblStylePr w:type="firstCol">
       <w:rPr>
+        <w:rFonts w:eastAsia="黑体"/>
         <w:b/>
         <w:bCs/>
         <w:i w:val="0"/>
@@ -12191,6 +12821,7 @@
     </w:tblStylePr>
     <w:tblStylePr w:type="lastCol">
       <w:rPr>
+        <w:rFonts w:eastAsia="黑体"/>
         <w:b/>
         <w:bCs/>
         <w:i w:val="0"/>
@@ -12271,6 +12902,7 @@
     </w:tcPr>
     <w:tblStylePr w:type="firstRow">
       <w:rPr>
+        <w:rFonts w:eastAsia="黑体"/>
         <w:b/>
         <w:bCs/>
         <w:i w:val="0"/>
@@ -12292,6 +12924,7 @@
     </w:tblStylePr>
     <w:tblStylePr w:type="lastRow">
       <w:rPr>
+        <w:rFonts w:eastAsia="黑体"/>
         <w:b/>
         <w:bCs/>
         <w:i w:val="0"/>
@@ -12313,6 +12946,7 @@
     </w:tblStylePr>
     <w:tblStylePr w:type="firstCol">
       <w:rPr>
+        <w:rFonts w:eastAsia="黑体"/>
         <w:b/>
         <w:bCs/>
         <w:i w:val="0"/>
@@ -12332,6 +12966,7 @@
     </w:tblStylePr>
     <w:tblStylePr w:type="lastCol">
       <w:rPr>
+        <w:rFonts w:eastAsia="黑体"/>
         <w:b/>
         <w:bCs/>
         <w:i w:val="0"/>
@@ -12412,6 +13047,7 @@
     </w:tcPr>
     <w:tblStylePr w:type="firstRow">
       <w:rPr>
+        <w:rFonts w:eastAsia="黑体"/>
         <w:b/>
         <w:bCs/>
         <w:i w:val="0"/>
@@ -12433,6 +13069,7 @@
     </w:tblStylePr>
     <w:tblStylePr w:type="lastRow">
       <w:rPr>
+        <w:rFonts w:eastAsia="黑体"/>
         <w:b/>
         <w:bCs/>
         <w:i w:val="0"/>
@@ -12454,6 +13091,7 @@
     </w:tblStylePr>
     <w:tblStylePr w:type="firstCol">
       <w:rPr>
+        <w:rFonts w:eastAsia="黑体"/>
         <w:b/>
         <w:bCs/>
         <w:i w:val="0"/>
@@ -12473,6 +13111,7 @@
     </w:tblStylePr>
     <w:tblStylePr w:type="lastCol">
       <w:rPr>
+        <w:rFonts w:eastAsia="黑体"/>
         <w:b/>
         <w:bCs/>
         <w:i w:val="0"/>
@@ -12553,6 +13192,7 @@
     </w:tcPr>
     <w:tblStylePr w:type="firstRow">
       <w:rPr>
+        <w:rFonts w:eastAsia="黑体"/>
         <w:b/>
         <w:bCs/>
         <w:i w:val="0"/>
@@ -12574,6 +13214,7 @@
     </w:tblStylePr>
     <w:tblStylePr w:type="lastRow">
       <w:rPr>
+        <w:rFonts w:eastAsia="黑体"/>
         <w:b/>
         <w:bCs/>
         <w:i w:val="0"/>
@@ -12595,6 +13236,7 @@
     </w:tblStylePr>
     <w:tblStylePr w:type="firstCol">
       <w:rPr>
+        <w:rFonts w:eastAsia="黑体"/>
         <w:b/>
         <w:bCs/>
         <w:i w:val="0"/>
@@ -12614,6 +13256,7 @@
     </w:tblStylePr>
     <w:tblStylePr w:type="lastCol">
       <w:rPr>
+        <w:rFonts w:eastAsia="黑体"/>
         <w:b/>
         <w:bCs/>
         <w:i w:val="0"/>
@@ -12694,6 +13337,7 @@
     </w:tcPr>
     <w:tblStylePr w:type="firstRow">
       <w:rPr>
+        <w:rFonts w:eastAsia="黑体"/>
         <w:b/>
         <w:bCs/>
         <w:i w:val="0"/>
@@ -12715,6 +13359,7 @@
     </w:tblStylePr>
     <w:tblStylePr w:type="lastRow">
       <w:rPr>
+        <w:rFonts w:eastAsia="黑体"/>
         <w:b/>
         <w:bCs/>
         <w:i w:val="0"/>
@@ -12736,6 +13381,7 @@
     </w:tblStylePr>
     <w:tblStylePr w:type="firstCol">
       <w:rPr>
+        <w:rFonts w:eastAsia="黑体"/>
         <w:b/>
         <w:bCs/>
         <w:i w:val="0"/>
@@ -12755,6 +13401,7 @@
     </w:tblStylePr>
     <w:tblStylePr w:type="lastCol">
       <w:rPr>
+        <w:rFonts w:eastAsia="黑体"/>
         <w:b/>
         <w:bCs/>
         <w:i w:val="0"/>
@@ -12835,6 +13482,7 @@
     </w:tcPr>
     <w:tblStylePr w:type="firstRow">
       <w:rPr>
+        <w:rFonts w:eastAsia="黑体"/>
         <w:b/>
         <w:bCs/>
         <w:i w:val="0"/>
@@ -12856,6 +13504,7 @@
     </w:tblStylePr>
     <w:tblStylePr w:type="lastRow">
       <w:rPr>
+        <w:rFonts w:eastAsia="黑体"/>
         <w:b/>
         <w:bCs/>
         <w:i w:val="0"/>
@@ -12877,6 +13526,7 @@
     </w:tblStylePr>
     <w:tblStylePr w:type="firstCol">
       <w:rPr>
+        <w:rFonts w:eastAsia="黑体"/>
         <w:b/>
         <w:bCs/>
         <w:i w:val="0"/>
@@ -12896,6 +13546,7 @@
     </w:tblStylePr>
     <w:tblStylePr w:type="lastCol">
       <w:rPr>
+        <w:rFonts w:eastAsia="黑体"/>
         <w:b/>
         <w:bCs/>
         <w:i w:val="0"/>
@@ -12953,6 +13604,7 @@
       <w:spacing w:after="0" w:line="240" w:lineRule="auto"/>
     </w:pPr>
     <w:rPr>
+      <w:rFonts w:eastAsia="黑体"/>
       <w:color w:themeColor="background1" w:val="FFFFFF"/>
     </w:rPr>
     <w:tblPr>
@@ -12971,6 +13623,7 @@
     </w:tcPr>
     <w:tblStylePr w:type="firstRow">
       <w:rPr>
+        <w:rFonts w:eastAsia="黑体"/>
         <w:b/>
         <w:bCs/>
       </w:rPr>
@@ -13067,6 +13720,7 @@
       <w:spacing w:after="0" w:line="240" w:lineRule="auto"/>
     </w:pPr>
     <w:rPr>
+      <w:rFonts w:eastAsia="黑体"/>
       <w:color w:themeColor="background1" w:val="FFFFFF"/>
     </w:rPr>
     <w:tblPr>
@@ -13085,6 +13739,7 @@
     </w:tcPr>
     <w:tblStylePr w:type="firstRow">
       <w:rPr>
+        <w:rFonts w:eastAsia="黑体"/>
         <w:b/>
         <w:bCs/>
       </w:rPr>
@@ -13181,6 +13836,7 @@
       <w:spacing w:after="0" w:line="240" w:lineRule="auto"/>
     </w:pPr>
     <w:rPr>
+      <w:rFonts w:eastAsia="黑体"/>
       <w:color w:themeColor="background1" w:val="FFFFFF"/>
     </w:rPr>
     <w:tblPr>
@@ -13199,6 +13855,7 @@
     </w:tcPr>
     <w:tblStylePr w:type="firstRow">
       <w:rPr>
+        <w:rFonts w:eastAsia="黑体"/>
         <w:b/>
         <w:bCs/>
       </w:rPr>
@@ -13295,6 +13952,7 @@
       <w:spacing w:after="0" w:line="240" w:lineRule="auto"/>
     </w:pPr>
     <w:rPr>
+      <w:rFonts w:eastAsia="黑体"/>
       <w:color w:themeColor="background1" w:val="FFFFFF"/>
     </w:rPr>
     <w:tblPr>
@@ -13313,6 +13971,7 @@
     </w:tcPr>
     <w:tblStylePr w:type="firstRow">
       <w:rPr>
+        <w:rFonts w:eastAsia="黑体"/>
         <w:b/>
         <w:bCs/>
       </w:rPr>
@@ -13409,6 +14068,7 @@
       <w:spacing w:after="0" w:line="240" w:lineRule="auto"/>
     </w:pPr>
     <w:rPr>
+      <w:rFonts w:eastAsia="黑体"/>
       <w:color w:themeColor="background1" w:val="FFFFFF"/>
     </w:rPr>
     <w:tblPr>
@@ -13427,6 +14087,7 @@
     </w:tcPr>
     <w:tblStylePr w:type="firstRow">
       <w:rPr>
+        <w:rFonts w:eastAsia="黑体"/>
         <w:b/>
         <w:bCs/>
       </w:rPr>
@@ -13523,6 +14184,7 @@
       <w:spacing w:after="0" w:line="240" w:lineRule="auto"/>
     </w:pPr>
     <w:rPr>
+      <w:rFonts w:eastAsia="黑体"/>
       <w:color w:themeColor="background1" w:val="FFFFFF"/>
     </w:rPr>
     <w:tblPr>
@@ -13541,6 +14203,7 @@
     </w:tcPr>
     <w:tblStylePr w:type="firstRow">
       <w:rPr>
+        <w:rFonts w:eastAsia="黑体"/>
         <w:b/>
         <w:bCs/>
       </w:rPr>
@@ -13637,6 +14300,7 @@
       <w:spacing w:after="0" w:line="240" w:lineRule="auto"/>
     </w:pPr>
     <w:rPr>
+      <w:rFonts w:eastAsia="黑体"/>
       <w:color w:themeColor="background1" w:val="FFFFFF"/>
     </w:rPr>
     <w:tblPr>
@@ -13655,6 +14319,7 @@
     </w:tcPr>
     <w:tblStylePr w:type="firstRow">
       <w:rPr>
+        <w:rFonts w:eastAsia="黑体"/>
         <w:b/>
         <w:bCs/>
       </w:rPr>
@@ -13751,6 +14416,7 @@
       <w:spacing w:after="0" w:line="240" w:lineRule="auto"/>
     </w:pPr>
     <w:rPr>
+      <w:rFonts w:eastAsia="黑体"/>
       <w:color w:themeColor="text1" w:val="000000"/>
     </w:rPr>
     <w:tblPr>
@@ -13777,6 +14443,7 @@
     </w:tcPr>
     <w:tblStylePr w:type="firstRow">
       <w:rPr>
+        <w:rFonts w:eastAsia="黑体"/>
         <w:b/>
         <w:bCs/>
       </w:rPr>
@@ -13795,6 +14462,7 @@
     </w:tblStylePr>
     <w:tblStylePr w:type="lastRow">
       <w:rPr>
+        <w:rFonts w:eastAsia="黑体"/>
         <w:b/>
         <w:bCs/>
         <w:color w:themeColor="background1" w:val="FFFFFF"/>
@@ -13809,6 +14477,7 @@
     </w:tblStylePr>
     <w:tblStylePr w:type="firstCol">
       <w:rPr>
+        <w:rFonts w:eastAsia="黑体"/>
         <w:color w:themeColor="background1" w:val="FFFFFF"/>
       </w:rPr>
       <w:tblPr/>
@@ -13826,6 +14495,7 @@
     </w:tblStylePr>
     <w:tblStylePr w:type="lastCol">
       <w:rPr>
+        <w:rFonts w:eastAsia="黑体"/>
         <w:color w:themeColor="background1" w:val="FFFFFF"/>
       </w:rPr>
       <w:tblPr/>
@@ -13855,11 +14525,13 @@
     </w:tblStylePr>
     <w:tblStylePr w:type="neCell">
       <w:rPr>
+        <w:rFonts w:eastAsia="黑体"/>
         <w:color w:themeColor="text1" w:val="000000"/>
       </w:rPr>
     </w:tblStylePr>
     <w:tblStylePr w:type="nwCell">
       <w:rPr>
+        <w:rFonts w:eastAsia="黑体"/>
         <w:color w:themeColor="text1" w:val="000000"/>
       </w:rPr>
     </w:tblStylePr>
@@ -13873,6 +14545,7 @@
       <w:spacing w:after="0" w:line="240" w:lineRule="auto"/>
     </w:pPr>
     <w:rPr>
+      <w:rFonts w:eastAsia="黑体"/>
       <w:color w:themeColor="text1" w:val="000000"/>
     </w:rPr>
     <w:tblPr>
@@ -13899,6 +14572,7 @@
     </w:tcPr>
     <w:tblStylePr w:type="firstRow">
       <w:rPr>
+        <w:rFonts w:eastAsia="黑体"/>
         <w:b/>
         <w:bCs/>
       </w:rPr>
@@ -13917,6 +14591,7 @@
     </w:tblStylePr>
     <w:tblStylePr w:type="lastRow">
       <w:rPr>
+        <w:rFonts w:eastAsia="黑体"/>
         <w:b/>
         <w:bCs/>
         <w:color w:themeColor="background1" w:val="FFFFFF"/>
@@ -13931,6 +14606,7 @@
     </w:tblStylePr>
     <w:tblStylePr w:type="firstCol">
       <w:rPr>
+        <w:rFonts w:eastAsia="黑体"/>
         <w:color w:themeColor="background1" w:val="FFFFFF"/>
       </w:rPr>
       <w:tblPr/>
@@ -13948,6 +14624,7 @@
     </w:tblStylePr>
     <w:tblStylePr w:type="lastCol">
       <w:rPr>
+        <w:rFonts w:eastAsia="黑体"/>
         <w:color w:themeColor="background1" w:val="FFFFFF"/>
       </w:rPr>
       <w:tblPr/>
@@ -13977,11 +14654,13 @@
     </w:tblStylePr>
     <w:tblStylePr w:type="neCell">
       <w:rPr>
+        <w:rFonts w:eastAsia="黑体"/>
         <w:color w:themeColor="text1" w:val="000000"/>
       </w:rPr>
     </w:tblStylePr>
     <w:tblStylePr w:type="nwCell">
       <w:rPr>
+        <w:rFonts w:eastAsia="黑体"/>
         <w:color w:themeColor="text1" w:val="000000"/>
       </w:rPr>
     </w:tblStylePr>
@@ -13995,6 +14674,7 @@
       <w:spacing w:after="0" w:line="240" w:lineRule="auto"/>
     </w:pPr>
     <w:rPr>
+      <w:rFonts w:eastAsia="黑体"/>
       <w:color w:themeColor="text1" w:val="000000"/>
     </w:rPr>
     <w:tblPr>
@@ -14021,6 +14701,7 @@
     </w:tcPr>
     <w:tblStylePr w:type="firstRow">
       <w:rPr>
+        <w:rFonts w:eastAsia="黑体"/>
         <w:b/>
         <w:bCs/>
       </w:rPr>
@@ -14039,6 +14720,7 @@
     </w:tblStylePr>
     <w:tblStylePr w:type="lastRow">
       <w:rPr>
+        <w:rFonts w:eastAsia="黑体"/>
         <w:b/>
         <w:bCs/>
         <w:color w:themeColor="background1" w:val="FFFFFF"/>
@@ -14053,6 +14735,7 @@
     </w:tblStylePr>
     <w:tblStylePr w:type="firstCol">
       <w:rPr>
+        <w:rFonts w:eastAsia="黑体"/>
         <w:color w:themeColor="background1" w:val="FFFFFF"/>
       </w:rPr>
       <w:tblPr/>
@@ -14070,6 +14753,7 @@
     </w:tblStylePr>
     <w:tblStylePr w:type="lastCol">
       <w:rPr>
+        <w:rFonts w:eastAsia="黑体"/>
         <w:color w:themeColor="background1" w:val="FFFFFF"/>
       </w:rPr>
       <w:tblPr/>
@@ -14099,11 +14783,13 @@
     </w:tblStylePr>
     <w:tblStylePr w:type="neCell">
       <w:rPr>
+        <w:rFonts w:eastAsia="黑体"/>
         <w:color w:themeColor="text1" w:val="000000"/>
       </w:rPr>
     </w:tblStylePr>
     <w:tblStylePr w:type="nwCell">
       <w:rPr>
+        <w:rFonts w:eastAsia="黑体"/>
         <w:color w:themeColor="text1" w:val="000000"/>
       </w:rPr>
     </w:tblStylePr>
@@ -14117,6 +14803,7 @@
       <w:spacing w:after="0" w:line="240" w:lineRule="auto"/>
     </w:pPr>
     <w:rPr>
+      <w:rFonts w:eastAsia="黑体"/>
       <w:color w:themeColor="text1" w:val="000000"/>
     </w:rPr>
     <w:tblPr>
@@ -14143,6 +14830,7 @@
     </w:tcPr>
     <w:tblStylePr w:type="firstRow">
       <w:rPr>
+        <w:rFonts w:eastAsia="黑体"/>
         <w:b/>
         <w:bCs/>
       </w:rPr>
@@ -14161,6 +14849,7 @@
     </w:tblStylePr>
     <w:tblStylePr w:type="lastRow">
       <w:rPr>
+        <w:rFonts w:eastAsia="黑体"/>
         <w:b/>
         <w:bCs/>
         <w:color w:themeColor="background1" w:val="FFFFFF"/>
@@ -14175,6 +14864,7 @@
     </w:tblStylePr>
     <w:tblStylePr w:type="firstCol">
       <w:rPr>
+        <w:rFonts w:eastAsia="黑体"/>
         <w:color w:themeColor="background1" w:val="FFFFFF"/>
       </w:rPr>
       <w:tblPr/>
@@ -14192,6 +14882,7 @@
     </w:tblStylePr>
     <w:tblStylePr w:type="lastCol">
       <w:rPr>
+        <w:rFonts w:eastAsia="黑体"/>
         <w:color w:themeColor="background1" w:val="FFFFFF"/>
       </w:rPr>
       <w:tblPr/>
@@ -14229,6 +14920,7 @@
       <w:spacing w:after="0" w:line="240" w:lineRule="auto"/>
     </w:pPr>
     <w:rPr>
+      <w:rFonts w:eastAsia="黑体"/>
       <w:color w:themeColor="text1" w:val="000000"/>
     </w:rPr>
     <w:tblPr>
@@ -14255,6 +14947,7 @@
     </w:tcPr>
     <w:tblStylePr w:type="firstRow">
       <w:rPr>
+        <w:rFonts w:eastAsia="黑体"/>
         <w:b/>
         <w:bCs/>
       </w:rPr>
@@ -14273,6 +14966,7 @@
     </w:tblStylePr>
     <w:tblStylePr w:type="lastRow">
       <w:rPr>
+        <w:rFonts w:eastAsia="黑体"/>
         <w:b/>
         <w:bCs/>
         <w:color w:themeColor="background1" w:val="FFFFFF"/>
@@ -14287,6 +14981,7 @@
     </w:tblStylePr>
     <w:tblStylePr w:type="firstCol">
       <w:rPr>
+        <w:rFonts w:eastAsia="黑体"/>
         <w:color w:themeColor="background1" w:val="FFFFFF"/>
       </w:rPr>
       <w:tblPr/>
@@ -14304,6 +14999,7 @@
     </w:tblStylePr>
     <w:tblStylePr w:type="lastCol">
       <w:rPr>
+        <w:rFonts w:eastAsia="黑体"/>
         <w:color w:themeColor="background1" w:val="FFFFFF"/>
       </w:rPr>
       <w:tblPr/>
@@ -14333,11 +15029,13 @@
     </w:tblStylePr>
     <w:tblStylePr w:type="neCell">
       <w:rPr>
+        <w:rFonts w:eastAsia="黑体"/>
         <w:color w:themeColor="text1" w:val="000000"/>
       </w:rPr>
     </w:tblStylePr>
     <w:tblStylePr w:type="nwCell">
       <w:rPr>
+        <w:rFonts w:eastAsia="黑体"/>
         <w:color w:themeColor="text1" w:val="000000"/>
       </w:rPr>
     </w:tblStylePr>
@@ -14351,6 +15049,7 @@
       <w:spacing w:after="0" w:line="240" w:lineRule="auto"/>
     </w:pPr>
     <w:rPr>
+      <w:rFonts w:eastAsia="黑体"/>
       <w:color w:themeColor="text1" w:val="000000"/>
     </w:rPr>
     <w:tblPr>
@@ -14377,6 +15076,7 @@
     </w:tcPr>
     <w:tblStylePr w:type="firstRow">
       <w:rPr>
+        <w:rFonts w:eastAsia="黑体"/>
         <w:b/>
         <w:bCs/>
       </w:rPr>
@@ -14395,6 +15095,7 @@
     </w:tblStylePr>
     <w:tblStylePr w:type="lastRow">
       <w:rPr>
+        <w:rFonts w:eastAsia="黑体"/>
         <w:b/>
         <w:bCs/>
         <w:color w:themeColor="background1" w:val="FFFFFF"/>
@@ -14409,6 +15110,7 @@
     </w:tblStylePr>
     <w:tblStylePr w:type="firstCol">
       <w:rPr>
+        <w:rFonts w:eastAsia="黑体"/>
         <w:color w:themeColor="background1" w:val="FFFFFF"/>
       </w:rPr>
       <w:tblPr/>
@@ -14426,6 +15128,7 @@
     </w:tblStylePr>
     <w:tblStylePr w:type="lastCol">
       <w:rPr>
+        <w:rFonts w:eastAsia="黑体"/>
         <w:color w:themeColor="background1" w:val="FFFFFF"/>
       </w:rPr>
       <w:tblPr/>
@@ -14455,11 +15158,13 @@
     </w:tblStylePr>
     <w:tblStylePr w:type="neCell">
       <w:rPr>
+        <w:rFonts w:eastAsia="黑体"/>
         <w:color w:themeColor="text1" w:val="000000"/>
       </w:rPr>
     </w:tblStylePr>
     <w:tblStylePr w:type="nwCell">
       <w:rPr>
+        <w:rFonts w:eastAsia="黑体"/>
         <w:color w:themeColor="text1" w:val="000000"/>
       </w:rPr>
     </w:tblStylePr>
@@ -14473,6 +15178,7 @@
       <w:spacing w:after="0" w:line="240" w:lineRule="auto"/>
     </w:pPr>
     <w:rPr>
+      <w:rFonts w:eastAsia="黑体"/>
       <w:color w:themeColor="text1" w:val="000000"/>
     </w:rPr>
     <w:tblPr>
@@ -14499,6 +15205,7 @@
     </w:tcPr>
     <w:tblStylePr w:type="firstRow">
       <w:rPr>
+        <w:rFonts w:eastAsia="黑体"/>
         <w:b/>
         <w:bCs/>
       </w:rPr>
@@ -14517,6 +15224,7 @@
     </w:tblStylePr>
     <w:tblStylePr w:type="lastRow">
       <w:rPr>
+        <w:rFonts w:eastAsia="黑体"/>
         <w:b/>
         <w:bCs/>
         <w:color w:themeColor="background1" w:val="FFFFFF"/>
@@ -14531,6 +15239,7 @@
     </w:tblStylePr>
     <w:tblStylePr w:type="firstCol">
       <w:rPr>
+        <w:rFonts w:eastAsia="黑体"/>
         <w:color w:themeColor="background1" w:val="FFFFFF"/>
       </w:rPr>
       <w:tblPr/>
@@ -14548,6 +15257,7 @@
     </w:tblStylePr>
     <w:tblStylePr w:type="lastCol">
       <w:rPr>
+        <w:rFonts w:eastAsia="黑体"/>
         <w:color w:themeColor="background1" w:val="FFFFFF"/>
       </w:rPr>
       <w:tblPr/>
@@ -14577,11 +15287,13 @@
     </w:tblStylePr>
     <w:tblStylePr w:type="neCell">
       <w:rPr>
+        <w:rFonts w:eastAsia="黑体"/>
         <w:color w:themeColor="text1" w:val="000000"/>
       </w:rPr>
     </w:tblStylePr>
     <w:tblStylePr w:type="nwCell">
       <w:rPr>
+        <w:rFonts w:eastAsia="黑体"/>
         <w:color w:themeColor="text1" w:val="000000"/>
       </w:rPr>
     </w:tblStylePr>
@@ -14595,6 +15307,7 @@
       <w:spacing w:after="0" w:line="240" w:lineRule="auto"/>
     </w:pPr>
     <w:rPr>
+      <w:rFonts w:eastAsia="黑体"/>
       <w:color w:themeColor="text1" w:val="000000"/>
     </w:rPr>
     <w:tblPr>
@@ -14613,6 +15326,7 @@
     </w:tcPr>
     <w:tblStylePr w:type="firstRow">
       <w:rPr>
+        <w:rFonts w:eastAsia="黑体"/>
         <w:b/>
         <w:bCs/>
         <w:color w:themeColor="background1" w:val="FFFFFF"/>
@@ -14627,6 +15341,7 @@
     </w:tblStylePr>
     <w:tblStylePr w:type="lastRow">
       <w:rPr>
+        <w:rFonts w:eastAsia="黑体"/>
         <w:b/>
         <w:bCs/>
         <w:color w:themeColor="accent2" w:themeShade="CC" w:val="9E3A38"/>
@@ -14641,12 +15356,14 @@
     </w:tblStylePr>
     <w:tblStylePr w:type="firstCol">
       <w:rPr>
+        <w:rFonts w:eastAsia="黑体"/>
         <w:b/>
         <w:bCs/>
       </w:rPr>
     </w:tblStylePr>
     <w:tblStylePr w:type="lastCol">
       <w:rPr>
+        <w:rFonts w:eastAsia="黑体"/>
         <w:b/>
         <w:bCs/>
       </w:rPr>
@@ -14681,6 +15398,7 @@
       <w:spacing w:after="0" w:line="240" w:lineRule="auto"/>
     </w:pPr>
     <w:rPr>
+      <w:rFonts w:eastAsia="黑体"/>
       <w:color w:themeColor="text1" w:val="000000"/>
     </w:rPr>
     <w:tblPr>
@@ -14699,6 +15417,7 @@
     </w:tcPr>
     <w:tblStylePr w:type="firstRow">
       <w:rPr>
+        <w:rFonts w:eastAsia="黑体"/>
         <w:b/>
         <w:bCs/>
         <w:color w:themeColor="background1" w:val="FFFFFF"/>
@@ -14713,6 +15432,7 @@
     </w:tblStylePr>
     <w:tblStylePr w:type="lastRow">
       <w:rPr>
+        <w:rFonts w:eastAsia="黑体"/>
         <w:b/>
         <w:bCs/>
         <w:color w:themeColor="accent2" w:themeShade="CC" w:val="9E3A38"/>
@@ -14727,12 +15447,14 @@
     </w:tblStylePr>
     <w:tblStylePr w:type="firstCol">
       <w:rPr>
+        <w:rFonts w:eastAsia="黑体"/>
         <w:b/>
         <w:bCs/>
       </w:rPr>
     </w:tblStylePr>
     <w:tblStylePr w:type="lastCol">
       <w:rPr>
+        <w:rFonts w:eastAsia="黑体"/>
         <w:b/>
         <w:bCs/>
       </w:rPr>
@@ -14767,6 +15489,7 @@
       <w:spacing w:after="0" w:line="240" w:lineRule="auto"/>
     </w:pPr>
     <w:rPr>
+      <w:rFonts w:eastAsia="黑体"/>
       <w:color w:themeColor="text1" w:val="000000"/>
     </w:rPr>
     <w:tblPr>
@@ -14785,6 +15508,7 @@
     </w:tcPr>
     <w:tblStylePr w:type="firstRow">
       <w:rPr>
+        <w:rFonts w:eastAsia="黑体"/>
         <w:b/>
         <w:bCs/>
         <w:color w:themeColor="background1" w:val="FFFFFF"/>
@@ -14799,6 +15523,7 @@
     </w:tblStylePr>
     <w:tblStylePr w:type="lastRow">
       <w:rPr>
+        <w:rFonts w:eastAsia="黑体"/>
         <w:b/>
         <w:bCs/>
         <w:color w:themeColor="accent2" w:themeShade="CC" w:val="9E3A38"/>
@@ -14813,12 +15538,14 @@
     </w:tblStylePr>
     <w:tblStylePr w:type="firstCol">
       <w:rPr>
+        <w:rFonts w:eastAsia="黑体"/>
         <w:b/>
         <w:bCs/>
       </w:rPr>
     </w:tblStylePr>
     <w:tblStylePr w:type="lastCol">
       <w:rPr>
+        <w:rFonts w:eastAsia="黑体"/>
         <w:b/>
         <w:bCs/>
       </w:rPr>
@@ -14853,6 +15580,7 @@
       <w:spacing w:after="0" w:line="240" w:lineRule="auto"/>
     </w:pPr>
     <w:rPr>
+      <w:rFonts w:eastAsia="黑体"/>
       <w:color w:themeColor="text1" w:val="000000"/>
     </w:rPr>
     <w:tblPr>
@@ -14871,6 +15599,7 @@
     </w:tcPr>
     <w:tblStylePr w:type="firstRow">
       <w:rPr>
+        <w:rFonts w:eastAsia="黑体"/>
         <w:b/>
         <w:bCs/>
         <w:color w:themeColor="background1" w:val="FFFFFF"/>
@@ -14885,6 +15614,7 @@
     </w:tblStylePr>
     <w:tblStylePr w:type="lastRow">
       <w:rPr>
+        <w:rFonts w:eastAsia="黑体"/>
         <w:b/>
         <w:bCs/>
         <w:color w:themeColor="accent4" w:themeShade="CC" w:val="664E82"/>
@@ -14899,12 +15629,14 @@
     </w:tblStylePr>
     <w:tblStylePr w:type="firstCol">
       <w:rPr>
+        <w:rFonts w:eastAsia="黑体"/>
         <w:b/>
         <w:bCs/>
       </w:rPr>
     </w:tblStylePr>
     <w:tblStylePr w:type="lastCol">
       <w:rPr>
+        <w:rFonts w:eastAsia="黑体"/>
         <w:b/>
         <w:bCs/>
       </w:rPr>
@@ -14939,6 +15671,7 @@
       <w:spacing w:after="0" w:line="240" w:lineRule="auto"/>
     </w:pPr>
     <w:rPr>
+      <w:rFonts w:eastAsia="黑体"/>
       <w:color w:themeColor="text1" w:val="000000"/>
     </w:rPr>
     <w:tblPr>
@@ -14957,6 +15690,7 @@
     </w:tcPr>
     <w:tblStylePr w:type="firstRow">
       <w:rPr>
+        <w:rFonts w:eastAsia="黑体"/>
         <w:b/>
         <w:bCs/>
         <w:color w:themeColor="background1" w:val="FFFFFF"/>
@@ -14971,6 +15705,7 @@
     </w:tblStylePr>
     <w:tblStylePr w:type="lastRow">
       <w:rPr>
+        <w:rFonts w:eastAsia="黑体"/>
         <w:b/>
         <w:bCs/>
         <w:color w:themeColor="accent3" w:themeShade="CC" w:val="7E9C40"/>
@@ -14985,12 +15720,14 @@
     </w:tblStylePr>
     <w:tblStylePr w:type="firstCol">
       <w:rPr>
+        <w:rFonts w:eastAsia="黑体"/>
         <w:b/>
         <w:bCs/>
       </w:rPr>
     </w:tblStylePr>
     <w:tblStylePr w:type="lastCol">
       <w:rPr>
+        <w:rFonts w:eastAsia="黑体"/>
         <w:b/>
         <w:bCs/>
       </w:rPr>
@@ -15025,6 +15762,7 @@
       <w:spacing w:after="0" w:line="240" w:lineRule="auto"/>
     </w:pPr>
     <w:rPr>
+      <w:rFonts w:eastAsia="黑体"/>
       <w:color w:themeColor="text1" w:val="000000"/>
     </w:rPr>
     <w:tblPr>
@@ -15043,6 +15781,7 @@
     </w:tcPr>
     <w:tblStylePr w:type="firstRow">
       <w:rPr>
+        <w:rFonts w:eastAsia="黑体"/>
         <w:b/>
         <w:bCs/>
         <w:color w:themeColor="background1" w:val="FFFFFF"/>
@@ -15057,6 +15796,7 @@
     </w:tblStylePr>
     <w:tblStylePr w:type="lastRow">
       <w:rPr>
+        <w:rFonts w:eastAsia="黑体"/>
         <w:b/>
         <w:bCs/>
         <w:color w:themeColor="accent6" w:themeShade="CC" w:val="F2730A"/>
@@ -15071,12 +15811,14 @@
     </w:tblStylePr>
     <w:tblStylePr w:type="firstCol">
       <w:rPr>
+        <w:rFonts w:eastAsia="黑体"/>
         <w:b/>
         <w:bCs/>
       </w:rPr>
     </w:tblStylePr>
     <w:tblStylePr w:type="lastCol">
       <w:rPr>
+        <w:rFonts w:eastAsia="黑体"/>
         <w:b/>
         <w:bCs/>
       </w:rPr>
@@ -15111,6 +15853,7 @@
       <w:spacing w:after="0" w:line="240" w:lineRule="auto"/>
     </w:pPr>
     <w:rPr>
+      <w:rFonts w:eastAsia="黑体"/>
       <w:color w:themeColor="text1" w:val="000000"/>
     </w:rPr>
     <w:tblPr>
@@ -15129,6 +15872,7 @@
     </w:tcPr>
     <w:tblStylePr w:type="firstRow">
       <w:rPr>
+        <w:rFonts w:eastAsia="黑体"/>
         <w:b/>
         <w:bCs/>
         <w:color w:themeColor="background1" w:val="FFFFFF"/>
@@ -15143,6 +15887,7 @@
     </w:tblStylePr>
     <w:tblStylePr w:type="lastRow">
       <w:rPr>
+        <w:rFonts w:eastAsia="黑体"/>
         <w:b/>
         <w:bCs/>
         <w:color w:themeColor="accent5" w:themeShade="CC" w:val="348DA5"/>
@@ -15157,12 +15902,14 @@
     </w:tblStylePr>
     <w:tblStylePr w:type="firstCol">
       <w:rPr>
+        <w:rFonts w:eastAsia="黑体"/>
         <w:b/>
         <w:bCs/>
       </w:rPr>
     </w:tblStylePr>
     <w:tblStylePr w:type="lastCol">
       <w:rPr>
+        <w:rFonts w:eastAsia="黑体"/>
         <w:b/>
         <w:bCs/>
       </w:rPr>
@@ -15197,6 +15944,7 @@
       <w:spacing w:after="0" w:line="240" w:lineRule="auto"/>
     </w:pPr>
     <w:rPr>
+      <w:rFonts w:eastAsia="黑体"/>
       <w:color w:themeColor="text1" w:val="000000"/>
     </w:rPr>
     <w:tblPr>
@@ -15218,6 +15966,7 @@
     </w:tcPr>
     <w:tblStylePr w:type="firstRow">
       <w:rPr>
+        <w:rFonts w:eastAsia="黑体"/>
         <w:b/>
         <w:bCs/>
       </w:rPr>
@@ -15228,6 +15977,7 @@
     </w:tblStylePr>
     <w:tblStylePr w:type="lastRow">
       <w:rPr>
+        <w:rFonts w:eastAsia="黑体"/>
         <w:b/>
         <w:bCs/>
         <w:color w:themeColor="text1" w:val="000000"/>
@@ -15239,6 +15989,7 @@
     </w:tblStylePr>
     <w:tblStylePr w:type="firstCol">
       <w:rPr>
+        <w:rFonts w:eastAsia="黑体"/>
         <w:color w:themeColor="background1" w:val="FFFFFF"/>
       </w:rPr>
       <w:tblPr/>
@@ -15248,6 +15999,7 @@
     </w:tblStylePr>
     <w:tblStylePr w:type="lastCol">
       <w:rPr>
+        <w:rFonts w:eastAsia="黑体"/>
         <w:color w:themeColor="background1" w:val="FFFFFF"/>
       </w:rPr>
       <w:tblPr/>
@@ -15277,6 +16029,7 @@
       <w:spacing w:after="0" w:line="240" w:lineRule="auto"/>
     </w:pPr>
     <w:rPr>
+      <w:rFonts w:eastAsia="黑体"/>
       <w:color w:themeColor="text1" w:val="000000"/>
     </w:rPr>
     <w:tblPr>
@@ -15298,6 +16051,7 @@
     </w:tcPr>
     <w:tblStylePr w:type="firstRow">
       <w:rPr>
+        <w:rFonts w:eastAsia="黑体"/>
         <w:b/>
         <w:bCs/>
       </w:rPr>
@@ -15308,6 +16062,7 @@
     </w:tblStylePr>
     <w:tblStylePr w:type="lastRow">
       <w:rPr>
+        <w:rFonts w:eastAsia="黑体"/>
         <w:b/>
         <w:bCs/>
         <w:color w:themeColor="text1" w:val="000000"/>
@@ -15319,6 +16074,7 @@
     </w:tblStylePr>
     <w:tblStylePr w:type="firstCol">
       <w:rPr>
+        <w:rFonts w:eastAsia="黑体"/>
         <w:color w:themeColor="background1" w:val="FFFFFF"/>
       </w:rPr>
       <w:tblPr/>
@@ -15328,6 +16084,7 @@
     </w:tblStylePr>
     <w:tblStylePr w:type="lastCol">
       <w:rPr>
+        <w:rFonts w:eastAsia="黑体"/>
         <w:color w:themeColor="background1" w:val="FFFFFF"/>
       </w:rPr>
       <w:tblPr/>
@@ -15357,6 +16114,7 @@
       <w:spacing w:after="0" w:line="240" w:lineRule="auto"/>
     </w:pPr>
     <w:rPr>
+      <w:rFonts w:eastAsia="黑体"/>
       <w:color w:themeColor="text1" w:val="000000"/>
     </w:rPr>
     <w:tblPr>
@@ -15378,6 +16136,7 @@
     </w:tcPr>
     <w:tblStylePr w:type="firstRow">
       <w:rPr>
+        <w:rFonts w:eastAsia="黑体"/>
         <w:b/>
         <w:bCs/>
       </w:rPr>
@@ -15388,6 +16147,7 @@
     </w:tblStylePr>
     <w:tblStylePr w:type="lastRow">
       <w:rPr>
+        <w:rFonts w:eastAsia="黑体"/>
         <w:b/>
         <w:bCs/>
         <w:color w:themeColor="text1" w:val="000000"/>
@@ -15399,6 +16159,7 @@
     </w:tblStylePr>
     <w:tblStylePr w:type="firstCol">
       <w:rPr>
+        <w:rFonts w:eastAsia="黑体"/>
         <w:color w:themeColor="background1" w:val="FFFFFF"/>
       </w:rPr>
       <w:tblPr/>
@@ -15408,6 +16169,7 @@
     </w:tblStylePr>
     <w:tblStylePr w:type="lastCol">
       <w:rPr>
+        <w:rFonts w:eastAsia="黑体"/>
         <w:color w:themeColor="background1" w:val="FFFFFF"/>
       </w:rPr>
       <w:tblPr/>
@@ -15437,6 +16199,7 @@
       <w:spacing w:after="0" w:line="240" w:lineRule="auto"/>
     </w:pPr>
     <w:rPr>
+      <w:rFonts w:eastAsia="黑体"/>
       <w:color w:themeColor="text1" w:val="000000"/>
     </w:rPr>
     <w:tblPr>
@@ -15458,6 +16221,7 @@
     </w:tcPr>
     <w:tblStylePr w:type="firstRow">
       <w:rPr>
+        <w:rFonts w:eastAsia="黑体"/>
         <w:b/>
         <w:bCs/>
       </w:rPr>
@@ -15468,6 +16232,7 @@
     </w:tblStylePr>
     <w:tblStylePr w:type="lastRow">
       <w:rPr>
+        <w:rFonts w:eastAsia="黑体"/>
         <w:b/>
         <w:bCs/>
         <w:color w:themeColor="text1" w:val="000000"/>
@@ -15479,6 +16244,7 @@
     </w:tblStylePr>
     <w:tblStylePr w:type="firstCol">
       <w:rPr>
+        <w:rFonts w:eastAsia="黑体"/>
         <w:color w:themeColor="background1" w:val="FFFFFF"/>
       </w:rPr>
       <w:tblPr/>
@@ -15488,6 +16254,7 @@
     </w:tblStylePr>
     <w:tblStylePr w:type="lastCol">
       <w:rPr>
+        <w:rFonts w:eastAsia="黑体"/>
         <w:color w:themeColor="background1" w:val="FFFFFF"/>
       </w:rPr>
       <w:tblPr/>
@@ -15517,6 +16284,7 @@
       <w:spacing w:after="0" w:line="240" w:lineRule="auto"/>
     </w:pPr>
     <w:rPr>
+      <w:rFonts w:eastAsia="黑体"/>
       <w:color w:themeColor="text1" w:val="000000"/>
     </w:rPr>
     <w:tblPr>
@@ -15538,6 +16306,7 @@
     </w:tcPr>
     <w:tblStylePr w:type="firstRow">
       <w:rPr>
+        <w:rFonts w:eastAsia="黑体"/>
         <w:b/>
         <w:bCs/>
       </w:rPr>
@@ -15548,6 +16317,7 @@
     </w:tblStylePr>
     <w:tblStylePr w:type="lastRow">
       <w:rPr>
+        <w:rFonts w:eastAsia="黑体"/>
         <w:b/>
         <w:bCs/>
         <w:color w:themeColor="text1" w:val="000000"/>
@@ -15559,6 +16329,7 @@
     </w:tblStylePr>
     <w:tblStylePr w:type="firstCol">
       <w:rPr>
+        <w:rFonts w:eastAsia="黑体"/>
         <w:color w:themeColor="background1" w:val="FFFFFF"/>
       </w:rPr>
       <w:tblPr/>
@@ -15568,6 +16339,7 @@
     </w:tblStylePr>
     <w:tblStylePr w:type="lastCol">
       <w:rPr>
+        <w:rFonts w:eastAsia="黑体"/>
         <w:color w:themeColor="background1" w:val="FFFFFF"/>
       </w:rPr>
       <w:tblPr/>
@@ -15597,6 +16369,7 @@
       <w:spacing w:after="0" w:line="240" w:lineRule="auto"/>
     </w:pPr>
     <w:rPr>
+      <w:rFonts w:eastAsia="黑体"/>
       <w:color w:themeColor="text1" w:val="000000"/>
     </w:rPr>
     <w:tblPr>
@@ -15618,6 +16391,7 @@
     </w:tcPr>
     <w:tblStylePr w:type="firstRow">
       <w:rPr>
+        <w:rFonts w:eastAsia="黑体"/>
         <w:b/>
         <w:bCs/>
       </w:rPr>
@@ -15628,6 +16402,7 @@
     </w:tblStylePr>
     <w:tblStylePr w:type="lastRow">
       <w:rPr>
+        <w:rFonts w:eastAsia="黑体"/>
         <w:b/>
         <w:bCs/>
         <w:color w:themeColor="text1" w:val="000000"/>
@@ -15639,6 +16414,7 @@
     </w:tblStylePr>
     <w:tblStylePr w:type="firstCol">
       <w:rPr>
+        <w:rFonts w:eastAsia="黑体"/>
         <w:color w:themeColor="background1" w:val="FFFFFF"/>
       </w:rPr>
       <w:tblPr/>
@@ -15648,6 +16424,7 @@
     </w:tblStylePr>
     <w:tblStylePr w:type="lastCol">
       <w:rPr>
+        <w:rFonts w:eastAsia="黑体"/>
         <w:color w:themeColor="background1" w:val="FFFFFF"/>
       </w:rPr>
       <w:tblPr/>
@@ -15677,6 +16454,7 @@
       <w:spacing w:after="0" w:line="240" w:lineRule="auto"/>
     </w:pPr>
     <w:rPr>
+      <w:rFonts w:eastAsia="黑体"/>
       <w:color w:themeColor="text1" w:val="000000"/>
     </w:rPr>
     <w:tblPr>
@@ -15698,6 +16476,7 @@
     </w:tcPr>
     <w:tblStylePr w:type="firstRow">
       <w:rPr>
+        <w:rFonts w:eastAsia="黑体"/>
         <w:b/>
         <w:bCs/>
       </w:rPr>
@@ -15708,6 +16487,7 @@
     </w:tblStylePr>
     <w:tblStylePr w:type="lastRow">
       <w:rPr>
+        <w:rFonts w:eastAsia="黑体"/>
         <w:b/>
         <w:bCs/>
         <w:color w:themeColor="text1" w:val="000000"/>
@@ -15719,6 +16499,7 @@
     </w:tblStylePr>
     <w:tblStylePr w:type="firstCol">
       <w:rPr>
+        <w:rFonts w:eastAsia="黑体"/>
         <w:color w:themeColor="background1" w:val="FFFFFF"/>
       </w:rPr>
       <w:tblPr/>
@@ -15728,6 +16509,7 @@
     </w:tblStylePr>
     <w:tblStylePr w:type="lastCol">
       <w:rPr>
+        <w:rFonts w:eastAsia="黑体"/>
         <w:color w:themeColor="background1" w:val="FFFFFF"/>
       </w:rPr>
       <w:tblPr/>
@@ -15760,6 +16542,7 @@
     <w:name w:val="KeywordTok"/>
     <w:basedOn w:val="VerbatimChar"/>
     <w:rPr>
+      <w:rFonts w:eastAsia="黑体"/>
       <w:b/>
       <w:color w:val="007020"/>
     </w:rPr>
@@ -15768,6 +16551,7 @@
     <w:name w:val="DataTypeTok"/>
     <w:basedOn w:val="VerbatimChar"/>
     <w:rPr>
+      <w:rFonts w:eastAsia="黑体"/>
       <w:color w:val="902000"/>
     </w:rPr>
   </w:style>
@@ -15775,6 +16559,7 @@
     <w:name w:val="DecValTok"/>
     <w:basedOn w:val="VerbatimChar"/>
     <w:rPr>
+      <w:rFonts w:eastAsia="黑体"/>
       <w:color w:val="40a070"/>
     </w:rPr>
   </w:style>
@@ -15782,6 +16567,7 @@
     <w:name w:val="BaseNTok"/>
     <w:basedOn w:val="VerbatimChar"/>
     <w:rPr>
+      <w:rFonts w:eastAsia="黑体"/>
       <w:color w:val="40a070"/>
     </w:rPr>
   </w:style>
@@ -15789,6 +16575,7 @@
     <w:name w:val="FloatTok"/>
     <w:basedOn w:val="VerbatimChar"/>
     <w:rPr>
+      <w:rFonts w:eastAsia="黑体"/>
       <w:color w:val="40a070"/>
     </w:rPr>
   </w:style>
@@ -15796,6 +16583,7 @@
     <w:name w:val="ConstantTok"/>
     <w:basedOn w:val="VerbatimChar"/>
     <w:rPr>
+      <w:rFonts w:eastAsia="黑体"/>
       <w:color w:val="880000"/>
     </w:rPr>
   </w:style>
@@ -15803,6 +16591,7 @@
     <w:name w:val="CharTok"/>
     <w:basedOn w:val="VerbatimChar"/>
     <w:rPr>
+      <w:rFonts w:eastAsia="黑体"/>
       <w:color w:val="4070a0"/>
     </w:rPr>
   </w:style>
@@ -15810,6 +16599,7 @@
     <w:name w:val="SpecialCharTok"/>
     <w:basedOn w:val="VerbatimChar"/>
     <w:rPr>
+      <w:rFonts w:eastAsia="黑体"/>
       <w:color w:val="4070a0"/>
     </w:rPr>
   </w:style>
@@ -15817,6 +16607,7 @@
     <w:name w:val="StringTok"/>
     <w:basedOn w:val="VerbatimChar"/>
     <w:rPr>
+      <w:rFonts w:eastAsia="黑体"/>
       <w:color w:val="4070a0"/>
     </w:rPr>
   </w:style>
@@ -15824,6 +16615,7 @@
     <w:name w:val="VerbatimStringTok"/>
     <w:basedOn w:val="VerbatimChar"/>
     <w:rPr>
+      <w:rFonts w:eastAsia="黑体"/>
       <w:color w:val="4070a0"/>
     </w:rPr>
   </w:style>
@@ -15831,6 +16623,7 @@
     <w:name w:val="SpecialStringTok"/>
     <w:basedOn w:val="VerbatimChar"/>
     <w:rPr>
+      <w:rFonts w:eastAsia="黑体"/>
       <w:color w:val="bb6688"/>
     </w:rPr>
   </w:style>
@@ -15838,6 +16631,7 @@
     <w:name w:val="ImportTok"/>
     <w:basedOn w:val="VerbatimChar"/>
     <w:rPr>
+      <w:rFonts w:eastAsia="黑体"/>
       <w:b/>
       <w:color w:val="008000"/>
     </w:rPr>
@@ -15846,6 +16640,7 @@
     <w:name w:val="CommentTok"/>
     <w:basedOn w:val="VerbatimChar"/>
     <w:rPr>
+      <w:rFonts w:eastAsia="黑体"/>
       <w:i/>
       <w:color w:val="60a0b0"/>
     </w:rPr>
@@ -15854,6 +16649,7 @@
     <w:name w:val="DocumentationTok"/>
     <w:basedOn w:val="VerbatimChar"/>
     <w:rPr>
+      <w:rFonts w:eastAsia="黑体"/>
       <w:i/>
       <w:color w:val="ba2121"/>
     </w:rPr>
@@ -15862,6 +16658,7 @@
     <w:name w:val="AnnotationTok"/>
     <w:basedOn w:val="VerbatimChar"/>
     <w:rPr>
+      <w:rFonts w:eastAsia="黑体"/>
       <w:b/>
       <w:i/>
       <w:color w:val="60a0b0"/>
@@ -15871,6 +16668,7 @@
     <w:name w:val="CommentVarTok"/>
     <w:basedOn w:val="VerbatimChar"/>
     <w:rPr>
+      <w:rFonts w:eastAsia="黑体"/>
       <w:b/>
       <w:i/>
       <w:color w:val="60a0b0"/>
@@ -15880,6 +16678,7 @@
     <w:name w:val="OtherTok"/>
     <w:basedOn w:val="VerbatimChar"/>
     <w:rPr>
+      <w:rFonts w:eastAsia="黑体"/>
       <w:color w:val="007020"/>
     </w:rPr>
   </w:style>
@@ -15887,6 +16686,7 @@
     <w:name w:val="FunctionTok"/>
     <w:basedOn w:val="VerbatimChar"/>
     <w:rPr>
+      <w:rFonts w:eastAsia="黑体"/>
       <w:color w:val="06287e"/>
     </w:rPr>
   </w:style>
@@ -15894,6 +16694,7 @@
     <w:name w:val="VariableTok"/>
     <w:basedOn w:val="VerbatimChar"/>
     <w:rPr>
+      <w:rFonts w:eastAsia="黑体"/>
       <w:color w:val="19177c"/>
     </w:rPr>
   </w:style>
@@ -15901,6 +16702,7 @@
     <w:name w:val="ControlFlowTok"/>
     <w:basedOn w:val="VerbatimChar"/>
     <w:rPr>
+      <w:rFonts w:eastAsia="黑体"/>
       <w:b/>
       <w:color w:val="007020"/>
     </w:rPr>
@@ -15909,6 +16711,7 @@
     <w:name w:val="OperatorTok"/>
     <w:basedOn w:val="VerbatimChar"/>
     <w:rPr>
+      <w:rFonts w:eastAsia="黑体"/>
       <w:color w:val="666666"/>
     </w:rPr>
   </w:style>
@@ -15916,18 +16719,22 @@
     <w:name w:val="BuiltInTok"/>
     <w:basedOn w:val="VerbatimChar"/>
     <w:rPr>
+      <w:rFonts w:eastAsia="黑体"/>
       <w:color w:val="008000"/>
     </w:rPr>
   </w:style>
   <w:style w:type="character" w:customStyle="1" w:styleId="ExtensionTok">
     <w:name w:val="ExtensionTok"/>
     <w:basedOn w:val="VerbatimChar"/>
-    <w:rPr/>
+    <w:rPr>
+      <w:rFonts w:eastAsia="黑体"/>
+    </w:rPr>
   </w:style>
   <w:style w:type="character" w:customStyle="1" w:styleId="PreprocessorTok">
     <w:name w:val="PreprocessorTok"/>
     <w:basedOn w:val="VerbatimChar"/>
     <w:rPr>
+      <w:rFonts w:eastAsia="黑体"/>
       <w:color w:val="bc7a00"/>
     </w:rPr>
   </w:style>
@@ -15935,18 +16742,22 @@
     <w:name w:val="AttributeTok"/>
     <w:basedOn w:val="VerbatimChar"/>
     <w:rPr>
+      <w:rFonts w:eastAsia="黑体"/>
       <w:color w:val="7d9029"/>
     </w:rPr>
   </w:style>
   <w:style w:type="character" w:customStyle="1" w:styleId="RegionMarkerTok">
     <w:name w:val="RegionMarkerTok"/>
     <w:basedOn w:val="VerbatimChar"/>
-    <w:rPr/>
+    <w:rPr>
+      <w:rFonts w:eastAsia="黑体"/>
+    </w:rPr>
   </w:style>
   <w:style w:type="character" w:customStyle="1" w:styleId="InformationTok">
     <w:name w:val="InformationTok"/>
     <w:basedOn w:val="VerbatimChar"/>
     <w:rPr>
+      <w:rFonts w:eastAsia="黑体"/>
       <w:b/>
       <w:i/>
       <w:color w:val="60a0b0"/>
@@ -15956,6 +16767,7 @@
     <w:name w:val="WarningTok"/>
     <w:basedOn w:val="VerbatimChar"/>
     <w:rPr>
+      <w:rFonts w:eastAsia="黑体"/>
       <w:b/>
       <w:i/>
       <w:color w:val="60a0b0"/>
@@ -15965,6 +16777,7 @@
     <w:name w:val="AlertTok"/>
     <w:basedOn w:val="VerbatimChar"/>
     <w:rPr>
+      <w:rFonts w:eastAsia="黑体"/>
       <w:b/>
       <w:color w:val="ff0000"/>
     </w:rPr>
@@ -15973,6 +16786,7 @@
     <w:name w:val="ErrorTok"/>
     <w:basedOn w:val="VerbatimChar"/>
     <w:rPr>
+      <w:rFonts w:eastAsia="黑体"/>
       <w:b/>
       <w:color w:val="ff0000"/>
     </w:rPr>
@@ -15980,7 +16794,9 @@
   <w:style w:type="character" w:customStyle="1" w:styleId="NormalTok">
     <w:name w:val="NormalTok"/>
     <w:basedOn w:val="VerbatimChar"/>
-    <w:rPr/>
+    <w:rPr>
+      <w:rFonts w:eastAsia="黑体"/>
+    </w:rPr>
   </w:style>
 </w:styles>
 </file>
@@ -16029,12 +16845,12 @@
     <a:fontScheme name="Office">
       <a:majorFont>
         <a:latin typeface="Calibri"/>
-        <a:ea typeface=""/>
+        <a:ea typeface="黑体"/>
         <a:cs typeface=""/>
         <a:font script="Jpan" typeface="ＭＳ ゴシック"/>
         <a:font script="Hang" typeface="맑은 고딕"/>
-        <a:font script="Hans" typeface="宋体"/>
-        <a:font script="Hant" typeface="新細明體"/>
+        <a:font script="Hans" typeface="黑体"/>
+        <a:font script="Hant" typeface="黑体"/>
         <a:font script="Arab" typeface="Times New Roman"/>
         <a:font script="Hebr" typeface="Times New Roman"/>
         <a:font script="Thai" typeface="Angsana New"/>
@@ -16064,12 +16880,12 @@
       </a:majorFont>
       <a:minorFont>
         <a:latin typeface="Cambria"/>
-        <a:ea typeface=""/>
+        <a:ea typeface="黑体"/>
         <a:cs typeface=""/>
         <a:font script="Jpan" typeface="ＭＳ 明朝"/>
         <a:font script="Hang" typeface="맑은 고딕"/>
-        <a:font script="Hans" typeface="宋体"/>
-        <a:font script="Hant" typeface="新細明體"/>
+        <a:font script="Hans" typeface="黑体"/>
+        <a:font script="Hant" typeface="黑体"/>
         <a:font script="Arab" typeface="Arial"/>
         <a:font script="Hebr" typeface="Arial"/>
         <a:font script="Thai" typeface="Cordia New"/>

--- a/03-振荡电路/02-LC振荡器/考毕兹Colpitts振荡器/考毕兹Colpitts振荡器.docx
+++ b/03-振荡电路/02-LC振荡器/考毕兹Colpitts振荡器/考毕兹Colpitts振荡器.docx
@@ -3774,7 +3774,7 @@
           <w:color w:val="555555"/>
           <w:sz w:val="21"/>
         </w:rPr>
-        <w:t>材料收集者：杜文杰，WX手机：19519196569，QQ:3478827729</w:t>
+        <w:t>材料收集者：杜文杰，微信/手机：19519196569，QQ:3478827729</w:t>
       </w:r>
     </w:p>
     <w:sectPr>
